--- a/manuali/manuale-amministrativo-ar.docx
+++ b/manuali/manuale-amministrativo-ar.docx
@@ -61,7 +61,7 @@
           <w:rtl/>
           <w:lang w:bidi="ar-SA"/>
         </w:rPr>
-        <w:t xml:space="preserve">الإصدار: سبتمبر 2026</w:t>
+        <w:t xml:space="preserve">الإصدار: أكتوبر ٢٠٢٦</w:t>
       </w:r>
     </w:p>
     <w:p>
@@ -81,7 +81,7 @@
         </w:pBdr>
         <w:bidi/>
         <w:spacing w:after="160" w:before="320"/>
-        <w:jc w:val="right"/>
+        <w:jc w:val="left"/>
       </w:pPr>
       <w:r>
         <w:rPr>
@@ -101,7 +101,7 @@
       <w:pPr>
         <w:bidi/>
         <w:spacing w:after="90" w:line="300"/>
-        <w:jc w:val="right"/>
+        <w:jc w:val="left"/>
       </w:pPr>
       <w:r>
         <w:rPr>
@@ -116,7 +116,7 @@
       <w:pPr>
         <w:bidi/>
         <w:spacing w:after="90" w:line="300"/>
-        <w:jc w:val="right"/>
+        <w:jc w:val="left"/>
       </w:pPr>
       <w:r>
         <w:rPr>
@@ -131,7 +131,7 @@
       <w:pPr>
         <w:bidi/>
         <w:spacing w:after="90" w:line="300"/>
-        <w:jc w:val="right"/>
+        <w:jc w:val="left"/>
       </w:pPr>
       <w:r>
         <w:rPr>
@@ -146,7 +146,7 @@
       <w:pPr>
         <w:bidi/>
         <w:spacing w:after="90" w:line="300"/>
-        <w:jc w:val="right"/>
+        <w:jc w:val="left"/>
       </w:pPr>
       <w:r>
         <w:rPr>
@@ -161,7 +161,7 @@
       <w:pPr>
         <w:bidi/>
         <w:spacing w:after="90" w:line="300"/>
-        <w:jc w:val="right"/>
+        <w:jc w:val="left"/>
       </w:pPr>
       <w:r>
         <w:rPr>
@@ -176,7 +176,7 @@
       <w:pPr>
         <w:bidi/>
         <w:spacing w:after="90" w:line="300"/>
-        <w:jc w:val="right"/>
+        <w:jc w:val="left"/>
       </w:pPr>
       <w:r>
         <w:rPr>
@@ -191,7 +191,7 @@
       <w:pPr>
         <w:bidi/>
         <w:spacing w:after="90" w:line="300"/>
-        <w:jc w:val="right"/>
+        <w:jc w:val="left"/>
       </w:pPr>
       <w:r>
         <w:rPr>
@@ -206,7 +206,7 @@
       <w:pPr>
         <w:bidi/>
         <w:spacing w:after="90" w:line="300"/>
-        <w:jc w:val="right"/>
+        <w:jc w:val="left"/>
       </w:pPr>
       <w:r>
         <w:rPr>
@@ -221,7 +221,7 @@
       <w:pPr>
         <w:bidi/>
         <w:spacing w:after="90" w:line="300"/>
-        <w:jc w:val="right"/>
+        <w:jc w:val="left"/>
       </w:pPr>
       <w:r>
         <w:rPr>
@@ -236,7 +236,7 @@
       <w:pPr>
         <w:bidi/>
         <w:spacing w:after="90" w:line="300"/>
-        <w:jc w:val="right"/>
+        <w:jc w:val="left"/>
       </w:pPr>
       <w:r>
         <w:rPr>
@@ -251,7 +251,7 @@
       <w:pPr>
         <w:bidi/>
         <w:spacing w:after="90" w:line="300"/>
-        <w:jc w:val="right"/>
+        <w:jc w:val="left"/>
       </w:pPr>
       <w:r>
         <w:rPr>
@@ -266,7 +266,7 @@
       <w:pPr>
         <w:bidi/>
         <w:spacing w:after="90" w:line="300"/>
-        <w:jc w:val="right"/>
+        <w:jc w:val="left"/>
       </w:pPr>
       <w:r>
         <w:rPr>
@@ -281,7 +281,7 @@
       <w:pPr>
         <w:bidi/>
         <w:spacing w:after="90" w:line="300"/>
-        <w:jc w:val="right"/>
+        <w:jc w:val="left"/>
       </w:pPr>
       <w:r>
         <w:rPr>
@@ -296,7 +296,7 @@
       <w:pPr>
         <w:bidi/>
         <w:spacing w:after="90" w:line="300"/>
-        <w:jc w:val="right"/>
+        <w:jc w:val="left"/>
       </w:pPr>
       <w:r>
         <w:rPr>
@@ -311,7 +311,7 @@
       <w:pPr>
         <w:bidi/>
         <w:spacing w:after="90" w:line="300"/>
-        <w:jc w:val="right"/>
+        <w:jc w:val="left"/>
       </w:pPr>
       <w:r>
         <w:rPr>
@@ -339,7 +339,7 @@
         </w:pBdr>
         <w:bidi/>
         <w:spacing w:after="160" w:before="320"/>
-        <w:jc w:val="right"/>
+        <w:jc w:val="left"/>
       </w:pPr>
       <w:r>
         <w:rPr>
@@ -359,22 +359,22 @@
       <w:pPr>
         <w:bidi/>
         <w:spacing w:after="160" w:line="300"/>
-        <w:jc w:val="right"/>
-      </w:pPr>
-      <w:r>
-        <w:rPr>
-          <w:rFonts w:ascii="Noto Sans Arabic" w:cs="Noto Sans Arabic" w:eastAsia="Noto Sans Arabic" w:hAnsi="Noto Sans Arabic"/>
-          <w:rtl/>
-          <w:lang w:bidi="ar-SA"/>
-        </w:rPr>
-        <w:t xml:space="preserve">هذا الدليل موجّه لكل من يدير تطبيق Gestione Aule DBALEX: المدير، السكرتارية IPI، سكرتارية المدرسة الأساسية، مدير المعهد IPI، نائب مدير المعهد IPI، مدير المدرسة الأساسية، أمين الصندوق، فني الصيانة، والأوراتوريو. يغطي جميع الوظائف المتوفرة في الإعدادات وشاشات الإدارة.</w:t>
-      </w:r>
-    </w:p>
-    <w:p>
-      <w:pPr>
-        <w:bidi/>
-        <w:spacing w:after="160" w:line="300"/>
-        <w:jc w:val="right"/>
+        <w:jc w:val="left"/>
+      </w:pPr>
+      <w:r>
+        <w:rPr>
+          <w:rFonts w:ascii="Noto Sans Arabic" w:cs="Noto Sans Arabic" w:eastAsia="Noto Sans Arabic" w:hAnsi="Noto Sans Arabic"/>
+          <w:rtl/>
+          <w:lang w:bidi="ar-SA"/>
+        </w:rPr>
+        <w:t xml:space="preserve">هذا الدليل موجّه لكل من يدير تطبيق Gestione Aule DBALEX: المدير، أمين الصندوق، السكرتارية IPI، مدير المعهد IPI، نائب مدير المعهد IPI، سكرتارية المدرسة الأساسية، مدير المدرسة الأساسية، مسؤول TEVT، سكرتارية TEVT، فني الصيانة، والأوراتوريو. يغطي جميع الوظائف المتوفرة في الإعدادات وشاشات الإدارة.</w:t>
+      </w:r>
+    </w:p>
+    <w:p>
+      <w:pPr>
+        <w:bidi/>
+        <w:spacing w:after="160" w:line="300"/>
+        <w:jc w:val="left"/>
       </w:pPr>
       <w:r>
         <w:rPr>
@@ -389,7 +389,7 @@
       <w:pPr>
         <w:bidi/>
         <w:spacing w:after="160" w:line="300"/>
-        <w:jc w:val="right"/>
+        <w:jc w:val="left"/>
       </w:pPr>
       <w:r>
         <w:rPr>
@@ -408,7 +408,7 @@
         </w:pBdr>
         <w:bidi/>
         <w:spacing w:after="160" w:before="320"/>
-        <w:jc w:val="right"/>
+        <w:jc w:val="left"/>
       </w:pPr>
       <w:r>
         <w:rPr>
@@ -428,7 +428,7 @@
       <w:pPr>
         <w:bidi/>
         <w:spacing w:after="160" w:line="300"/>
-        <w:jc w:val="right"/>
+        <w:jc w:val="left"/>
       </w:pPr>
       <w:r>
         <w:rPr>
@@ -443,7 +443,7 @@
       <w:pPr>
         <w:bidi/>
         <w:spacing w:after="160" w:line="300"/>
-        <w:jc w:val="right"/>
+        <w:jc w:val="left"/>
       </w:pPr>
       <w:r>
         <w:rPr>
@@ -458,7 +458,7 @@
       <w:pPr>
         <w:bidi/>
         <w:spacing w:after="160" w:line="300"/>
-        <w:jc w:val="right"/>
+        <w:jc w:val="left"/>
       </w:pPr>
       <w:r>
         <w:rPr>
@@ -477,7 +477,7 @@
         </w:pBdr>
         <w:bidi/>
         <w:spacing w:after="160" w:before="320"/>
-        <w:jc w:val="right"/>
+        <w:jc w:val="left"/>
       </w:pPr>
       <w:r>
         <w:rPr>
@@ -497,7 +497,7 @@
       <w:pPr>
         <w:bidi/>
         <w:spacing w:after="160" w:line="300"/>
-        <w:jc w:val="right"/>
+        <w:jc w:val="left"/>
       </w:pPr>
       <w:r>
         <w:rPr>
@@ -512,7 +512,7 @@
       <w:pPr>
         <w:bidi/>
         <w:spacing w:after="160" w:line="300"/>
-        <w:jc w:val="right"/>
+        <w:jc w:val="left"/>
       </w:pPr>
       <w:r>
         <w:rPr>
@@ -527,7 +527,7 @@
       <w:pPr>
         <w:bidi/>
         <w:spacing w:after="160" w:line="300"/>
-        <w:jc w:val="right"/>
+        <w:jc w:val="left"/>
       </w:pPr>
       <w:r>
         <w:rPr>
@@ -546,7 +546,7 @@
         </w:pBdr>
         <w:bidi/>
         <w:spacing w:after="160" w:before="320"/>
-        <w:jc w:val="right"/>
+        <w:jc w:val="left"/>
       </w:pPr>
       <w:r>
         <w:rPr>
@@ -566,7 +566,7 @@
       <w:pPr>
         <w:bidi/>
         <w:spacing w:after="160" w:line="300"/>
-        <w:jc w:val="right"/>
+        <w:jc w:val="left"/>
       </w:pPr>
       <w:r>
         <w:rPr>
@@ -582,7 +582,7 @@
         <w:pStyle w:val="Heading2"/>
         <w:bidi/>
         <w:spacing w:after="160" w:before="320"/>
-        <w:jc w:val="right"/>
+        <w:jc w:val="left"/>
       </w:pPr>
       <w:r>
         <w:rPr>
@@ -607,7 +607,7 @@
         </w:numPr>
         <w:bidi/>
         <w:spacing w:after="100" w:line="300"/>
-        <w:jc w:val="right"/>
+        <w:jc w:val="left"/>
       </w:pPr>
       <w:r>
         <w:rPr>
@@ -627,7 +627,7 @@
         </w:numPr>
         <w:bidi/>
         <w:spacing w:after="100" w:line="300"/>
-        <w:jc w:val="right"/>
+        <w:jc w:val="left"/>
       </w:pPr>
       <w:r>
         <w:rPr>
@@ -647,7 +647,7 @@
         </w:numPr>
         <w:bidi/>
         <w:spacing w:after="100" w:line="300"/>
-        <w:jc w:val="right"/>
+        <w:jc w:val="left"/>
       </w:pPr>
       <w:r>
         <w:rPr>
@@ -667,7 +667,7 @@
         </w:numPr>
         <w:bidi/>
         <w:spacing w:after="100" w:line="300"/>
-        <w:jc w:val="right"/>
+        <w:jc w:val="left"/>
       </w:pPr>
       <w:r>
         <w:rPr>
@@ -687,7 +687,7 @@
         </w:numPr>
         <w:bidi/>
         <w:spacing w:after="100" w:line="300"/>
-        <w:jc w:val="right"/>
+        <w:jc w:val="left"/>
       </w:pPr>
       <w:r>
         <w:rPr>
@@ -707,7 +707,7 @@
         </w:numPr>
         <w:bidi/>
         <w:spacing w:after="100" w:line="300"/>
-        <w:jc w:val="right"/>
+        <w:jc w:val="left"/>
       </w:pPr>
       <w:r>
         <w:rPr>
@@ -722,7 +722,7 @@
       <w:pPr>
         <w:bidi/>
         <w:spacing w:after="160" w:line="300"/>
-        <w:jc w:val="right"/>
+        <w:jc w:val="left"/>
       </w:pPr>
       <w:r>
         <w:rPr>
@@ -738,7 +738,7 @@
         <w:pStyle w:val="Heading2"/>
         <w:bidi/>
         <w:spacing w:after="160" w:before="320"/>
-        <w:jc w:val="right"/>
+        <w:jc w:val="left"/>
       </w:pPr>
       <w:r>
         <w:rPr>
@@ -758,7 +758,7 @@
       <w:pPr>
         <w:bidi/>
         <w:spacing w:after="160" w:line="300"/>
-        <w:jc w:val="right"/>
+        <w:jc w:val="left"/>
       </w:pPr>
       <w:r>
         <w:rPr>
@@ -773,7 +773,7 @@
       <w:pPr>
         <w:bidi/>
         <w:spacing w:after="160" w:line="300"/>
-        <w:jc w:val="right"/>
+        <w:jc w:val="left"/>
       </w:pPr>
       <w:r>
         <w:rPr>
@@ -789,7 +789,7 @@
         <w:pStyle w:val="Heading2"/>
         <w:bidi/>
         <w:spacing w:after="160" w:before="320"/>
-        <w:jc w:val="right"/>
+        <w:jc w:val="left"/>
       </w:pPr>
       <w:r>
         <w:rPr>
@@ -809,7 +809,7 @@
       <w:pPr>
         <w:bidi/>
         <w:spacing w:after="160" w:line="300"/>
-        <w:jc w:val="right"/>
+        <w:jc w:val="left"/>
       </w:pPr>
       <w:r>
         <w:rPr>
@@ -825,7 +825,7 @@
         <w:pStyle w:val="Heading2"/>
         <w:bidi/>
         <w:spacing w:after="160" w:before="320"/>
-        <w:jc w:val="right"/>
+        <w:jc w:val="left"/>
       </w:pPr>
       <w:r>
         <w:rPr>
@@ -845,7 +845,7 @@
       <w:pPr>
         <w:bidi/>
         <w:spacing w:after="160" w:line="300"/>
-        <w:jc w:val="right"/>
+        <w:jc w:val="left"/>
       </w:pPr>
       <w:r>
         <w:rPr>
@@ -864,7 +864,7 @@
         </w:pBdr>
         <w:bidi/>
         <w:spacing w:after="160" w:before="320"/>
-        <w:jc w:val="right"/>
+        <w:jc w:val="left"/>
       </w:pPr>
       <w:r>
         <w:rPr>
@@ -884,7 +884,7 @@
       <w:pPr>
         <w:bidi/>
         <w:spacing w:after="160" w:line="300"/>
-        <w:jc w:val="right"/>
+        <w:jc w:val="left"/>
       </w:pPr>
       <w:r>
         <w:rPr>
@@ -900,7 +900,7 @@
         <w:pStyle w:val="Heading2"/>
         <w:bidi/>
         <w:spacing w:after="160" w:before="320"/>
-        <w:jc w:val="right"/>
+        <w:jc w:val="left"/>
       </w:pPr>
       <w:r>
         <w:rPr>
@@ -920,15 +920,15 @@
       <w:pPr>
         <w:bidi/>
         <w:spacing w:after="160" w:line="300"/>
-        <w:jc w:val="right"/>
-      </w:pPr>
-      <w:r>
-        <w:rPr>
-          <w:rFonts w:ascii="Noto Sans Arabic" w:cs="Noto Sans Arabic" w:eastAsia="Noto Sans Arabic" w:hAnsi="Noto Sans Arabic"/>
-          <w:rtl/>
-          <w:lang w:bidi="ar-SA"/>
-        </w:rPr>
-        <w:t xml:space="preserve">"+ إضافة قسم" يطلب الاسم بالإيطالية، واختيارياً بالعربية. لكل قسم زرّا تعديل (نفس الحقلين) وحذف (✕). حذف قسم لا يحذف القاعات والحجوزات المرتبطة به: تبقى محفوظة في السجل.</w:t>
+        <w:jc w:val="left"/>
+      </w:pPr>
+      <w:r>
+        <w:rPr>
+          <w:rFonts w:ascii="Noto Sans Arabic" w:cs="Noto Sans Arabic" w:eastAsia="Noto Sans Arabic" w:hAnsi="Noto Sans Arabic"/>
+          <w:rtl/>
+          <w:lang w:bidi="ar-SA"/>
+        </w:rPr>
+        <w:t xml:space="preserve">"+ إضافة قسم" يطلب الاسم بالإيطالية، واختيارياً بالعربية. لكل قسم زرّا تعديل (نفس الحقلين) وحذف (✕). الأقسام الأربعة الثابتة — التعليم الأساسي (الحضانة والابتدائي والإعدادي)، المعهد الصناعي، TEVT، والمناطق المشتركة — تحمل رمز القفل 🔒: يمكن إعادة تسميتها لكن لا يمكن حذفها، وتغيير اسمها لا يؤثر على قواعد الموافقة. حذف قسم أُضيف يدوياً لا يحذف القاعات والحجوزات المرتبطة به: تبقى محفوظة في السجل.</w:t>
       </w:r>
     </w:p>
     <w:p>
@@ -936,7 +936,7 @@
         <w:pStyle w:val="Heading2"/>
         <w:bidi/>
         <w:spacing w:after="160" w:before="320"/>
-        <w:jc w:val="right"/>
+        <w:jc w:val="left"/>
       </w:pPr>
       <w:r>
         <w:rPr>
@@ -956,7 +956,7 @@
       <w:pPr>
         <w:bidi/>
         <w:spacing w:after="160" w:line="300"/>
-        <w:jc w:val="right"/>
+        <w:jc w:val="left"/>
       </w:pPr>
       <w:r>
         <w:rPr>
@@ -971,7 +971,22 @@
       <w:pPr>
         <w:bidi/>
         <w:spacing w:after="160" w:line="300"/>
-        <w:jc w:val="right"/>
+        <w:jc w:val="left"/>
+      </w:pPr>
+      <w:r>
+        <w:rPr>
+          <w:rFonts w:ascii="Noto Sans Arabic" w:cs="Noto Sans Arabic" w:eastAsia="Noto Sans Arabic" w:hAnsi="Noto Sans Arabic"/>
+          <w:rtl/>
+          <w:lang w:bidi="ar-SA"/>
+        </w:rPr>
+        <w:t xml:space="preserve">في التعليم الأساسي وفي المعهد الصناعي يعرض البند الثابت «الفصول» فصول الإعدادات ← الفصول (الإعدادية في التعليم الأساسي، وفصول IPI في المعهد الصناعي) كقاعات قابلة للحجز: يتم تعديل الاسم والسعة والسنة من هناك وليس من هذه الشاشة. يمكن حظر الفصول من هنا، بزر «حظر»، مثل باقي القاعات.</w:t>
+      </w:r>
+    </w:p>
+    <w:p>
+      <w:pPr>
+        <w:bidi/>
+        <w:spacing w:after="160" w:line="300"/>
+        <w:jc w:val="left"/>
       </w:pPr>
       <w:r>
         <w:rPr>
@@ -990,7 +1005,7 @@
         </w:pBdr>
         <w:bidi/>
         <w:spacing w:after="160" w:before="320"/>
-        <w:jc w:val="right"/>
+        <w:jc w:val="left"/>
       </w:pPr>
       <w:r>
         <w:rPr>
@@ -1010,7 +1025,7 @@
       <w:pPr>
         <w:bidi/>
         <w:spacing w:after="160" w:line="300"/>
-        <w:jc w:val="right"/>
+        <w:jc w:val="left"/>
       </w:pPr>
       <w:r>
         <w:rPr>
@@ -1025,7 +1040,7 @@
       <w:pPr>
         <w:bidi/>
         <w:spacing w:after="160" w:line="300"/>
-        <w:jc w:val="right"/>
+        <w:jc w:val="left"/>
       </w:pPr>
       <w:r>
         <w:rPr>
@@ -1040,7 +1055,7 @@
       <w:pPr>
         <w:bidi/>
         <w:spacing w:after="160" w:line="300"/>
-        <w:jc w:val="right"/>
+        <w:jc w:val="left"/>
       </w:pPr>
       <w:r>
         <w:rPr>
@@ -1055,7 +1070,7 @@
       <w:pPr>
         <w:bidi/>
         <w:spacing w:after="160" w:line="300"/>
-        <w:jc w:val="right"/>
+        <w:jc w:val="left"/>
       </w:pPr>
       <w:r>
         <w:rPr>
@@ -1070,7 +1085,7 @@
       <w:pPr>
         <w:bidi/>
         <w:spacing w:after="160" w:line="300"/>
-        <w:jc w:val="right"/>
+        <w:jc w:val="left"/>
       </w:pPr>
       <w:r>
         <w:rPr>
@@ -1079,6 +1094,162 @@
           <w:lang w:bidi="ar-SA"/>
         </w:rPr>
         <w:t xml:space="preserve">يستلم المستخدم صاحب الطلب إشعاراً تلقائياً عند الموافقة على الحجز أو رفضه.</w:t>
+      </w:r>
+    </w:p>
+    <w:p>
+      <w:pPr>
+        <w:pStyle w:val="Heading2"/>
+        <w:bidi/>
+        <w:spacing w:after="160" w:before="320"/>
+        <w:jc w:val="left"/>
+      </w:pPr>
+      <w:r>
+        <w:rPr>
+          <w:rFonts w:ascii="Noto Sans Arabic" w:cs="Noto Sans Arabic" w:eastAsia="Noto Sans Arabic" w:hAnsi="Noto Sans Arabic"/>
+          <w:b/>
+          <w:bCs/>
+          <w:color w:val="1F3B57"/>
+          <w:sz w:val="25"/>
+          <w:szCs w:val="25"/>
+          <w:rtl/>
+          <w:lang w:bidi="ar-SA"/>
+        </w:rPr>
+        <w:t xml:space="preserve">من يوافق على ماذا</w:t>
+      </w:r>
+    </w:p>
+    <w:p>
+      <w:pPr>
+        <w:pStyle w:val="ListParagraph"/>
+        <w:numPr>
+          <w:ilvl w:val="0"/>
+          <w:numId w:val="3"/>
+        </w:numPr>
+        <w:bidi/>
+        <w:spacing w:after="100" w:line="300"/>
+        <w:jc w:val="left"/>
+      </w:pPr>
+      <w:r>
+        <w:rPr>
+          <w:rFonts w:ascii="Noto Sans Arabic" w:cs="Noto Sans Arabic" w:eastAsia="Noto Sans Arabic" w:hAnsi="Noto Sans Arabic"/>
+          <w:rtl/>
+          <w:lang w:bidi="ar-SA"/>
+        </w:rPr>
+        <w:t xml:space="preserve">المدير وأمين الصندوق: يوافقان على كل شيء. وتكون حجوزاتهما معتمدة فوراً، دون انتظار ودون حد أدنى للتقديم المسبق.</w:t>
+      </w:r>
+    </w:p>
+    <w:p>
+      <w:pPr>
+        <w:pStyle w:val="ListParagraph"/>
+        <w:numPr>
+          <w:ilvl w:val="0"/>
+          <w:numId w:val="3"/>
+        </w:numPr>
+        <w:bidi/>
+        <w:spacing w:after="100" w:line="300"/>
+        <w:jc w:val="left"/>
+      </w:pPr>
+      <w:r>
+        <w:rPr>
+          <w:rFonts w:ascii="Noto Sans Arabic" w:cs="Noto Sans Arabic" w:eastAsia="Noto Sans Arabic" w:hAnsi="Noto Sans Arabic"/>
+          <w:rtl/>
+          <w:lang w:bidi="ar-SA"/>
+        </w:rPr>
+        <w:t xml:space="preserve">المعهد الصناعي — فصول السنة الأولى والثالثة: مدير المعهد IPI ونائب مدير المعهد IPI والسكرتارية IPI.</w:t>
+      </w:r>
+    </w:p>
+    <w:p>
+      <w:pPr>
+        <w:pStyle w:val="ListParagraph"/>
+        <w:numPr>
+          <w:ilvl w:val="0"/>
+          <w:numId w:val="3"/>
+        </w:numPr>
+        <w:bidi/>
+        <w:spacing w:after="100" w:line="300"/>
+        <w:jc w:val="left"/>
+      </w:pPr>
+      <w:r>
+        <w:rPr>
+          <w:rFonts w:ascii="Noto Sans Arabic" w:cs="Noto Sans Arabic" w:eastAsia="Noto Sans Arabic" w:hAnsi="Noto Sans Arabic"/>
+          <w:rtl/>
+          <w:lang w:bidi="ar-SA"/>
+        </w:rPr>
+        <w:t xml:space="preserve">المعهد الصناعي — فصول السنة الثانية: حتى الساعة ١٦:٠٠ (وقت بداية الحجز) مدير المعهد IPI ونائبه والسكرتارية IPI؛ ومن الساعة ١٦:٠٠ فصاعداً مسؤول TEVT وسكرتارية TEVT.</w:t>
+      </w:r>
+    </w:p>
+    <w:p>
+      <w:pPr>
+        <w:pStyle w:val="ListParagraph"/>
+        <w:numPr>
+          <w:ilvl w:val="0"/>
+          <w:numId w:val="3"/>
+        </w:numPr>
+        <w:bidi/>
+        <w:spacing w:after="100" w:line="300"/>
+        <w:jc w:val="left"/>
+      </w:pPr>
+      <w:r>
+        <w:rPr>
+          <w:rFonts w:ascii="Noto Sans Arabic" w:cs="Noto Sans Arabic" w:eastAsia="Noto Sans Arabic" w:hAnsi="Noto Sans Arabic"/>
+          <w:rtl/>
+          <w:lang w:bidi="ar-SA"/>
+        </w:rPr>
+        <w:t xml:space="preserve">TEVT: مسؤول TEVT وسكرتارية TEVT.</w:t>
+      </w:r>
+    </w:p>
+    <w:p>
+      <w:pPr>
+        <w:pStyle w:val="ListParagraph"/>
+        <w:numPr>
+          <w:ilvl w:val="0"/>
+          <w:numId w:val="3"/>
+        </w:numPr>
+        <w:bidi/>
+        <w:spacing w:after="100" w:line="300"/>
+        <w:jc w:val="left"/>
+      </w:pPr>
+      <w:r>
+        <w:rPr>
+          <w:rFonts w:ascii="Noto Sans Arabic" w:cs="Noto Sans Arabic" w:eastAsia="Noto Sans Arabic" w:hAnsi="Noto Sans Arabic"/>
+          <w:rtl/>
+          <w:lang w:bidi="ar-SA"/>
+        </w:rPr>
+        <w:t xml:space="preserve">التعليم الأساسي (الحضانة والابتدائي والإعدادي): مدير المدرسة الأساسية وسكرتارية المدرسة الأساسية.</w:t>
+      </w:r>
+    </w:p>
+    <w:p>
+      <w:pPr>
+        <w:pStyle w:val="ListParagraph"/>
+        <w:numPr>
+          <w:ilvl w:val="0"/>
+          <w:numId w:val="3"/>
+        </w:numPr>
+        <w:bidi/>
+        <w:spacing w:after="100" w:line="300"/>
+        <w:jc w:val="left"/>
+      </w:pPr>
+      <w:r>
+        <w:rPr>
+          <w:rFonts w:ascii="Noto Sans Arabic" w:cs="Noto Sans Arabic" w:eastAsia="Noto Sans Arabic" w:hAnsi="Noto Sans Arabic"/>
+          <w:rtl/>
+          <w:lang w:bidi="ar-SA"/>
+        </w:rPr>
+        <w:t xml:space="preserve">المناطق المشتركة: الأوراتوريو (إضافة إلى المدير وأمين الصندوق).</w:t>
+      </w:r>
+    </w:p>
+    <w:p>
+      <w:pPr>
+        <w:bidi/>
+        <w:spacing w:after="160" w:line="300"/>
+        <w:jc w:val="left"/>
+      </w:pPr>
+      <w:r>
+        <w:rPr>
+          <w:rFonts w:ascii="Noto Sans Arabic" w:cs="Noto Sans Arabic" w:eastAsia="Noto Sans Arabic" w:hAnsi="Noto Sans Arabic"/>
+          <w:rtl/>
+          <w:lang w:bidi="ar-SA"/>
+        </w:rPr>
+        <w:t xml:space="preserve">يرى كل شخص في إدارة الحجوزات حجوزات قسمه فقط، ولا يصل إشعار طلب الحجز الجديد إلا لمن يمكنه الموافقة عليه. يحدد القسم المسؤول الفصل المحجوز ووقت البداية؛ أما القسم المضاف يدوياً فيوافق عليه المدير وأمين الصندوق فقط.</w:t>
       </w:r>
     </w:p>
     <w:p>
@@ -1089,7 +1260,7 @@
         </w:pBdr>
         <w:bidi/>
         <w:spacing w:after="160" w:before="320"/>
-        <w:jc w:val="right"/>
+        <w:jc w:val="left"/>
       </w:pPr>
       <w:r>
         <w:rPr>
@@ -1109,7 +1280,7 @@
       <w:pPr>
         <w:bidi/>
         <w:spacing w:after="160" w:line="300"/>
-        <w:jc w:val="right"/>
+        <w:jc w:val="left"/>
       </w:pPr>
       <w:r>
         <w:rPr>
@@ -1124,7 +1295,7 @@
       <w:pPr>
         <w:bidi/>
         <w:spacing w:after="160" w:line="300"/>
-        <w:jc w:val="right"/>
+        <w:jc w:val="left"/>
       </w:pPr>
       <w:r>
         <w:rPr>
@@ -1139,7 +1310,7 @@
       <w:pPr>
         <w:bidi/>
         <w:spacing w:after="160" w:line="300"/>
-        <w:jc w:val="right"/>
+        <w:jc w:val="left"/>
       </w:pPr>
       <w:r>
         <w:rPr>
@@ -1154,7 +1325,7 @@
       <w:pPr>
         <w:bidi/>
         <w:spacing w:after="160" w:line="300"/>
-        <w:jc w:val="right"/>
+        <w:jc w:val="left"/>
       </w:pPr>
       <w:r>
         <w:rPr>
@@ -1173,7 +1344,7 @@
         </w:pBdr>
         <w:bidi/>
         <w:spacing w:after="160" w:before="320"/>
-        <w:jc w:val="right"/>
+        <w:jc w:val="left"/>
       </w:pPr>
       <w:r>
         <w:rPr>
@@ -1194,7 +1365,7 @@
         <w:pStyle w:val="Heading2"/>
         <w:bidi/>
         <w:spacing w:after="160" w:before="320"/>
-        <w:jc w:val="right"/>
+        <w:jc w:val="left"/>
       </w:pPr>
       <w:r>
         <w:rPr>
@@ -1214,7 +1385,7 @@
       <w:pPr>
         <w:bidi/>
         <w:spacing w:after="160" w:line="300"/>
-        <w:jc w:val="right"/>
+        <w:jc w:val="left"/>
       </w:pPr>
       <w:r>
         <w:rPr>
@@ -1230,7 +1401,7 @@
         <w:pStyle w:val="Heading2"/>
         <w:bidi/>
         <w:spacing w:after="160" w:before="320"/>
-        <w:jc w:val="right"/>
+        <w:jc w:val="left"/>
       </w:pPr>
       <w:r>
         <w:rPr>
@@ -1250,7 +1421,7 @@
       <w:pPr>
         <w:bidi/>
         <w:spacing w:after="160" w:line="300"/>
-        <w:jc w:val="right"/>
+        <w:jc w:val="left"/>
       </w:pPr>
       <w:r>
         <w:rPr>
@@ -1266,7 +1437,7 @@
         <w:pStyle w:val="Heading2"/>
         <w:bidi/>
         <w:spacing w:after="160" w:before="320"/>
-        <w:jc w:val="right"/>
+        <w:jc w:val="left"/>
       </w:pPr>
       <w:r>
         <w:rPr>
@@ -1286,15 +1457,15 @@
       <w:pPr>
         <w:bidi/>
         <w:spacing w:after="160" w:line="300"/>
-        <w:jc w:val="right"/>
-      </w:pPr>
-      <w:r>
-        <w:rPr>
-          <w:rFonts w:ascii="Noto Sans Arabic" w:cs="Noto Sans Arabic" w:eastAsia="Noto Sans Arabic" w:hAnsi="Noto Sans Arabic"/>
-          <w:rtl/>
-          <w:lang w:bidi="ar-SA"/>
-        </w:rPr>
-        <w:t xml:space="preserve">يحذف نهائياً وبشكل لا رجعة فيه كل الحجوزات أو كل بلاغات الصيانة المؤرشفة في شهر أو سنة مختارة. يجب استخدامه بحذر: يطلب التطبيق دائماً تأكيداً صريحاً قبل المتابعة.</w:t>
+        <w:jc w:val="left"/>
+      </w:pPr>
+      <w:r>
+        <w:rPr>
+          <w:rFonts w:ascii="Noto Sans Arabic" w:cs="Noto Sans Arabic" w:eastAsia="Noto Sans Arabic" w:hAnsi="Noto Sans Arabic"/>
+          <w:rtl/>
+          <w:lang w:bidi="ar-SA"/>
+        </w:rPr>
+        <w:t xml:space="preserve">يحذف نهائياً وبشكل لا رجعة فيه كل الحجوزات أو كل بلاغات الصيانة المؤرشفة في شهر أو سنة مختارة. بالنسبة لبلاغات الصيانة يتم حذف المحلولة فقط افتراضياً؛ أما خيار «حذف البلاغات غير المحلولة أيضاً» (غير مفعّل افتراضياً) فيشمل كذلك البلاغات التي لا تزال مفتوحة، مثلاً بلاغات قاعة تم حذفها. يجب استخدامه بحذر: يبيّن التطبيق عدد البلاغات التي سيتم حذفها (وكم منها غير محلول) ويطلب دائماً تأكيداً صريحاً قبل المتابعة.</w:t>
       </w:r>
     </w:p>
     <w:p>
@@ -1305,7 +1476,7 @@
         </w:pBdr>
         <w:bidi/>
         <w:spacing w:after="160" w:before="320"/>
-        <w:jc w:val="right"/>
+        <w:jc w:val="left"/>
       </w:pPr>
       <w:r>
         <w:rPr>
@@ -1325,7 +1496,7 @@
       <w:pPr>
         <w:bidi/>
         <w:spacing w:after="160" w:line="300"/>
-        <w:jc w:val="right"/>
+        <w:jc w:val="left"/>
       </w:pPr>
       <w:r>
         <w:rPr>
@@ -1340,22 +1511,22 @@
       <w:pPr>
         <w:bidi/>
         <w:spacing w:after="160" w:line="300"/>
-        <w:jc w:val="right"/>
-      </w:pPr>
-      <w:r>
-        <w:rPr>
-          <w:rFonts w:ascii="Noto Sans Arabic" w:cs="Noto Sans Arabic" w:eastAsia="Noto Sans Arabic" w:hAnsi="Noto Sans Arabic"/>
-          <w:rtl/>
-          <w:lang w:bidi="ar-SA"/>
-        </w:rPr>
-        <w:t xml:space="preserve">"+ إضافة فصل" يطلب النوع (إعدادية/معهد صناعي) والاسم (مثل "1A"). بالنسبة للفصول بحاجة للتصنيف، يتوفر في وضع التعديل زرّان سريعان لإسنادها جميعاً دفعة واحدة إلى إعدادية أو معهد صناعي.</w:t>
-      </w:r>
-    </w:p>
-    <w:p>
-      <w:pPr>
-        <w:bidi/>
-        <w:spacing w:after="160" w:line="300"/>
-        <w:jc w:val="right"/>
+        <w:jc w:val="left"/>
+      </w:pPr>
+      <w:r>
+        <w:rPr>
+          <w:rFonts w:ascii="Noto Sans Arabic" w:cs="Noto Sans Arabic" w:eastAsia="Noto Sans Arabic" w:hAnsi="Noto Sans Arabic"/>
+          <w:rtl/>
+          <w:lang w:bidi="ar-SA"/>
+        </w:rPr>
+        <w:t xml:space="preserve">"+ إضافة فصل" يطلب النوع (إعدادية/معهد صناعي) والاسم (مثل "١A"). بالنسبة للفصول بحاجة للتصنيف، يتوفر في وضع التعديل زرّان سريعان لإسنادها جميعاً دفعة واحدة إلى إعدادية أو معهد صناعي.</w:t>
+      </w:r>
+    </w:p>
+    <w:p>
+      <w:pPr>
+        <w:bidi/>
+        <w:spacing w:after="160" w:line="300"/>
+        <w:jc w:val="left"/>
       </w:pPr>
       <w:r>
         <w:rPr>
@@ -1364,6 +1535,21 @@
           <w:lang w:bidi="ar-SA"/>
         </w:rPr>
         <w:t xml:space="preserve">هذا التصنيف مهم: يغذّي مباشرة قائمة الفصول المتاحة في وحدة قاعة الدراسة، والتي تُصفّى تلقائياً حسب نوع المدرسة.</w:t>
+      </w:r>
+    </w:p>
+    <w:p>
+      <w:pPr>
+        <w:bidi/>
+        <w:spacing w:after="160" w:line="300"/>
+        <w:jc w:val="left"/>
+      </w:pPr>
+      <w:r>
+        <w:rPr>
+          <w:rFonts w:ascii="Noto Sans Arabic" w:cs="Noto Sans Arabic" w:eastAsia="Noto Sans Arabic" w:hAnsi="Noto Sans Arabic"/>
+          <w:rtl/>
+          <w:lang w:bidi="ar-SA"/>
+        </w:rPr>
+        <w:t xml:space="preserve">تُحدَّد لكل فصل أيضاً السعة، وللفصول IPI السنة (١ أو ٢ أو ٣؛ الخيار «تلقائي» يستخرجها من أول رقم في الاسم، مثلاً «٢B» ← السنة الثانية). تحدد السنة من يوافق على الحجوزات (راجع الفصل ٥). تظهر الفصول كقاعات قابلة للحجز في البند الثابت «الفصول» في التعليم الأساسي (الإعدادية) وفي المعهد الصناعي (IPI).</w:t>
       </w:r>
     </w:p>
     <w:p>
@@ -1374,7 +1560,7 @@
         </w:pBdr>
         <w:bidi/>
         <w:spacing w:after="160" w:before="320"/>
-        <w:jc w:val="right"/>
+        <w:jc w:val="left"/>
       </w:pPr>
       <w:r>
         <w:rPr>
@@ -1394,7 +1580,7 @@
       <w:pPr>
         <w:bidi/>
         <w:spacing w:after="160" w:line="300"/>
-        <w:jc w:val="right"/>
+        <w:jc w:val="left"/>
       </w:pPr>
       <w:r>
         <w:rPr>
@@ -1409,7 +1595,7 @@
       <w:pPr>
         <w:bidi/>
         <w:spacing w:after="160" w:line="300"/>
-        <w:jc w:val="right"/>
+        <w:jc w:val="left"/>
       </w:pPr>
       <w:r>
         <w:rPr>
@@ -1424,7 +1610,7 @@
       <w:pPr>
         <w:bidi/>
         <w:spacing w:after="160" w:line="300"/>
-        <w:jc w:val="right"/>
+        <w:jc w:val="left"/>
       </w:pPr>
       <w:r>
         <w:rPr>
@@ -1443,7 +1629,7 @@
         </w:pBdr>
         <w:bidi/>
         <w:spacing w:after="160" w:before="320"/>
-        <w:jc w:val="right"/>
+        <w:jc w:val="left"/>
       </w:pPr>
       <w:r>
         <w:rPr>
@@ -1463,7 +1649,7 @@
       <w:pPr>
         <w:bidi/>
         <w:spacing w:after="160" w:line="300"/>
-        <w:jc w:val="right"/>
+        <w:jc w:val="left"/>
       </w:pPr>
       <w:r>
         <w:rPr>
@@ -1478,7 +1664,7 @@
       <w:pPr>
         <w:bidi/>
         <w:spacing w:after="160" w:line="300"/>
-        <w:jc w:val="right"/>
+        <w:jc w:val="left"/>
       </w:pPr>
       <w:r>
         <w:rPr>
@@ -1523,7 +1709,7 @@
           <w:p>
             <w:pPr>
               <w:bidi/>
-              <w:jc w:val="right"/>
+              <w:jc w:val="left"/>
             </w:pPr>
             <w:r>
               <w:rPr>
@@ -1554,7 +1740,7 @@
           <w:p>
             <w:pPr>
               <w:bidi/>
-              <w:jc w:val="right"/>
+              <w:jc w:val="left"/>
             </w:pPr>
             <w:r>
               <w:rPr>
@@ -1586,7 +1772,7 @@
           <w:p>
             <w:pPr>
               <w:bidi/>
-              <w:jc w:val="right"/>
+              <w:jc w:val="left"/>
             </w:pPr>
             <w:r>
               <w:rPr>
@@ -1613,7 +1799,7 @@
           <w:p>
             <w:pPr>
               <w:bidi/>
-              <w:jc w:val="right"/>
+              <w:jc w:val="left"/>
             </w:pPr>
             <w:r>
               <w:rPr>
@@ -1643,7 +1829,7 @@
           <w:p>
             <w:pPr>
               <w:bidi/>
-              <w:jc w:val="right"/>
+              <w:jc w:val="left"/>
             </w:pPr>
             <w:r>
               <w:rPr>
@@ -1671,7 +1857,7 @@
           <w:p>
             <w:pPr>
               <w:bidi/>
-              <w:jc w:val="right"/>
+              <w:jc w:val="left"/>
             </w:pPr>
             <w:r>
               <w:rPr>
@@ -1700,7 +1886,7 @@
           <w:p>
             <w:pPr>
               <w:bidi/>
-              <w:jc w:val="right"/>
+              <w:jc w:val="left"/>
             </w:pPr>
             <w:r>
               <w:rPr>
@@ -1727,7 +1913,7 @@
           <w:p>
             <w:pPr>
               <w:bidi/>
-              <w:jc w:val="right"/>
+              <w:jc w:val="left"/>
             </w:pPr>
             <w:r>
               <w:rPr>
@@ -1757,7 +1943,7 @@
           <w:p>
             <w:pPr>
               <w:bidi/>
-              <w:jc w:val="right"/>
+              <w:jc w:val="left"/>
             </w:pPr>
             <w:r>
               <w:rPr>
@@ -1785,7 +1971,7 @@
           <w:p>
             <w:pPr>
               <w:bidi/>
-              <w:jc w:val="right"/>
+              <w:jc w:val="left"/>
             </w:pPr>
             <w:r>
               <w:rPr>
@@ -1814,7 +2000,7 @@
           <w:p>
             <w:pPr>
               <w:bidi/>
-              <w:jc w:val="right"/>
+              <w:jc w:val="left"/>
             </w:pPr>
             <w:r>
               <w:rPr>
@@ -1841,7 +2027,7 @@
           <w:p>
             <w:pPr>
               <w:bidi/>
-              <w:jc w:val="right"/>
+              <w:jc w:val="left"/>
             </w:pPr>
             <w:r>
               <w:rPr>
@@ -1871,7 +2057,7 @@
           <w:p>
             <w:pPr>
               <w:bidi/>
-              <w:jc w:val="right"/>
+              <w:jc w:val="left"/>
             </w:pPr>
             <w:r>
               <w:rPr>
@@ -1899,7 +2085,7 @@
           <w:p>
             <w:pPr>
               <w:bidi/>
-              <w:jc w:val="right"/>
+              <w:jc w:val="left"/>
             </w:pPr>
             <w:r>
               <w:rPr>
@@ -1928,7 +2114,7 @@
           <w:p>
             <w:pPr>
               <w:bidi/>
-              <w:jc w:val="right"/>
+              <w:jc w:val="left"/>
             </w:pPr>
             <w:r>
               <w:rPr>
@@ -1955,7 +2141,7 @@
           <w:p>
             <w:pPr>
               <w:bidi/>
-              <w:jc w:val="right"/>
+              <w:jc w:val="left"/>
             </w:pPr>
             <w:r>
               <w:rPr>
@@ -1985,7 +2171,7 @@
           <w:p>
             <w:pPr>
               <w:bidi/>
-              <w:jc w:val="right"/>
+              <w:jc w:val="left"/>
             </w:pPr>
             <w:r>
               <w:rPr>
@@ -2013,7 +2199,7 @@
           <w:p>
             <w:pPr>
               <w:bidi/>
-              <w:jc w:val="right"/>
+              <w:jc w:val="left"/>
             </w:pPr>
             <w:r>
               <w:rPr>
@@ -2042,7 +2228,7 @@
           <w:p>
             <w:pPr>
               <w:bidi/>
-              <w:jc w:val="right"/>
+              <w:jc w:val="left"/>
             </w:pPr>
             <w:r>
               <w:rPr>
@@ -2069,7 +2255,7 @@
           <w:p>
             <w:pPr>
               <w:bidi/>
-              <w:jc w:val="right"/>
+              <w:jc w:val="left"/>
             </w:pPr>
             <w:r>
               <w:rPr>
@@ -2099,7 +2285,7 @@
           <w:p>
             <w:pPr>
               <w:bidi/>
-              <w:jc w:val="right"/>
+              <w:jc w:val="left"/>
             </w:pPr>
             <w:r>
               <w:rPr>
@@ -2127,7 +2313,7 @@
           <w:p>
             <w:pPr>
               <w:bidi/>
-              <w:jc w:val="right"/>
+              <w:jc w:val="left"/>
             </w:pPr>
             <w:r>
               <w:rPr>
@@ -2156,7 +2342,7 @@
           <w:p>
             <w:pPr>
               <w:bidi/>
-              <w:jc w:val="right"/>
+              <w:jc w:val="left"/>
             </w:pPr>
             <w:r>
               <w:rPr>
@@ -2183,7 +2369,7 @@
           <w:p>
             <w:pPr>
               <w:bidi/>
-              <w:jc w:val="right"/>
+              <w:jc w:val="left"/>
             </w:pPr>
             <w:r>
               <w:rPr>
@@ -2213,7 +2399,7 @@
           <w:p>
             <w:pPr>
               <w:bidi/>
-              <w:jc w:val="right"/>
+              <w:jc w:val="left"/>
             </w:pPr>
             <w:r>
               <w:rPr>
@@ -2241,7 +2427,7 @@
           <w:p>
             <w:pPr>
               <w:bidi/>
-              <w:jc w:val="right"/>
+              <w:jc w:val="left"/>
             </w:pPr>
             <w:r>
               <w:rPr>
@@ -2270,7 +2456,7 @@
           <w:p>
             <w:pPr>
               <w:bidi/>
-              <w:jc w:val="right"/>
+              <w:jc w:val="left"/>
             </w:pPr>
             <w:r>
               <w:rPr>
@@ -2297,7 +2483,7 @@
           <w:p>
             <w:pPr>
               <w:bidi/>
-              <w:jc w:val="right"/>
+              <w:jc w:val="left"/>
             </w:pPr>
             <w:r>
               <w:rPr>
@@ -2327,7 +2513,7 @@
           <w:p>
             <w:pPr>
               <w:bidi/>
-              <w:jc w:val="right"/>
+              <w:jc w:val="left"/>
             </w:pPr>
             <w:r>
               <w:rPr>
@@ -2355,7 +2541,7 @@
           <w:p>
             <w:pPr>
               <w:bidi/>
-              <w:jc w:val="right"/>
+              <w:jc w:val="left"/>
             </w:pPr>
             <w:r>
               <w:rPr>
@@ -2384,7 +2570,7 @@
           <w:p>
             <w:pPr>
               <w:bidi/>
-              <w:jc w:val="right"/>
+              <w:jc w:val="left"/>
             </w:pPr>
             <w:r>
               <w:rPr>
@@ -2411,7 +2597,7 @@
           <w:p>
             <w:pPr>
               <w:bidi/>
-              <w:jc w:val="right"/>
+              <w:jc w:val="left"/>
             </w:pPr>
             <w:r>
               <w:rPr>
@@ -2441,7 +2627,7 @@
           <w:p>
             <w:pPr>
               <w:bidi/>
-              <w:jc w:val="right"/>
+              <w:jc w:val="left"/>
             </w:pPr>
             <w:r>
               <w:rPr>
@@ -2469,7 +2655,7 @@
           <w:p>
             <w:pPr>
               <w:bidi/>
-              <w:jc w:val="right"/>
+              <w:jc w:val="left"/>
             </w:pPr>
             <w:r>
               <w:rPr>
@@ -2494,7 +2680,7 @@
       <w:pPr>
         <w:bidi/>
         <w:spacing w:after="160" w:line="300"/>
-        <w:jc w:val="right"/>
+        <w:jc w:val="left"/>
       </w:pPr>
       <w:r>
         <w:rPr>
@@ -2513,7 +2699,7 @@
         </w:pBdr>
         <w:bidi/>
         <w:spacing w:after="160" w:before="320"/>
-        <w:jc w:val="right"/>
+        <w:jc w:val="left"/>
       </w:pPr>
       <w:r>
         <w:rPr>
@@ -2533,7 +2719,7 @@
       <w:pPr>
         <w:bidi/>
         <w:spacing w:after="160" w:line="300"/>
-        <w:jc w:val="right"/>
+        <w:jc w:val="left"/>
       </w:pPr>
       <w:r>
         <w:rPr>
@@ -2553,7 +2739,7 @@
         </w:numPr>
         <w:bidi/>
         <w:spacing w:after="100" w:line="300"/>
-        <w:jc w:val="right"/>
+        <w:jc w:val="left"/>
       </w:pPr>
       <w:r>
         <w:rPr>
@@ -2573,7 +2759,7 @@
         </w:numPr>
         <w:bidi/>
         <w:spacing w:after="100" w:line="300"/>
-        <w:jc w:val="right"/>
+        <w:jc w:val="left"/>
       </w:pPr>
       <w:r>
         <w:rPr>
@@ -2593,7 +2779,7 @@
         </w:numPr>
         <w:bidi/>
         <w:spacing w:after="100" w:line="300"/>
-        <w:jc w:val="right"/>
+        <w:jc w:val="left"/>
       </w:pPr>
       <w:r>
         <w:rPr>
@@ -2613,7 +2799,7 @@
         </w:numPr>
         <w:bidi/>
         <w:spacing w:after="100" w:line="300"/>
-        <w:jc w:val="right"/>
+        <w:jc w:val="left"/>
       </w:pPr>
       <w:r>
         <w:rPr>
@@ -2633,7 +2819,7 @@
         </w:numPr>
         <w:bidi/>
         <w:spacing w:after="100" w:line="300"/>
-        <w:jc w:val="right"/>
+        <w:jc w:val="left"/>
       </w:pPr>
       <w:r>
         <w:rPr>
@@ -2652,7 +2838,7 @@
         </w:pBdr>
         <w:bidi/>
         <w:spacing w:after="160" w:before="320"/>
-        <w:jc w:val="right"/>
+        <w:jc w:val="left"/>
       </w:pPr>
       <w:r>
         <w:rPr>
@@ -2672,7 +2858,7 @@
       <w:pPr>
         <w:bidi/>
         <w:spacing w:after="160" w:line="300"/>
-        <w:jc w:val="right"/>
+        <w:jc w:val="left"/>
       </w:pPr>
       <w:r>
         <w:rPr>
@@ -2687,7 +2873,7 @@
       <w:pPr>
         <w:bidi/>
         <w:spacing w:after="160" w:line="300"/>
-        <w:jc w:val="right"/>
+        <w:jc w:val="left"/>
       </w:pPr>
       <w:r>
         <w:rPr>
@@ -2703,7 +2889,7 @@
         <w:pStyle w:val="Heading2"/>
         <w:bidi/>
         <w:spacing w:after="160" w:before="320"/>
-        <w:jc w:val="right"/>
+        <w:jc w:val="left"/>
       </w:pPr>
       <w:r>
         <w:rPr>
@@ -2723,7 +2909,7 @@
       <w:pPr>
         <w:bidi/>
         <w:spacing w:after="160" w:line="300"/>
-        <w:jc w:val="right"/>
+        <w:jc w:val="left"/>
       </w:pPr>
       <w:r>
         <w:rPr>
@@ -2739,7 +2925,7 @@
         <w:pStyle w:val="Heading2"/>
         <w:bidi/>
         <w:spacing w:after="160" w:before="320"/>
-        <w:jc w:val="right"/>
+        <w:jc w:val="left"/>
       </w:pPr>
       <w:r>
         <w:rPr>
@@ -2759,7 +2945,7 @@
       <w:pPr>
         <w:bidi/>
         <w:spacing w:after="160" w:line="300"/>
-        <w:jc w:val="right"/>
+        <w:jc w:val="left"/>
       </w:pPr>
       <w:r>
         <w:rPr>
@@ -2774,15 +2960,15 @@
       <w:pPr>
         <w:bidi/>
         <w:spacing w:after="160" w:line="300"/>
-        <w:jc w:val="right"/>
-      </w:pPr>
-      <w:r>
-        <w:rPr>
-          <w:rFonts w:ascii="Noto Sans Arabic" w:cs="Noto Sans Arabic" w:eastAsia="Noto Sans Arabic" w:hAnsi="Noto Sans Arabic"/>
-          <w:rtl/>
-          <w:lang w:bidi="ar-SA"/>
-        </w:rPr>
-        <w:t xml:space="preserve">عند النقطة الثالثة في الفصل الدراسي، يُفتح تلقائياً اختيار بين ثلاثة إجراءات: حظر الطالب لعدد من أيام العمل قابل للتعديل (افتراضياً 5)، رفض حجزه الحالي، أو منحه فرصة أخرى دون عقوبة. حذف نقطة مخصّص فقط لمدير المعهد IPI، نائبه، أو المدير.</w:t>
+        <w:jc w:val="left"/>
+      </w:pPr>
+      <w:r>
+        <w:rPr>
+          <w:rFonts w:ascii="Noto Sans Arabic" w:cs="Noto Sans Arabic" w:eastAsia="Noto Sans Arabic" w:hAnsi="Noto Sans Arabic"/>
+          <w:rtl/>
+          <w:lang w:bidi="ar-SA"/>
+        </w:rPr>
+        <w:t xml:space="preserve">عند النقطة الثالثة في الفصل الدراسي، يُفتح تلقائياً اختيار بين ثلاثة إجراءات: حظر الطالب لعدد من أيام العمل قابل للتعديل (افتراضياً ٥)، رفض حجزه الحالي، أو منحه فرصة أخرى دون عقوبة. حذف نقطة مخصّص فقط لمدير المعهد IPI، نائبه، أو المدير.</w:t>
       </w:r>
     </w:p>
     <w:p>
@@ -2790,7 +2976,7 @@
         <w:pStyle w:val="Heading2"/>
         <w:bidi/>
         <w:spacing w:after="160" w:before="320"/>
-        <w:jc w:val="right"/>
+        <w:jc w:val="left"/>
       </w:pPr>
       <w:r>
         <w:rPr>
@@ -2810,7 +2996,7 @@
       <w:pPr>
         <w:bidi/>
         <w:spacing w:after="160" w:line="300"/>
-        <w:jc w:val="right"/>
+        <w:jc w:val="left"/>
       </w:pPr>
       <w:r>
         <w:rPr>
@@ -2825,7 +3011,7 @@
       <w:pPr>
         <w:bidi/>
         <w:spacing w:after="160" w:line="300"/>
-        <w:jc w:val="right"/>
+        <w:jc w:val="left"/>
       </w:pPr>
       <w:r>
         <w:rPr>
@@ -2844,7 +3030,7 @@
         </w:pBdr>
         <w:bidi/>
         <w:spacing w:after="160" w:before="320"/>
-        <w:jc w:val="right"/>
+        <w:jc w:val="left"/>
       </w:pPr>
       <w:r>
         <w:rPr>
@@ -2864,7 +3050,7 @@
       <w:pPr>
         <w:bidi/>
         <w:spacing w:after="160" w:line="300"/>
-        <w:jc w:val="right"/>
+        <w:jc w:val="left"/>
       </w:pPr>
       <w:r>
         <w:rPr>
@@ -2879,7 +3065,7 @@
       <w:pPr>
         <w:bidi/>
         <w:spacing w:after="160" w:line="300"/>
-        <w:jc w:val="right"/>
+        <w:jc w:val="left"/>
       </w:pPr>
       <w:r>
         <w:rPr>
@@ -2898,7 +3084,7 @@
         </w:pBdr>
         <w:bidi/>
         <w:spacing w:after="160" w:before="320"/>
-        <w:jc w:val="right"/>
+        <w:jc w:val="left"/>
       </w:pPr>
       <w:r>
         <w:rPr>
@@ -2918,7 +3104,7 @@
       <w:pPr>
         <w:bidi/>
         <w:spacing w:after="160" w:line="300"/>
-        <w:jc w:val="right"/>
+        <w:jc w:val="left"/>
       </w:pPr>
       <w:r>
         <w:rPr>
@@ -2963,7 +3149,7 @@
           <w:p>
             <w:pPr>
               <w:bidi/>
-              <w:jc w:val="right"/>
+              <w:jc w:val="left"/>
             </w:pPr>
             <w:r>
               <w:rPr>
@@ -2994,7 +3180,7 @@
           <w:p>
             <w:pPr>
               <w:bidi/>
-              <w:jc w:val="right"/>
+              <w:jc w:val="left"/>
             </w:pPr>
             <w:r>
               <w:rPr>
@@ -3026,17 +3212,17 @@
           <w:p>
             <w:pPr>
               <w:bidi/>
-              <w:jc w:val="right"/>
-            </w:pPr>
-            <w:r>
-              <w:rPr>
-                <w:rFonts w:ascii="Noto Sans Arabic" w:cs="Noto Sans Arabic" w:eastAsia="Noto Sans Arabic" w:hAnsi="Noto Sans Arabic"/>
-                <w:sz w:val="20"/>
-                <w:szCs w:val="20"/>
-                <w:rtl/>
-                <w:lang w:bidi="ar-SA"/>
-              </w:rPr>
-              <w:t xml:space="preserve">وصول كامل: المستخدمون والنطاقات، الأقسام/القاعات، الموافقة على الحجوزات، الصيانة، التصدير، إعادة تعيين البيانات، سجل النشاط، الملفات الشخصية، الفصول، الأدوار المخصّصة (إنشاء وتعيين صلاحيات)، قاعة الدراسة (كل القاعات). الدور الوحيد القادر على إعادة تعيين البيانات وتعيين صلاحيات مخصّصة.</w:t>
+              <w:jc w:val="left"/>
+            </w:pPr>
+            <w:r>
+              <w:rPr>
+                <w:rFonts w:ascii="Noto Sans Arabic" w:cs="Noto Sans Arabic" w:eastAsia="Noto Sans Arabic" w:hAnsi="Noto Sans Arabic"/>
+                <w:sz w:val="20"/>
+                <w:szCs w:val="20"/>
+                <w:rtl/>
+                <w:lang w:bidi="ar-SA"/>
+              </w:rPr>
+              <w:t xml:space="preserve">وصول كامل: المستخدمون والنطاقات، الأقسام/القاعات، الموافقة على كل الحجوزات (وحجوزاته معتمدة فوراً)، الصيانة، التصدير، إعادة تعيين البيانات، سجل النشاط، الملفات الشخصية، الفصول، الأدوار المخصّصة (إنشاء وتعيين صلاحيات)، قاعة الدراسة (كل القاعات). الدور الوحيد القادر على إعادة تعيين البيانات وتعيين صلاحيات مخصّصة.</w:t>
             </w:r>
           </w:p>
         </w:tc>
@@ -3053,7 +3239,7 @@
           <w:p>
             <w:pPr>
               <w:bidi/>
-              <w:jc w:val="right"/>
+              <w:jc w:val="left"/>
             </w:pPr>
             <w:r>
               <w:rPr>
@@ -3083,17 +3269,17 @@
           <w:p>
             <w:pPr>
               <w:bidi/>
-              <w:jc w:val="right"/>
-            </w:pPr>
-            <w:r>
-              <w:rPr>
-                <w:rFonts w:ascii="Noto Sans Arabic" w:cs="Noto Sans Arabic" w:eastAsia="Noto Sans Arabic" w:hAnsi="Noto Sans Arabic"/>
-                <w:sz w:val="20"/>
-                <w:szCs w:val="20"/>
-                <w:rtl/>
-                <w:lang w:bidi="ar-SA"/>
-              </w:rPr>
-              <w:t xml:space="preserve">المستخدمون/النطاقات، الأقسام/القاعات، الموافقة على الحجوزات، تصدير المستخدمين/الحجوزات، الأدوار المخصّصة، الفصول، الملفات الشخصية (عرض وتعديل)، قاعة الدراسة مقتصرة على المعهد الصناعي.</w:t>
+              <w:jc w:val="left"/>
+            </w:pPr>
+            <w:r>
+              <w:rPr>
+                <w:rFonts w:ascii="Noto Sans Arabic" w:cs="Noto Sans Arabic" w:eastAsia="Noto Sans Arabic" w:hAnsi="Noto Sans Arabic"/>
+                <w:sz w:val="20"/>
+                <w:szCs w:val="20"/>
+                <w:rtl/>
+                <w:lang w:bidi="ar-SA"/>
+              </w:rPr>
+              <w:t xml:space="preserve">المستخدمون/النطاقات، الأقسام/القاعات، الموافقة على الحجوزات (المعهد الصناعي فقط)، تصدير المستخدمين/الحجوزات، الأدوار المخصّصة، الفصول، الملفات الشخصية (عرض وتعديل)، قاعة الدراسة مقتصرة على المعهد الصناعي.</w:t>
             </w:r>
           </w:p>
         </w:tc>
@@ -3111,7 +3297,7 @@
           <w:p>
             <w:pPr>
               <w:bidi/>
-              <w:jc w:val="right"/>
+              <w:jc w:val="left"/>
             </w:pPr>
             <w:r>
               <w:rPr>
@@ -3140,17 +3326,17 @@
           <w:p>
             <w:pPr>
               <w:bidi/>
-              <w:jc w:val="right"/>
-            </w:pPr>
-            <w:r>
-              <w:rPr>
-                <w:rFonts w:ascii="Noto Sans Arabic" w:cs="Noto Sans Arabic" w:eastAsia="Noto Sans Arabic" w:hAnsi="Noto Sans Arabic"/>
-                <w:sz w:val="20"/>
-                <w:szCs w:val="20"/>
-                <w:rtl/>
-                <w:lang w:bidi="ar-SA"/>
-              </w:rPr>
-              <w:t xml:space="preserve">نفس صلاحيات السكرتارية IPI، لكن قاعة الدراسة مقتصرة على الإعدادية.</w:t>
+              <w:jc w:val="left"/>
+            </w:pPr>
+            <w:r>
+              <w:rPr>
+                <w:rFonts w:ascii="Noto Sans Arabic" w:cs="Noto Sans Arabic" w:eastAsia="Noto Sans Arabic" w:hAnsi="Noto Sans Arabic"/>
+                <w:sz w:val="20"/>
+                <w:szCs w:val="20"/>
+                <w:rtl/>
+                <w:lang w:bidi="ar-SA"/>
+              </w:rPr>
+              <w:t xml:space="preserve">نفس صلاحيات السكرتارية IPI، لكن قاعة الدراسة مقتصرة على الإعدادية؛ ويوافق على حجوزات التعليم الأساسي فقط.</w:t>
             </w:r>
           </w:p>
         </w:tc>
@@ -3167,7 +3353,7 @@
           <w:p>
             <w:pPr>
               <w:bidi/>
-              <w:jc w:val="right"/>
+              <w:jc w:val="left"/>
             </w:pPr>
             <w:r>
               <w:rPr>
@@ -3197,7 +3383,7 @@
           <w:p>
             <w:pPr>
               <w:bidi/>
-              <w:jc w:val="right"/>
+              <w:jc w:val="left"/>
             </w:pPr>
             <w:r>
               <w:rPr>
@@ -3225,7 +3411,7 @@
           <w:p>
             <w:pPr>
               <w:bidi/>
-              <w:jc w:val="right"/>
+              <w:jc w:val="left"/>
             </w:pPr>
             <w:r>
               <w:rPr>
@@ -3254,7 +3440,7 @@
           <w:p>
             <w:pPr>
               <w:bidi/>
-              <w:jc w:val="right"/>
+              <w:jc w:val="left"/>
             </w:pPr>
             <w:r>
               <w:rPr>
@@ -3281,7 +3467,7 @@
           <w:p>
             <w:pPr>
               <w:bidi/>
-              <w:jc w:val="right"/>
+              <w:jc w:val="left"/>
             </w:pPr>
             <w:r>
               <w:rPr>
@@ -3311,17 +3497,17 @@
           <w:p>
             <w:pPr>
               <w:bidi/>
-              <w:jc w:val="right"/>
-            </w:pPr>
-            <w:r>
-              <w:rPr>
-                <w:rFonts w:ascii="Noto Sans Arabic" w:cs="Noto Sans Arabic" w:eastAsia="Noto Sans Arabic" w:hAnsi="Noto Sans Arabic"/>
-                <w:sz w:val="20"/>
-                <w:szCs w:val="20"/>
-                <w:rtl/>
-                <w:lang w:bidi="ar-SA"/>
-              </w:rPr>
-              <w:t xml:space="preserve">المستخدمون/النطاقات، الأقسام/القاعات، الموافقة على الحجوزات، تصدير المستخدمين/الحجوزات، الأدوار المخصّصة، الملفات الشخصية (عرض فقط)؛ قاعة الدراسة مقتصرة على الإعدادية.</w:t>
+              <w:jc w:val="left"/>
+            </w:pPr>
+            <w:r>
+              <w:rPr>
+                <w:rFonts w:ascii="Noto Sans Arabic" w:cs="Noto Sans Arabic" w:eastAsia="Noto Sans Arabic" w:hAnsi="Noto Sans Arabic"/>
+                <w:sz w:val="20"/>
+                <w:szCs w:val="20"/>
+                <w:rtl/>
+                <w:lang w:bidi="ar-SA"/>
+              </w:rPr>
+              <w:t xml:space="preserve">المستخدمون/النطاقات، الأقسام/القاعات، الموافقة على حجوزات التعليم الأساسي، تصدير المستخدمين/الحجوزات، الأدوار المخصّصة، الملفات الشخصية (عرض فقط)؛ قاعة الدراسة مقتصرة على الإعدادية.</w:t>
             </w:r>
           </w:p>
         </w:tc>
@@ -3339,7 +3525,7 @@
           <w:p>
             <w:pPr>
               <w:bidi/>
-              <w:jc w:val="right"/>
+              <w:jc w:val="left"/>
             </w:pPr>
             <w:r>
               <w:rPr>
@@ -3368,17 +3554,17 @@
           <w:p>
             <w:pPr>
               <w:bidi/>
-              <w:jc w:val="right"/>
-            </w:pPr>
-            <w:r>
-              <w:rPr>
-                <w:rFonts w:ascii="Noto Sans Arabic" w:cs="Noto Sans Arabic" w:eastAsia="Noto Sans Arabic" w:hAnsi="Noto Sans Arabic"/>
-                <w:sz w:val="20"/>
-                <w:szCs w:val="20"/>
-                <w:rtl/>
-                <w:lang w:bidi="ar-SA"/>
-              </w:rPr>
-              <w:t xml:space="preserve">نفس صلاحيات مدير المدرسة الأساسية، دون أي وصول لإدارة قاعة الدراسة.</w:t>
+              <w:jc w:val="left"/>
+            </w:pPr>
+            <w:r>
+              <w:rPr>
+                <w:rFonts w:ascii="Noto Sans Arabic" w:cs="Noto Sans Arabic" w:eastAsia="Noto Sans Arabic" w:hAnsi="Noto Sans Arabic"/>
+                <w:sz w:val="20"/>
+                <w:szCs w:val="20"/>
+                <w:rtl/>
+                <w:lang w:bidi="ar-SA"/>
+              </w:rPr>
+              <w:t xml:space="preserve">نفس صلاحيات مدير المدرسة الأساسية، دون أي وصول لإدارة قاعة الدراسة؛ ويوافق فقط على حجوزات المناطق المشتركة.</w:t>
             </w:r>
           </w:p>
         </w:tc>
@@ -3395,7 +3581,7 @@
           <w:p>
             <w:pPr>
               <w:bidi/>
-              <w:jc w:val="right"/>
+              <w:jc w:val="left"/>
             </w:pPr>
             <w:r>
               <w:rPr>
@@ -3425,17 +3611,17 @@
           <w:p>
             <w:pPr>
               <w:bidi/>
-              <w:jc w:val="right"/>
-            </w:pPr>
-            <w:r>
-              <w:rPr>
-                <w:rFonts w:ascii="Noto Sans Arabic" w:cs="Noto Sans Arabic" w:eastAsia="Noto Sans Arabic" w:hAnsi="Noto Sans Arabic"/>
-                <w:sz w:val="20"/>
-                <w:szCs w:val="20"/>
-                <w:rtl/>
-                <w:lang w:bidi="ar-SA"/>
-              </w:rPr>
-              <w:t xml:space="preserve">الأقسام/القاعات، إدارة الصيانة، تصدير الحجوزات/الصيانة، سجل النشاط. لا وصول للمستخدمين، الموافقة على الحجوزات، الفصول، أو قاعة الدراسة.</w:t>
+              <w:jc w:val="left"/>
+            </w:pPr>
+            <w:r>
+              <w:rPr>
+                <w:rFonts w:ascii="Noto Sans Arabic" w:cs="Noto Sans Arabic" w:eastAsia="Noto Sans Arabic" w:hAnsi="Noto Sans Arabic"/>
+                <w:sz w:val="20"/>
+                <w:szCs w:val="20"/>
+                <w:rtl/>
+                <w:lang w:bidi="ar-SA"/>
+              </w:rPr>
+              <w:t xml:space="preserve">وصول كامل مثل المدير (المستخدمون والنطاقات، الأقسام/القاعات، الموافقة على كل الحجوزات وحجوزاته معتمدة فوراً، الصيانة، التصدير، سجل النشاط، الملفات الشخصية، الفصول، الأدوار المخصّصة)، باستثناء إعادة تعيين البيانات وتعيين الصلاحيات المخصّصة ورفع الأدلة. لا وصول لإدارة قاعة الدراسة.</w:t>
             </w:r>
           </w:p>
         </w:tc>
@@ -3453,7 +3639,7 @@
           <w:p>
             <w:pPr>
               <w:bidi/>
-              <w:jc w:val="right"/>
+              <w:jc w:val="left"/>
             </w:pPr>
             <w:r>
               <w:rPr>
@@ -3482,7 +3668,7 @@
           <w:p>
             <w:pPr>
               <w:bidi/>
-              <w:jc w:val="right"/>
+              <w:jc w:val="left"/>
             </w:pPr>
             <w:r>
               <w:rPr>
@@ -3509,7 +3695,7 @@
           <w:p>
             <w:pPr>
               <w:bidi/>
-              <w:jc w:val="right"/>
+              <w:jc w:val="left"/>
             </w:pPr>
             <w:r>
               <w:rPr>
@@ -3539,7 +3725,7 @@
           <w:p>
             <w:pPr>
               <w:bidi/>
-              <w:jc w:val="right"/>
+              <w:jc w:val="left"/>
             </w:pPr>
             <w:r>
               <w:rPr>
@@ -3567,7 +3753,7 @@
           <w:p>
             <w:pPr>
               <w:bidi/>
-              <w:jc w:val="right"/>
+              <w:jc w:val="left"/>
             </w:pPr>
             <w:r>
               <w:rPr>
@@ -3596,7 +3782,7 @@
           <w:p>
             <w:pPr>
               <w:bidi/>
-              <w:jc w:val="right"/>
+              <w:jc w:val="left"/>
             </w:pPr>
             <w:r>
               <w:rPr>
@@ -3623,7 +3809,7 @@
           <w:p>
             <w:pPr>
               <w:bidi/>
-              <w:jc w:val="right"/>
+              <w:jc w:val="left"/>
             </w:pPr>
             <w:r>
               <w:rPr>
@@ -3653,7 +3839,7 @@
           <w:p>
             <w:pPr>
               <w:bidi/>
-              <w:jc w:val="right"/>
+              <w:jc w:val="left"/>
             </w:pPr>
             <w:r>
               <w:rPr>
@@ -3681,17 +3867,133 @@
           <w:p>
             <w:pPr>
               <w:bidi/>
-              <w:jc w:val="right"/>
-            </w:pPr>
-            <w:r>
-              <w:rPr>
-                <w:rFonts w:ascii="Noto Sans Arabic" w:cs="Noto Sans Arabic" w:eastAsia="Noto Sans Arabic" w:hAnsi="Noto Sans Arabic"/>
-                <w:sz w:val="20"/>
-                <w:szCs w:val="20"/>
-                <w:rtl/>
-                <w:lang w:bidi="ar-SA"/>
-              </w:rPr>
-              <w:t xml:space="preserve">مستخدم / TEVT</w:t>
+              <w:jc w:val="left"/>
+            </w:pPr>
+            <w:r>
+              <w:rPr>
+                <w:rFonts w:ascii="Noto Sans Arabic" w:cs="Noto Sans Arabic" w:eastAsia="Noto Sans Arabic" w:hAnsi="Noto Sans Arabic"/>
+                <w:sz w:val="20"/>
+                <w:szCs w:val="20"/>
+                <w:rtl/>
+                <w:lang w:bidi="ar-SA"/>
+              </w:rPr>
+              <w:t xml:space="preserve">مستخدم</w:t>
+            </w:r>
+          </w:p>
+        </w:tc>
+      </w:tr>
+      <w:tr>
+        <w:tc>
+          <w:tcPr>
+            <w:tcW w:type="dxa" w:w="6800"/>
+            <w:shd w:fill="F2EFE9" w:color="auto" w:val="clear"/>
+            <w:tcMar>
+              <w:top w:type="dxa" w:w="80"/>
+              <w:left w:type="dxa" w:w="100"/>
+              <w:bottom w:type="dxa" w:w="80"/>
+              <w:right w:type="dxa" w:w="100"/>
+            </w:tcMar>
+          </w:tcPr>
+          <w:p>
+            <w:pPr>
+              <w:bidi/>
+              <w:jc w:val="left"/>
+            </w:pPr>
+            <w:r>
+              <w:rPr>
+                <w:rFonts w:ascii="Noto Sans Arabic" w:cs="Noto Sans Arabic" w:eastAsia="Noto Sans Arabic" w:hAnsi="Noto Sans Arabic"/>
+                <w:sz w:val="20"/>
+                <w:szCs w:val="20"/>
+                <w:rtl/>
+                <w:lang w:bidi="ar-SA"/>
+              </w:rPr>
+              <w:t xml:space="preserve">الموافقة فقط على حجوزات قسم TEVT، ومن الساعة ١٦:٠٠ على حجوزات فصول السنة الثانية في المعهد الصناعي. لا صلاحيات إدارية أخرى.</w:t>
+            </w:r>
+          </w:p>
+        </w:tc>
+        <w:tc>
+          <w:tcPr>
+            <w:tcW w:type="dxa" w:w="2400"/>
+            <w:shd w:fill="F2EFE9" w:color="auto" w:val="clear"/>
+            <w:tcMar>
+              <w:top w:type="dxa" w:w="80"/>
+              <w:left w:type="dxa" w:w="100"/>
+              <w:bottom w:type="dxa" w:w="80"/>
+              <w:right w:type="dxa" w:w="100"/>
+            </w:tcMar>
+          </w:tcPr>
+          <w:p>
+            <w:pPr>
+              <w:bidi/>
+              <w:jc w:val="left"/>
+            </w:pPr>
+            <w:r>
+              <w:rPr>
+                <w:rFonts w:ascii="Noto Sans Arabic" w:cs="Noto Sans Arabic" w:eastAsia="Noto Sans Arabic" w:hAnsi="Noto Sans Arabic"/>
+                <w:sz w:val="20"/>
+                <w:szCs w:val="20"/>
+                <w:rtl/>
+                <w:lang w:bidi="ar-SA"/>
+              </w:rPr>
+              <w:t xml:space="preserve">مسؤول TEVT</w:t>
+            </w:r>
+          </w:p>
+        </w:tc>
+      </w:tr>
+      <w:tr>
+        <w:tc>
+          <w:tcPr>
+            <w:tcW w:type="dxa" w:w="6800"/>
+            <w:shd w:fill="F2EFE9" w:color="auto" w:val="clear"/>
+            <w:tcMar>
+              <w:top w:type="dxa" w:w="80"/>
+              <w:left w:type="dxa" w:w="100"/>
+              <w:bottom w:type="dxa" w:w="80"/>
+              <w:right w:type="dxa" w:w="100"/>
+            </w:tcMar>
+          </w:tcPr>
+          <w:p>
+            <w:pPr>
+              <w:bidi/>
+              <w:jc w:val="left"/>
+            </w:pPr>
+            <w:r>
+              <w:rPr>
+                <w:rFonts w:ascii="Noto Sans Arabic" w:cs="Noto Sans Arabic" w:eastAsia="Noto Sans Arabic" w:hAnsi="Noto Sans Arabic"/>
+                <w:sz w:val="20"/>
+                <w:szCs w:val="20"/>
+                <w:rtl/>
+                <w:lang w:bidi="ar-SA"/>
+              </w:rPr>
+              <w:t xml:space="preserve">نفس صلاحيات مسؤول TEVT.</w:t>
+            </w:r>
+          </w:p>
+        </w:tc>
+        <w:tc>
+          <w:tcPr>
+            <w:tcW w:type="dxa" w:w="2400"/>
+            <w:shd w:fill="F2EFE9" w:color="auto" w:val="clear"/>
+            <w:tcMar>
+              <w:top w:type="dxa" w:w="80"/>
+              <w:left w:type="dxa" w:w="100"/>
+              <w:bottom w:type="dxa" w:w="80"/>
+              <w:right w:type="dxa" w:w="100"/>
+            </w:tcMar>
+          </w:tcPr>
+          <w:p>
+            <w:pPr>
+              <w:bidi/>
+              <w:jc w:val="left"/>
+            </w:pPr>
+            <w:r>
+              <w:rPr>
+                <w:rFonts w:ascii="Noto Sans Arabic" w:cs="Noto Sans Arabic" w:eastAsia="Noto Sans Arabic" w:hAnsi="Noto Sans Arabic"/>
+                <w:sz w:val="20"/>
+                <w:szCs w:val="20"/>
+                <w:rtl/>
+                <w:lang w:bidi="ar-SA"/>
+              </w:rPr>
+              <w:t xml:space="preserve">سكرتارية TEVT</w:t>
             </w:r>
           </w:p>
         </w:tc>
@@ -3706,7 +4008,7 @@
       <w:pPr>
         <w:bidi/>
         <w:spacing w:after="160" w:line="300"/>
-        <w:jc w:val="right"/>
+        <w:jc w:val="left"/>
       </w:pPr>
       <w:r>
         <w:rPr>

--- a/manuali/manuale-amministrativo-ar.docx
+++ b/manuali/manuale-amministrativo-ar.docx
@@ -4,47 +4,45 @@
   <w:body>
     <w:p>
       <w:pPr>
-        <w:spacing w:after="1400"/>
-      </w:pPr>
-    </w:p>
-    <w:p>
-      <w:pPr>
-        <w:bidi/>
-        <w:spacing w:after="200"/>
+        <w:bidi/>
+        <w:spacing w:before="0" w:after="200" w:line="280" w:lineRule="auto"/>
         <w:jc w:val="center"/>
       </w:pPr>
       <w:r>
-        <w:rPr>
-          <w:rFonts w:ascii="Noto Sans Arabic" w:cs="Noto Sans Arabic" w:eastAsia="Noto Sans Arabic" w:hAnsi="Noto Sans Arabic"/>
-          <w:b/>
-          <w:bCs/>
-          <w:color w:val="1F3B57"/>
-          <w:sz w:val="56"/>
-          <w:szCs w:val="56"/>
-          <w:rtl/>
-          <w:lang w:bidi="ar-SA"/>
-        </w:rPr>
-        <w:t xml:space="preserve">الدليل الإداري</w:t>
-      </w:r>
-    </w:p>
-    <w:p>
-      <w:pPr>
-        <w:bidi/>
-        <w:spacing w:after="400"/>
-        <w:jc w:val="center"/>
-      </w:pPr>
-      <w:r>
-        <w:rPr>
-          <w:rFonts w:ascii="Noto Sans Arabic" w:cs="Noto Sans Arabic" w:eastAsia="Noto Sans Arabic" w:hAnsi="Noto Sans Arabic"/>
-          <w:b/>
-          <w:bCs/>
-          <w:color w:val="CBA135"/>
-          <w:sz w:val="32"/>
-          <w:szCs w:val="32"/>
-          <w:rtl/>
-          <w:lang w:bidi="ar-SA"/>
-        </w:rPr>
-        <w:t xml:space="preserve">Gestione Aule DBALEX</w:t>
+        <w:drawing>
+          <wp:inline distT="0" distB="0" distL="0" distR="0">
+            <wp:extent cx="6120000" cy="4365600"/>
+            <wp:docPr id="128" name="cover" descr="Gestione Aule DBALEX"/>
+            <wp:cNvGraphicFramePr>
+              <a:graphicFrameLocks xmlns:a="http://schemas.openxmlformats.org/drawingml/2006/main" noChangeAspect="1"/>
+            </wp:cNvGraphicFramePr>
+            <a:graphic xmlns:a="http://schemas.openxmlformats.org/drawingml/2006/main">
+              <a:graphicData uri="http://schemas.openxmlformats.org/drawingml/2006/picture">
+                <pic:pic xmlns:pic="http://schemas.openxmlformats.org/drawingml/2006/picture">
+                  <pic:nvPicPr>
+                    <pic:cNvPr id="128" name="cover.png"/>
+                    <pic:cNvPicPr/>
+                  </pic:nvPicPr>
+                  <pic:blipFill>
+                    <a:blip r:embed="rId128"/>
+                    <a:stretch>
+                      <a:fillRect/>
+                    </a:stretch>
+                  </pic:blipFill>
+                  <pic:spPr>
+                    <a:xfrm>
+                      <a:off x="0" y="0"/>
+                      <a:ext cx="6120000" cy="4365600"/>
+                    </a:xfrm>
+                    <a:prstGeom prst="rect">
+                      <a:avLst/>
+                    </a:prstGeom>
+                  </pic:spPr>
+                </pic:pic>
+              </a:graphicData>
+            </a:graphic>
+          </wp:inline>
+        </w:drawing>
       </w:r>
     </w:p>
     <w:p>
@@ -154,7 +152,7 @@
           <w:rtl/>
           <w:lang w:bidi="ar-SA"/>
         </w:rPr>
-        <w:t xml:space="preserve">٣. إدارة المستخدمين والنطاقات</w:t>
+        <w:t xml:space="preserve">٣. معالج الإعداد</w:t>
       </w:r>
     </w:p>
     <w:p>
@@ -169,7 +167,7 @@
           <w:rtl/>
           <w:lang w:bidi="ar-SA"/>
         </w:rPr>
-        <w:t xml:space="preserve">٤. إدارة الأقسام والقاعات</w:t>
+        <w:t xml:space="preserve">٤. إدارة المستخدمين والنطاقات</w:t>
       </w:r>
     </w:p>
     <w:p>
@@ -184,7 +182,7 @@
           <w:rtl/>
           <w:lang w:bidi="ar-SA"/>
         </w:rPr>
-        <w:t xml:space="preserve">٥. إدارة الحجوزات</w:t>
+        <w:t xml:space="preserve">٥. إدارة الأقسام والقاعات</w:t>
       </w:r>
     </w:p>
     <w:p>
@@ -199,7 +197,7 @@
           <w:rtl/>
           <w:lang w:bidi="ar-SA"/>
         </w:rPr>
-        <w:t xml:space="preserve">٦. إدارة الصيانة</w:t>
+        <w:t xml:space="preserve">٦. إدارة الحجوزات</w:t>
       </w:r>
     </w:p>
     <w:p>
@@ -214,7 +212,7 @@
           <w:rtl/>
           <w:lang w:bidi="ar-SA"/>
         </w:rPr>
-        <w:t xml:space="preserve">٧. تصدير البيانات، سجل النشاط، إعادة التعيين</w:t>
+        <w:t xml:space="preserve">٧. إدارة الصيانة</w:t>
       </w:r>
     </w:p>
     <w:p>
@@ -229,7 +227,7 @@
           <w:rtl/>
           <w:lang w:bidi="ar-SA"/>
         </w:rPr>
-        <w:t xml:space="preserve">٨. إدارة الفصول</w:t>
+        <w:t xml:space="preserve">٨. تصدير البيانات، سجل النشاط، إعادة التعيين</w:t>
       </w:r>
     </w:p>
     <w:p>
@@ -244,7 +242,7 @@
           <w:rtl/>
           <w:lang w:bidi="ar-SA"/>
         </w:rPr>
-        <w:t xml:space="preserve">٩. إدارة الملفات الشخصية</w:t>
+        <w:t xml:space="preserve">٩. إدارة الفصول</w:t>
       </w:r>
     </w:p>
     <w:p>
@@ -259,7 +257,7 @@
           <w:rtl/>
           <w:lang w:bidi="ar-SA"/>
         </w:rPr>
-        <w:t xml:space="preserve">١٠. الأدوار المخصّصة والإعدادات المتقدمة</w:t>
+        <w:t xml:space="preserve">١٠. إدارة الملفات الشخصية</w:t>
       </w:r>
     </w:p>
     <w:p>
@@ -274,7 +272,7 @@
           <w:rtl/>
           <w:lang w:bidi="ar-SA"/>
         </w:rPr>
-        <w:t xml:space="preserve">١١. قاعة الدراسة — الإعدادات</w:t>
+        <w:t xml:space="preserve">١١. الأدوار المخصّصة والإعدادات المتقدمة</w:t>
       </w:r>
     </w:p>
     <w:p>
@@ -289,7 +287,7 @@
           <w:rtl/>
           <w:lang w:bidi="ar-SA"/>
         </w:rPr>
-        <w:t xml:space="preserve">١٢. قاعة الدراسة — واجهة المسؤول (الحضور)</w:t>
+        <w:t xml:space="preserve">١٢. قاعة الدراسة — الإعدادات</w:t>
       </w:r>
     </w:p>
     <w:p>
@@ -304,7 +302,22 @@
           <w:rtl/>
           <w:lang w:bidi="ar-SA"/>
         </w:rPr>
-        <w:t xml:space="preserve">١٣. الإشعارات</w:t>
+        <w:t xml:space="preserve">١٣. قاعة الدراسة — واجهة المسؤول (الحضور)</w:t>
+      </w:r>
+    </w:p>
+    <w:p>
+      <w:pPr>
+        <w:bidi/>
+        <w:spacing w:after="90" w:line="300"/>
+        <w:jc w:val="left"/>
+      </w:pPr>
+      <w:r>
+        <w:rPr>
+          <w:rFonts w:ascii="Noto Sans Arabic" w:cs="Noto Sans Arabic" w:eastAsia="Noto Sans Arabic" w:hAnsi="Noto Sans Arabic"/>
+          <w:rtl/>
+          <w:lang w:bidi="ar-SA"/>
+        </w:rPr>
+        <w:t xml:space="preserve">١٤. الإشعارات</w:t>
       </w:r>
     </w:p>
     <w:p>
@@ -402,6 +415,161 @@
     </w:p>
     <w:p>
       <w:pPr>
+        <w:keepNext/>
+        <w:bidi/>
+        <w:spacing w:before="160" w:after="60" w:line="280" w:lineRule="auto"/>
+        <w:jc w:val="center"/>
+      </w:pPr>
+      <w:r>
+        <w:drawing>
+          <wp:inline distT="0" distB="0" distL="0" distR="0">
+            <wp:extent cx="6048000" cy="3223584"/>
+            <wp:docPr id="106" name="fig-mappa" descr="خريطة التطبيق: البنود الأربعة في شريط التنقل، ومجموعات البنود داخل الإعدادات."/>
+            <wp:cNvGraphicFramePr>
+              <a:graphicFrameLocks xmlns:a="http://schemas.openxmlformats.org/drawingml/2006/main" noChangeAspect="1"/>
+            </wp:cNvGraphicFramePr>
+            <a:graphic xmlns:a="http://schemas.openxmlformats.org/drawingml/2006/main">
+              <a:graphicData uri="http://schemas.openxmlformats.org/drawingml/2006/picture">
+                <pic:pic xmlns:pic="http://schemas.openxmlformats.org/drawingml/2006/picture">
+                  <pic:nvPicPr>
+                    <pic:cNvPr id="106" name="fig-mappa.png"/>
+                    <pic:cNvPicPr/>
+                  </pic:nvPicPr>
+                  <pic:blipFill>
+                    <a:blip r:embed="rId106"/>
+                    <a:stretch>
+                      <a:fillRect/>
+                    </a:stretch>
+                  </pic:blipFill>
+                  <pic:spPr>
+                    <a:xfrm>
+                      <a:off x="0" y="0"/>
+                      <a:ext cx="6048000" cy="3223584"/>
+                    </a:xfrm>
+                    <a:prstGeom prst="rect">
+                      <a:avLst/>
+                    </a:prstGeom>
+                  </pic:spPr>
+                </pic:pic>
+              </a:graphicData>
+            </a:graphic>
+          </wp:inline>
+        </w:drawing>
+      </w:r>
+    </w:p>
+    <w:p>
+      <w:pPr>
+        <w:bidi/>
+        <w:spacing w:before="0" w:after="220" w:line="280" w:lineRule="auto"/>
+        <w:jc w:val="center"/>
+      </w:pPr>
+      <w:r>
+        <w:rPr>
+          <w:rFonts w:ascii="Noto Sans Arabic" w:cs="Noto Sans Arabic" w:eastAsia="Noto Sans Arabic" w:hAnsi="Noto Sans Arabic"/>
+          <w:b/>
+          <w:bCs/>
+          <w:color w:val="1F3B57"/>
+          <w:sz w:val="19"/>
+          <w:szCs w:val="19"/>
+          <w:rtl/>
+          <w:lang w:bidi="ar-SA"/>
+        </w:rPr>
+        <w:t xml:space="preserve">الشكل ١ — </w:t>
+      </w:r>
+      <w:r>
+        <w:rPr>
+          <w:rFonts w:ascii="Noto Sans Arabic" w:cs="Noto Sans Arabic" w:eastAsia="Noto Sans Arabic" w:hAnsi="Noto Sans Arabic"/>
+          <w:i/>
+          <w:iCs/>
+          <w:color w:val="555555"/>
+          <w:sz w:val="19"/>
+          <w:szCs w:val="19"/>
+          <w:rtl/>
+          <w:lang w:bidi="ar-SA"/>
+        </w:rPr>
+        <w:t xml:space="preserve">خريطة التطبيق: البنود الأربعة في شريط التنقل، ومجموعات البنود داخل الإعدادات.</w:t>
+      </w:r>
+    </w:p>
+    <w:p>
+      <w:pPr>
+        <w:pBdr>
+          <w:top w:val="single" w:sz="8" w:space="6" w:color="2F6DB5"/>
+          <w:left w:val="single" w:sz="8" w:space="6" w:color="2F6DB5"/>
+          <w:bottom w:val="single" w:sz="8" w:space="6" w:color="2F6DB5"/>
+          <w:right w:val="single" w:sz="8" w:space="6" w:color="2F6DB5"/>
+        </w:pBdr>
+        <w:shd w:val="clear" w:color="auto" w:fill="E8F0FA"/>
+        <w:bidi/>
+        <w:spacing w:before="80" w:after="200" w:line="280" w:lineRule="auto"/>
+        <w:ind w:left="160" w:right="160"/>
+        <w:jc w:val="left"/>
+      </w:pPr>
+      <w:r>
+        <w:drawing>
+          <wp:inline distT="0" distB="0" distL="0" distR="0">
+            <wp:extent cx="198000" cy="198000"/>
+            <wp:docPr id="107" name="icon-info-107" descr=""/>
+            <wp:cNvGraphicFramePr>
+              <a:graphicFrameLocks xmlns:a="http://schemas.openxmlformats.org/drawingml/2006/main" noChangeAspect="1"/>
+            </wp:cNvGraphicFramePr>
+            <a:graphic xmlns:a="http://schemas.openxmlformats.org/drawingml/2006/main">
+              <a:graphicData uri="http://schemas.openxmlformats.org/drawingml/2006/picture">
+                <pic:pic xmlns:pic="http://schemas.openxmlformats.org/drawingml/2006/picture">
+                  <pic:nvPicPr>
+                    <pic:cNvPr id="107" name="icon-info-107.png"/>
+                    <pic:cNvPicPr/>
+                  </pic:nvPicPr>
+                  <pic:blipFill>
+                    <a:blip r:embed="rId107"/>
+                    <a:stretch>
+                      <a:fillRect/>
+                    </a:stretch>
+                  </pic:blipFill>
+                  <pic:spPr>
+                    <a:xfrm>
+                      <a:off x="0" y="0"/>
+                      <a:ext cx="198000" cy="198000"/>
+                    </a:xfrm>
+                    <a:prstGeom prst="rect">
+                      <a:avLst/>
+                    </a:prstGeom>
+                  </pic:spPr>
+                </pic:pic>
+              </a:graphicData>
+            </a:graphic>
+          </wp:inline>
+        </w:drawing>
+      </w:r>
+      <w:r>
+        <w:rPr>
+          <w:rFonts w:ascii="Noto Sans Arabic" w:cs="Noto Sans Arabic" w:eastAsia="Noto Sans Arabic" w:hAnsi="Noto Sans Arabic"/>
+          <w:rtl/>
+          <w:lang w:bidi="ar-SA"/>
+        </w:rPr>
+        <w:t xml:space="preserve">  </w:t>
+      </w:r>
+      <w:r>
+        <w:rPr>
+          <w:rFonts w:ascii="Noto Sans Arabic" w:cs="Noto Sans Arabic" w:eastAsia="Noto Sans Arabic" w:hAnsi="Noto Sans Arabic"/>
+          <w:b/>
+          <w:bCs/>
+          <w:color w:val="2F6DB5"/>
+          <w:rtl/>
+          <w:lang w:bidi="ar-SA"/>
+        </w:rPr>
+        <w:t xml:space="preserve">كيف تقرأ هذا الدليل: </w:t>
+      </w:r>
+      <w:r>
+        <w:rPr>
+          <w:rFonts w:ascii="Noto Sans Arabic" w:cs="Noto Sans Arabic" w:eastAsia="Noto Sans Arabic" w:hAnsi="Noto Sans Arabic"/>
+          <w:rtl/>
+          <w:lang w:bidi="ar-SA"/>
+        </w:rPr>
+        <w:t xml:space="preserve">في الصور تشير الأرقام الحمراء إلى النقاط المهمة، وشرحها في القائمة أسفل كل شكل. المربعات ⚠ تنبيه تشير إلى إجراءات لا يمكن التراجع عنها؛ والمربعات 💡 نصيحة تقدّم إرشاداً عملياً.</w:t>
+      </w:r>
+    </w:p>
+    <w:p>
+      <w:pPr>
         <w:pStyle w:val="Heading1"/>
         <w:pBdr>
           <w:bottom w:val="single" w:color="CBA135" w:sz="6"/>
@@ -441,6 +609,215 @@
     </w:p>
     <w:p>
       <w:pPr>
+        <w:keepNext/>
+        <w:bidi/>
+        <w:spacing w:before="160" w:after="60" w:line="280" w:lineRule="auto"/>
+        <w:jc w:val="center"/>
+      </w:pPr>
+      <w:r>
+        <w:drawing>
+          <wp:inline distT="0" distB="0" distL="0" distR="0">
+            <wp:extent cx="6048000" cy="3319680"/>
+            <wp:docPr id="108" name="fig-login" descr="شاشة الدخول."/>
+            <wp:cNvGraphicFramePr>
+              <a:graphicFrameLocks xmlns:a="http://schemas.openxmlformats.org/drawingml/2006/main" noChangeAspect="1"/>
+            </wp:cNvGraphicFramePr>
+            <a:graphic xmlns:a="http://schemas.openxmlformats.org/drawingml/2006/main">
+              <a:graphicData uri="http://schemas.openxmlformats.org/drawingml/2006/picture">
+                <pic:pic xmlns:pic="http://schemas.openxmlformats.org/drawingml/2006/picture">
+                  <pic:nvPicPr>
+                    <pic:cNvPr id="108" name="fig-login.png"/>
+                    <pic:cNvPicPr/>
+                  </pic:nvPicPr>
+                  <pic:blipFill>
+                    <a:blip r:embed="rId108"/>
+                    <a:stretch>
+                      <a:fillRect/>
+                    </a:stretch>
+                  </pic:blipFill>
+                  <pic:spPr>
+                    <a:xfrm>
+                      <a:off x="0" y="0"/>
+                      <a:ext cx="6048000" cy="3319680"/>
+                    </a:xfrm>
+                    <a:prstGeom prst="rect">
+                      <a:avLst/>
+                    </a:prstGeom>
+                  </pic:spPr>
+                </pic:pic>
+              </a:graphicData>
+            </a:graphic>
+          </wp:inline>
+        </w:drawing>
+      </w:r>
+    </w:p>
+    <w:p>
+      <w:pPr>
+        <w:keepNext/>
+        <w:bidi/>
+        <w:spacing w:before="0" w:after="100" w:line="280" w:lineRule="auto"/>
+        <w:jc w:val="center"/>
+      </w:pPr>
+      <w:r>
+        <w:rPr>
+          <w:rFonts w:ascii="Noto Sans Arabic" w:cs="Noto Sans Arabic" w:eastAsia="Noto Sans Arabic" w:hAnsi="Noto Sans Arabic"/>
+          <w:b/>
+          <w:bCs/>
+          <w:color w:val="1F3B57"/>
+          <w:sz w:val="19"/>
+          <w:szCs w:val="19"/>
+          <w:rtl/>
+          <w:lang w:bidi="ar-SA"/>
+        </w:rPr>
+        <w:t xml:space="preserve">الشكل ٢ — </w:t>
+      </w:r>
+      <w:r>
+        <w:rPr>
+          <w:rFonts w:ascii="Noto Sans Arabic" w:cs="Noto Sans Arabic" w:eastAsia="Noto Sans Arabic" w:hAnsi="Noto Sans Arabic"/>
+          <w:i/>
+          <w:iCs/>
+          <w:color w:val="555555"/>
+          <w:sz w:val="19"/>
+          <w:szCs w:val="19"/>
+          <w:rtl/>
+          <w:lang w:bidi="ar-SA"/>
+        </w:rPr>
+        <w:t xml:space="preserve">شاشة الدخول.</w:t>
+      </w:r>
+    </w:p>
+    <w:p>
+      <w:pPr>
+        <w:keepNext/>
+        <w:bidi/>
+        <w:spacing w:before="0" w:after="50" w:line="280" w:lineRule="auto"/>
+        <w:ind w:left="200" w:right="200"/>
+        <w:jc w:val="left"/>
+      </w:pPr>
+      <w:r>
+        <w:rPr>
+          <w:rFonts w:ascii="Noto Sans Arabic" w:cs="Noto Sans Arabic" w:eastAsia="Noto Sans Arabic" w:hAnsi="Noto Sans Arabic"/>
+          <w:b/>
+          <w:bCs/>
+          <w:color w:val="FFFFFF"/>
+          <w:sz w:val="20"/>
+          <w:szCs w:val="20"/>
+          <w:shd w:val="clear" w:color="auto" w:fill="D1342C"/>
+          <w:rtl/>
+          <w:lang w:bidi="ar-SA"/>
+        </w:rPr>
+        <w:t xml:space="preserve"> ١ </w:t>
+      </w:r>
+      <w:r>
+        <w:rPr>
+          <w:rFonts w:ascii="Noto Sans Arabic" w:cs="Noto Sans Arabic" w:eastAsia="Noto Sans Arabic" w:hAnsi="Noto Sans Arabic"/>
+          <w:sz w:val="21"/>
+          <w:szCs w:val="21"/>
+          <w:rtl/>
+          <w:lang w:bidi="ar-SA"/>
+        </w:rPr>
+        <w:t xml:space="preserve">  تغيير اللغة: Italiano / العربية. يتكيّف التطبيق كله، بما في ذلك اتجاه القراءة.</w:t>
+      </w:r>
+    </w:p>
+    <w:p>
+      <w:pPr>
+        <w:keepNext/>
+        <w:bidi/>
+        <w:spacing w:before="0" w:after="50" w:line="280" w:lineRule="auto"/>
+        <w:ind w:left="200" w:right="200"/>
+        <w:jc w:val="left"/>
+      </w:pPr>
+      <w:r>
+        <w:rPr>
+          <w:rFonts w:ascii="Noto Sans Arabic" w:cs="Noto Sans Arabic" w:eastAsia="Noto Sans Arabic" w:hAnsi="Noto Sans Arabic"/>
+          <w:b/>
+          <w:bCs/>
+          <w:color w:val="FFFFFF"/>
+          <w:sz w:val="20"/>
+          <w:szCs w:val="20"/>
+          <w:shd w:val="clear" w:color="auto" w:fill="D1342C"/>
+          <w:rtl/>
+          <w:lang w:bidi="ar-SA"/>
+        </w:rPr>
+        <w:t xml:space="preserve"> ٢ </w:t>
+      </w:r>
+      <w:r>
+        <w:rPr>
+          <w:rFonts w:ascii="Noto Sans Arabic" w:cs="Noto Sans Arabic" w:eastAsia="Noto Sans Arabic" w:hAnsi="Noto Sans Arabic"/>
+          <w:sz w:val="21"/>
+          <w:szCs w:val="21"/>
+          <w:rtl/>
+          <w:lang w:bidi="ar-SA"/>
+        </w:rPr>
+        <w:t xml:space="preserve">  البريد الإلكتروني وكلمة المرور (العين تُظهر كلمة المرور أثناء كتابتها).</w:t>
+      </w:r>
+    </w:p>
+    <w:p>
+      <w:pPr>
+        <w:keepNext/>
+        <w:bidi/>
+        <w:spacing w:before="0" w:after="50" w:line="280" w:lineRule="auto"/>
+        <w:ind w:left="200" w:right="200"/>
+        <w:jc w:val="left"/>
+      </w:pPr>
+      <w:r>
+        <w:rPr>
+          <w:rFonts w:ascii="Noto Sans Arabic" w:cs="Noto Sans Arabic" w:eastAsia="Noto Sans Arabic" w:hAnsi="Noto Sans Arabic"/>
+          <w:b/>
+          <w:bCs/>
+          <w:color w:val="FFFFFF"/>
+          <w:sz w:val="20"/>
+          <w:szCs w:val="20"/>
+          <w:shd w:val="clear" w:color="auto" w:fill="D1342C"/>
+          <w:rtl/>
+          <w:lang w:bidi="ar-SA"/>
+        </w:rPr>
+        <w:t xml:space="preserve"> ٣ </w:t>
+      </w:r>
+      <w:r>
+        <w:rPr>
+          <w:rFonts w:ascii="Noto Sans Arabic" w:cs="Noto Sans Arabic" w:eastAsia="Noto Sans Arabic" w:hAnsi="Noto Sans Arabic"/>
+          <w:sz w:val="21"/>
+          <w:szCs w:val="21"/>
+          <w:rtl/>
+          <w:lang w:bidi="ar-SA"/>
+        </w:rPr>
+        <w:t xml:space="preserve">  دخول: للدخول إلى التطبيق. وتحته «هل نسيت كلمة المرور؟» و«تسجيل جديد».</w:t>
+      </w:r>
+    </w:p>
+    <w:p>
+      <w:pPr>
+        <w:bidi/>
+        <w:spacing w:before="0" w:after="220" w:line="280" w:lineRule="auto"/>
+        <w:ind w:left="200" w:right="200"/>
+        <w:jc w:val="left"/>
+      </w:pPr>
+      <w:r>
+        <w:rPr>
+          <w:rFonts w:ascii="Noto Sans Arabic" w:cs="Noto Sans Arabic" w:eastAsia="Noto Sans Arabic" w:hAnsi="Noto Sans Arabic"/>
+          <w:b/>
+          <w:bCs/>
+          <w:color w:val="FFFFFF"/>
+          <w:sz w:val="20"/>
+          <w:szCs w:val="20"/>
+          <w:shd w:val="clear" w:color="auto" w:fill="D1342C"/>
+          <w:rtl/>
+          <w:lang w:bidi="ar-SA"/>
+        </w:rPr>
+        <w:t xml:space="preserve"> ٤ </w:t>
+      </w:r>
+      <w:r>
+        <w:rPr>
+          <w:rFonts w:ascii="Noto Sans Arabic" w:cs="Noto Sans Arabic" w:eastAsia="Noto Sans Arabic" w:hAnsi="Noto Sans Arabic"/>
+          <w:sz w:val="21"/>
+          <w:szCs w:val="21"/>
+          <w:rtl/>
+          <w:lang w:bidi="ar-SA"/>
+        </w:rPr>
+        <w:t xml:space="preserve">  الأدلة: تفتح الأدلة للقراءة أو التحميل.</w:t>
+      </w:r>
+    </w:p>
+    <w:p>
+      <w:pPr>
         <w:bidi/>
         <w:spacing w:after="160" w:line="300"/>
         <w:jc w:val="left"/>
@@ -510,6 +887,215 @@
     </w:p>
     <w:p>
       <w:pPr>
+        <w:keepNext/>
+        <w:bidi/>
+        <w:spacing w:before="160" w:after="60" w:line="280" w:lineRule="auto"/>
+        <w:jc w:val="center"/>
+      </w:pPr>
+      <w:r>
+        <w:drawing>
+          <wp:inline distT="0" distB="0" distL="0" distR="0">
+            <wp:extent cx="5785714" cy="3419999"/>
+            <wp:docPr id="109" name="fig-home" descr="الصفحة الرئيسية وشريط التنقل (مثال: المدير)."/>
+            <wp:cNvGraphicFramePr>
+              <a:graphicFrameLocks xmlns:a="http://schemas.openxmlformats.org/drawingml/2006/main" noChangeAspect="1"/>
+            </wp:cNvGraphicFramePr>
+            <a:graphic xmlns:a="http://schemas.openxmlformats.org/drawingml/2006/main">
+              <a:graphicData uri="http://schemas.openxmlformats.org/drawingml/2006/picture">
+                <pic:pic xmlns:pic="http://schemas.openxmlformats.org/drawingml/2006/picture">
+                  <pic:nvPicPr>
+                    <pic:cNvPr id="109" name="fig-home.png"/>
+                    <pic:cNvPicPr/>
+                  </pic:nvPicPr>
+                  <pic:blipFill>
+                    <a:blip r:embed="rId109"/>
+                    <a:stretch>
+                      <a:fillRect/>
+                    </a:stretch>
+                  </pic:blipFill>
+                  <pic:spPr>
+                    <a:xfrm>
+                      <a:off x="0" y="0"/>
+                      <a:ext cx="5785714" cy="3419999"/>
+                    </a:xfrm>
+                    <a:prstGeom prst="rect">
+                      <a:avLst/>
+                    </a:prstGeom>
+                  </pic:spPr>
+                </pic:pic>
+              </a:graphicData>
+            </a:graphic>
+          </wp:inline>
+        </w:drawing>
+      </w:r>
+    </w:p>
+    <w:p>
+      <w:pPr>
+        <w:keepNext/>
+        <w:bidi/>
+        <w:spacing w:before="0" w:after="100" w:line="280" w:lineRule="auto"/>
+        <w:jc w:val="center"/>
+      </w:pPr>
+      <w:r>
+        <w:rPr>
+          <w:rFonts w:ascii="Noto Sans Arabic" w:cs="Noto Sans Arabic" w:eastAsia="Noto Sans Arabic" w:hAnsi="Noto Sans Arabic"/>
+          <w:b/>
+          <w:bCs/>
+          <w:color w:val="1F3B57"/>
+          <w:sz w:val="19"/>
+          <w:szCs w:val="19"/>
+          <w:rtl/>
+          <w:lang w:bidi="ar-SA"/>
+        </w:rPr>
+        <w:t xml:space="preserve">الشكل ٣ — </w:t>
+      </w:r>
+      <w:r>
+        <w:rPr>
+          <w:rFonts w:ascii="Noto Sans Arabic" w:cs="Noto Sans Arabic" w:eastAsia="Noto Sans Arabic" w:hAnsi="Noto Sans Arabic"/>
+          <w:i/>
+          <w:iCs/>
+          <w:color w:val="555555"/>
+          <w:sz w:val="19"/>
+          <w:szCs w:val="19"/>
+          <w:rtl/>
+          <w:lang w:bidi="ar-SA"/>
+        </w:rPr>
+        <w:t xml:space="preserve">الصفحة الرئيسية وشريط التنقل (مثال: المدير).</w:t>
+      </w:r>
+    </w:p>
+    <w:p>
+      <w:pPr>
+        <w:keepNext/>
+        <w:bidi/>
+        <w:spacing w:before="0" w:after="50" w:line="280" w:lineRule="auto"/>
+        <w:ind w:left="200" w:right="200"/>
+        <w:jc w:val="left"/>
+      </w:pPr>
+      <w:r>
+        <w:rPr>
+          <w:rFonts w:ascii="Noto Sans Arabic" w:cs="Noto Sans Arabic" w:eastAsia="Noto Sans Arabic" w:hAnsi="Noto Sans Arabic"/>
+          <w:b/>
+          <w:bCs/>
+          <w:color w:val="FFFFFF"/>
+          <w:sz w:val="20"/>
+          <w:szCs w:val="20"/>
+          <w:shd w:val="clear" w:color="auto" w:fill="D1342C"/>
+          <w:rtl/>
+          <w:lang w:bidi="ar-SA"/>
+        </w:rPr>
+        <w:t xml:space="preserve"> ١ </w:t>
+      </w:r>
+      <w:r>
+        <w:rPr>
+          <w:rFonts w:ascii="Noto Sans Arabic" w:cs="Noto Sans Arabic" w:eastAsia="Noto Sans Arabic" w:hAnsi="Noto Sans Arabic"/>
+          <w:sz w:val="21"/>
+          <w:szCs w:val="21"/>
+          <w:rtl/>
+          <w:lang w:bidi="ar-SA"/>
+        </w:rPr>
+        <w:t xml:space="preserve">  اسمك ودورك؛ وعلى الجانب الآخر أزرار اللغة والإشعارات والخروج.</w:t>
+      </w:r>
+    </w:p>
+    <w:p>
+      <w:pPr>
+        <w:keepNext/>
+        <w:bidi/>
+        <w:spacing w:before="0" w:after="50" w:line="280" w:lineRule="auto"/>
+        <w:ind w:left="200" w:right="200"/>
+        <w:jc w:val="left"/>
+      </w:pPr>
+      <w:r>
+        <w:rPr>
+          <w:rFonts w:ascii="Noto Sans Arabic" w:cs="Noto Sans Arabic" w:eastAsia="Noto Sans Arabic" w:hAnsi="Noto Sans Arabic"/>
+          <w:b/>
+          <w:bCs/>
+          <w:color w:val="FFFFFF"/>
+          <w:sz w:val="20"/>
+          <w:szCs w:val="20"/>
+          <w:shd w:val="clear" w:color="auto" w:fill="D1342C"/>
+          <w:rtl/>
+          <w:lang w:bidi="ar-SA"/>
+        </w:rPr>
+        <w:t xml:space="preserve"> ٢ </w:t>
+      </w:r>
+      <w:r>
+        <w:rPr>
+          <w:rFonts w:ascii="Noto Sans Arabic" w:cs="Noto Sans Arabic" w:eastAsia="Noto Sans Arabic" w:hAnsi="Noto Sans Arabic"/>
+          <w:sz w:val="21"/>
+          <w:szCs w:val="21"/>
+          <w:rtl/>
+          <w:lang w:bidi="ar-SA"/>
+        </w:rPr>
+        <w:t xml:space="preserve">  شريط التنقل: الرئيسية، إدارة الحجوزات، الصيانة، الإعدادات. ترى فقط البنود التي تملك صلاحيتها.</w:t>
+      </w:r>
+    </w:p>
+    <w:p>
+      <w:pPr>
+        <w:keepNext/>
+        <w:bidi/>
+        <w:spacing w:before="0" w:after="50" w:line="280" w:lineRule="auto"/>
+        <w:ind w:left="200" w:right="200"/>
+        <w:jc w:val="left"/>
+      </w:pPr>
+      <w:r>
+        <w:rPr>
+          <w:rFonts w:ascii="Noto Sans Arabic" w:cs="Noto Sans Arabic" w:eastAsia="Noto Sans Arabic" w:hAnsi="Noto Sans Arabic"/>
+          <w:b/>
+          <w:bCs/>
+          <w:color w:val="FFFFFF"/>
+          <w:sz w:val="20"/>
+          <w:szCs w:val="20"/>
+          <w:shd w:val="clear" w:color="auto" w:fill="D1342C"/>
+          <w:rtl/>
+          <w:lang w:bidi="ar-SA"/>
+        </w:rPr>
+        <w:t xml:space="preserve"> ٣ </w:t>
+      </w:r>
+      <w:r>
+        <w:rPr>
+          <w:rFonts w:ascii="Noto Sans Arabic" w:cs="Noto Sans Arabic" w:eastAsia="Noto Sans Arabic" w:hAnsi="Noto Sans Arabic"/>
+          <w:sz w:val="21"/>
+          <w:szCs w:val="21"/>
+          <w:rtl/>
+          <w:lang w:bidi="ar-SA"/>
+        </w:rPr>
+        <w:t xml:space="preserve">  الأقسام الأربعة الثابتة: التعليم الأساسي، المعهد الصناعى، TEVT، مناطق مشتركة. المس قسماً لعرض قاعاته.</w:t>
+      </w:r>
+    </w:p>
+    <w:p>
+      <w:pPr>
+        <w:bidi/>
+        <w:spacing w:before="0" w:after="220" w:line="280" w:lineRule="auto"/>
+        <w:ind w:left="200" w:right="200"/>
+        <w:jc w:val="left"/>
+      </w:pPr>
+      <w:r>
+        <w:rPr>
+          <w:rFonts w:ascii="Noto Sans Arabic" w:cs="Noto Sans Arabic" w:eastAsia="Noto Sans Arabic" w:hAnsi="Noto Sans Arabic"/>
+          <w:b/>
+          <w:bCs/>
+          <w:color w:val="FFFFFF"/>
+          <w:sz w:val="20"/>
+          <w:szCs w:val="20"/>
+          <w:shd w:val="clear" w:color="auto" w:fill="D1342C"/>
+          <w:rtl/>
+          <w:lang w:bidi="ar-SA"/>
+        </w:rPr>
+        <w:t xml:space="preserve"> ٤ </w:t>
+      </w:r>
+      <w:r>
+        <w:rPr>
+          <w:rFonts w:ascii="Noto Sans Arabic" w:cs="Noto Sans Arabic" w:eastAsia="Noto Sans Arabic" w:hAnsi="Noto Sans Arabic"/>
+          <w:sz w:val="21"/>
+          <w:szCs w:val="21"/>
+          <w:rtl/>
+          <w:lang w:bidi="ar-SA"/>
+        </w:rPr>
+        <w:t xml:space="preserve">  قاعة الدراسة: الوحدة المنفصلة لقاعات الدراسة.</w:t>
+      </w:r>
+    </w:p>
+    <w:p>
+      <w:pPr>
         <w:bidi/>
         <w:spacing w:after="160" w:line="300"/>
         <w:jc w:val="left"/>
@@ -520,7 +1106,7 @@
           <w:rtl/>
           <w:lang w:bidi="ar-SA"/>
         </w:rPr>
-        <w:t xml:space="preserve">تعرض الصفحة الرئيسية بطاقة لكل قسم من أقسام المؤسسة (مثل: التعليم الأساسي، المدرسة الاعدادية، المعهد الصناعي، مناطق مشتركة)، بالإضافة إلى بطاقة خاصة بقاعة الدراسة. عند لمس قسم ما تنتقل إلى قائمة قاعاته، ومنها يمكن الحجز.</w:t>
+        <w:t xml:space="preserve">تعرض الصفحة الرئيسية بطاقة لكل قسم من أقسام المؤسسة (مثل: التعليم الأساسي، المدرسة الأساسية، المعهد الصناعي، TEVT، المناطق المشتركة)، بالإضافة إلى بطاقة خاصة بقاعة الدراسة. عند لمس قسم ما تنتقل إلى قائمة قاعاته، ومنها يمكن الحجز.</w:t>
       </w:r>
     </w:p>
     <w:p>
@@ -536,6 +1122,164 @@
           <w:lang w:bidi="ar-SA"/>
         </w:rPr>
         <w:t xml:space="preserve">إدارة الأقسام والقاعات (إنشاء، إعادة تسمية، إعادة ترتيب، حذف) تتم من الإعدادات ← القاعات، وليس من الصفحة الرئيسية.</w:t>
+      </w:r>
+    </w:p>
+    <w:p>
+      <w:pPr>
+        <w:bidi/>
+        <w:spacing w:after="160" w:line="300"/>
+        <w:jc w:val="left"/>
+      </w:pPr>
+      <w:r>
+        <w:rPr>
+          <w:rFonts w:ascii="Noto Sans Arabic" w:cs="Noto Sans Arabic" w:eastAsia="Noto Sans Arabic" w:hAnsi="Noto Sans Arabic"/>
+          <w:rtl/>
+          <w:lang w:bidi="ar-SA"/>
+        </w:rPr>
+        <w:t xml:space="preserve">بدءًا من هذا الإصدار، عناصر الإعدادات مجمّعة تحت عناوين قابلة للطي (التفضيلات والإشعارات، معالج الإعداد، الأدلة والدلائل الإرشادية، المستخدمون والصلاحيات، الفصول والقاعات، الأمان والبيانات، الملفات الشخصية): عند فتح الصفحة تكون جميعها مغلقة، وتُفتح المجموعة بلمس عنوانها، وتُغلق المجموعة السابقة تلقائيًا. الإشارات "الإعدادات ← اسم العنصر" في هذا الدليل تبقى صحيحة: العنصر موجود ببساطة داخل مجموعته المقابلة.</w:t>
+      </w:r>
+    </w:p>
+    <w:p>
+      <w:pPr>
+        <w:keepNext/>
+        <w:bidi/>
+        <w:spacing w:before="160" w:after="60" w:line="280" w:lineRule="auto"/>
+        <w:jc w:val="center"/>
+      </w:pPr>
+      <w:r>
+        <w:drawing>
+          <wp:inline distT="0" distB="0" distL="0" distR="0">
+            <wp:extent cx="3744525" cy="3420000"/>
+            <wp:docPr id="110" name="fig-settings" descr="الإعدادات: البنود مجمّعة تحت عناوين قابلة للطي."/>
+            <wp:cNvGraphicFramePr>
+              <a:graphicFrameLocks xmlns:a="http://schemas.openxmlformats.org/drawingml/2006/main" noChangeAspect="1"/>
+            </wp:cNvGraphicFramePr>
+            <a:graphic xmlns:a="http://schemas.openxmlformats.org/drawingml/2006/main">
+              <a:graphicData uri="http://schemas.openxmlformats.org/drawingml/2006/picture">
+                <pic:pic xmlns:pic="http://schemas.openxmlformats.org/drawingml/2006/picture">
+                  <pic:nvPicPr>
+                    <pic:cNvPr id="110" name="fig-settings.png"/>
+                    <pic:cNvPicPr/>
+                  </pic:nvPicPr>
+                  <pic:blipFill>
+                    <a:blip r:embed="rId110"/>
+                    <a:stretch>
+                      <a:fillRect/>
+                    </a:stretch>
+                  </pic:blipFill>
+                  <pic:spPr>
+                    <a:xfrm>
+                      <a:off x="0" y="0"/>
+                      <a:ext cx="3744525" cy="3420000"/>
+                    </a:xfrm>
+                    <a:prstGeom prst="rect">
+                      <a:avLst/>
+                    </a:prstGeom>
+                  </pic:spPr>
+                </pic:pic>
+              </a:graphicData>
+            </a:graphic>
+          </wp:inline>
+        </w:drawing>
+      </w:r>
+    </w:p>
+    <w:p>
+      <w:pPr>
+        <w:keepNext/>
+        <w:bidi/>
+        <w:spacing w:before="0" w:after="100" w:line="280" w:lineRule="auto"/>
+        <w:jc w:val="center"/>
+      </w:pPr>
+      <w:r>
+        <w:rPr>
+          <w:rFonts w:ascii="Noto Sans Arabic" w:cs="Noto Sans Arabic" w:eastAsia="Noto Sans Arabic" w:hAnsi="Noto Sans Arabic"/>
+          <w:b/>
+          <w:bCs/>
+          <w:color w:val="1F3B57"/>
+          <w:sz w:val="19"/>
+          <w:szCs w:val="19"/>
+          <w:rtl/>
+          <w:lang w:bidi="ar-SA"/>
+        </w:rPr>
+        <w:t xml:space="preserve">الشكل ٤ — </w:t>
+      </w:r>
+      <w:r>
+        <w:rPr>
+          <w:rFonts w:ascii="Noto Sans Arabic" w:cs="Noto Sans Arabic" w:eastAsia="Noto Sans Arabic" w:hAnsi="Noto Sans Arabic"/>
+          <w:i/>
+          <w:iCs/>
+          <w:color w:val="555555"/>
+          <w:sz w:val="19"/>
+          <w:szCs w:val="19"/>
+          <w:rtl/>
+          <w:lang w:bidi="ar-SA"/>
+        </w:rPr>
+        <w:t xml:space="preserve">الإعدادات: البنود مجمّعة تحت عناوين قابلة للطي.</w:t>
+      </w:r>
+    </w:p>
+    <w:p>
+      <w:pPr>
+        <w:keepNext/>
+        <w:bidi/>
+        <w:spacing w:before="0" w:after="50" w:line="280" w:lineRule="auto"/>
+        <w:ind w:left="200" w:right="200"/>
+        <w:jc w:val="left"/>
+      </w:pPr>
+      <w:r>
+        <w:rPr>
+          <w:rFonts w:ascii="Noto Sans Arabic" w:cs="Noto Sans Arabic" w:eastAsia="Noto Sans Arabic" w:hAnsi="Noto Sans Arabic"/>
+          <w:b/>
+          <w:bCs/>
+          <w:color w:val="FFFFFF"/>
+          <w:sz w:val="20"/>
+          <w:szCs w:val="20"/>
+          <w:shd w:val="clear" w:color="auto" w:fill="D1342C"/>
+          <w:rtl/>
+          <w:lang w:bidi="ar-SA"/>
+        </w:rPr>
+        <w:t xml:space="preserve"> ١ </w:t>
+      </w:r>
+      <w:r>
+        <w:rPr>
+          <w:rFonts w:ascii="Noto Sans Arabic" w:cs="Noto Sans Arabic" w:eastAsia="Noto Sans Arabic" w:hAnsi="Noto Sans Arabic"/>
+          <w:sz w:val="21"/>
+          <w:szCs w:val="21"/>
+          <w:rtl/>
+          <w:lang w:bidi="ar-SA"/>
+        </w:rPr>
+        <w:t xml:space="preserve">  المس عنوان مجموعة لفتحها: المجموعة المفتوحة سابقاً تُغلق تلقائياً.</w:t>
+      </w:r>
+    </w:p>
+    <w:p>
+      <w:pPr>
+        <w:bidi/>
+        <w:spacing w:before="0" w:after="220" w:line="280" w:lineRule="auto"/>
+        <w:ind w:left="200" w:right="200"/>
+        <w:jc w:val="left"/>
+      </w:pPr>
+      <w:r>
+        <w:rPr>
+          <w:rFonts w:ascii="Noto Sans Arabic" w:cs="Noto Sans Arabic" w:eastAsia="Noto Sans Arabic" w:hAnsi="Noto Sans Arabic"/>
+          <w:b/>
+          <w:bCs/>
+          <w:color w:val="FFFFFF"/>
+          <w:sz w:val="20"/>
+          <w:szCs w:val="20"/>
+          <w:shd w:val="clear" w:color="auto" w:fill="D1342C"/>
+          <w:rtl/>
+          <w:lang w:bidi="ar-SA"/>
+        </w:rPr>
+        <w:t xml:space="preserve"> ٢ </w:t>
+      </w:r>
+      <w:r>
+        <w:rPr>
+          <w:rFonts w:ascii="Noto Sans Arabic" w:cs="Noto Sans Arabic" w:eastAsia="Noto Sans Arabic" w:hAnsi="Noto Sans Arabic"/>
+          <w:sz w:val="21"/>
+          <w:szCs w:val="21"/>
+          <w:rtl/>
+          <w:lang w:bidi="ar-SA"/>
+        </w:rPr>
+        <w:t xml:space="preserve">  بنود المجموعة المفتوحة (هنا: قائمة وإضافة المستخدمين، صلاحيات النطاقات، الإعدادات المتقدمة).</w:t>
       </w:r>
     </w:p>
     <w:p>
@@ -559,7 +1303,7 @@
           <w:rtl/>
           <w:lang w:bidi="ar-SA"/>
         </w:rPr>
-        <w:t xml:space="preserve">٣. إدارة المستخدمين والنطاقات</w:t>
+        <w:t xml:space="preserve">٣. معالج الإعداد</w:t>
       </w:r>
     </w:p>
     <w:p>
@@ -574,7 +1318,348 @@
           <w:rtl/>
           <w:lang w:bidi="ar-SA"/>
         </w:rPr>
-        <w:t xml:space="preserve">يمكن الوصول إليها من الإعدادات ← "قائمة وإضافة المستخدمين". مرئية للمدير ولأدوار السكرتارية (السكرتارية IPI، سكرتارية المدرسة الأساسية، مدير المعهد IPI، نائب مدير المعهد IPI، مدير المدرسة الأساسية، الأوراتوريو).</w:t>
+        <w:t xml:space="preserve">يمكن الوصول إليه من الإعدادات ← "معالج الإعداد"، وهو مرئي لمن يملك صلاحية واحدة على الأقل من صلاحيات الفصول أو القاعات أو قاعة الدراسة. يرافقك خطوة بخطوة في إعداد المجالات الرئيسية للتطبيق.</w:t>
+      </w:r>
+    </w:p>
+    <w:p>
+      <w:pPr>
+        <w:bidi/>
+        <w:spacing w:after="160" w:line="300"/>
+        <w:jc w:val="left"/>
+      </w:pPr>
+      <w:r>
+        <w:rPr>
+          <w:rFonts w:ascii="Noto Sans Arabic" w:cs="Noto Sans Arabic" w:eastAsia="Noto Sans Arabic" w:hAnsi="Noto Sans Arabic"/>
+          <w:rtl/>
+          <w:lang w:bidi="ar-SA"/>
+        </w:rPr>
+        <w:t xml:space="preserve">الخطوات بالترتيب: الفصول (راجع فصل "إدارة الفصول")؛ القاعات، بما فيها قاعات قاعة الدراسة (راجع فصل "إدارة الأقسام والقاعات")؛ الفترات الزمنية للقاعات، الإعداد الوحيد المشترك بين جميع القاعات في جميع الأقسام، إلى جانب الحد الأدنى لعدد أيام الحجز المسبق اللازمة لحجزها؛ الفترات الزمنية لقاعة الدراسة، منفصلة عن فترات القاعات العامة؛ العطلات، وتُطبَّق على جميع قاعات قاعة الدراسة الحالية دفعة واحدة (آخر ثلاثة عناصر: راجع فصل "قاعة الدراسة — الإعدادات"). كل خطوة مرئية فقط لمن يملك الصلاحية الخاصة بذلك المجال.</w:t>
+      </w:r>
+    </w:p>
+    <w:p>
+      <w:pPr>
+        <w:keepNext/>
+        <w:bidi/>
+        <w:spacing w:before="160" w:after="60" w:line="280" w:lineRule="auto"/>
+        <w:jc w:val="center"/>
+      </w:pPr>
+      <w:r>
+        <w:drawing>
+          <wp:inline distT="0" distB="0" distL="0" distR="0">
+            <wp:extent cx="6048000" cy="3763200"/>
+            <wp:docPr id="111" name="fig-wizard" descr="معالج الإعداد، خطوة «القاعات»."/>
+            <wp:cNvGraphicFramePr>
+              <a:graphicFrameLocks xmlns:a="http://schemas.openxmlformats.org/drawingml/2006/main" noChangeAspect="1"/>
+            </wp:cNvGraphicFramePr>
+            <a:graphic xmlns:a="http://schemas.openxmlformats.org/drawingml/2006/main">
+              <a:graphicData uri="http://schemas.openxmlformats.org/drawingml/2006/picture">
+                <pic:pic xmlns:pic="http://schemas.openxmlformats.org/drawingml/2006/picture">
+                  <pic:nvPicPr>
+                    <pic:cNvPr id="111" name="fig-wizard.png"/>
+                    <pic:cNvPicPr/>
+                  </pic:nvPicPr>
+                  <pic:blipFill>
+                    <a:blip r:embed="rId111"/>
+                    <a:stretch>
+                      <a:fillRect/>
+                    </a:stretch>
+                  </pic:blipFill>
+                  <pic:spPr>
+                    <a:xfrm>
+                      <a:off x="0" y="0"/>
+                      <a:ext cx="6048000" cy="3763200"/>
+                    </a:xfrm>
+                    <a:prstGeom prst="rect">
+                      <a:avLst/>
+                    </a:prstGeom>
+                  </pic:spPr>
+                </pic:pic>
+              </a:graphicData>
+            </a:graphic>
+          </wp:inline>
+        </w:drawing>
+      </w:r>
+    </w:p>
+    <w:p>
+      <w:pPr>
+        <w:keepNext/>
+        <w:bidi/>
+        <w:spacing w:before="0" w:after="100" w:line="280" w:lineRule="auto"/>
+        <w:jc w:val="center"/>
+      </w:pPr>
+      <w:r>
+        <w:rPr>
+          <w:rFonts w:ascii="Noto Sans Arabic" w:cs="Noto Sans Arabic" w:eastAsia="Noto Sans Arabic" w:hAnsi="Noto Sans Arabic"/>
+          <w:b/>
+          <w:bCs/>
+          <w:color w:val="1F3B57"/>
+          <w:sz w:val="19"/>
+          <w:szCs w:val="19"/>
+          <w:rtl/>
+          <w:lang w:bidi="ar-SA"/>
+        </w:rPr>
+        <w:t xml:space="preserve">الشكل ٥ — </w:t>
+      </w:r>
+      <w:r>
+        <w:rPr>
+          <w:rFonts w:ascii="Noto Sans Arabic" w:cs="Noto Sans Arabic" w:eastAsia="Noto Sans Arabic" w:hAnsi="Noto Sans Arabic"/>
+          <w:i/>
+          <w:iCs/>
+          <w:color w:val="555555"/>
+          <w:sz w:val="19"/>
+          <w:szCs w:val="19"/>
+          <w:rtl/>
+          <w:lang w:bidi="ar-SA"/>
+        </w:rPr>
+        <w:t xml:space="preserve">معالج الإعداد، خطوة «القاعات».</w:t>
+      </w:r>
+    </w:p>
+    <w:p>
+      <w:pPr>
+        <w:keepNext/>
+        <w:bidi/>
+        <w:spacing w:before="0" w:after="50" w:line="280" w:lineRule="auto"/>
+        <w:ind w:left="200" w:right="200"/>
+        <w:jc w:val="left"/>
+      </w:pPr>
+      <w:r>
+        <w:rPr>
+          <w:rFonts w:ascii="Noto Sans Arabic" w:cs="Noto Sans Arabic" w:eastAsia="Noto Sans Arabic" w:hAnsi="Noto Sans Arabic"/>
+          <w:b/>
+          <w:bCs/>
+          <w:color w:val="FFFFFF"/>
+          <w:sz w:val="20"/>
+          <w:szCs w:val="20"/>
+          <w:shd w:val="clear" w:color="auto" w:fill="D1342C"/>
+          <w:rtl/>
+          <w:lang w:bidi="ar-SA"/>
+        </w:rPr>
+        <w:t xml:space="preserve"> ١ </w:t>
+      </w:r>
+      <w:r>
+        <w:rPr>
+          <w:rFonts w:ascii="Noto Sans Arabic" w:cs="Noto Sans Arabic" w:eastAsia="Noto Sans Arabic" w:hAnsi="Noto Sans Arabic"/>
+          <w:sz w:val="21"/>
+          <w:szCs w:val="21"/>
+          <w:rtl/>
+          <w:lang w:bidi="ar-SA"/>
+        </w:rPr>
+        <w:t xml:space="preserve">  شريط الخطوات: الفصول ← القاعات ← الفترات الزمنية للقاعات ← فترات قاعة الدراسة ← العطلات. الخطوة الحالية مميّزة.</w:t>
+      </w:r>
+    </w:p>
+    <w:p>
+      <w:pPr>
+        <w:keepNext/>
+        <w:bidi/>
+        <w:spacing w:before="0" w:after="50" w:line="280" w:lineRule="auto"/>
+        <w:ind w:left="200" w:right="200"/>
+        <w:jc w:val="left"/>
+      </w:pPr>
+      <w:r>
+        <w:rPr>
+          <w:rFonts w:ascii="Noto Sans Arabic" w:cs="Noto Sans Arabic" w:eastAsia="Noto Sans Arabic" w:hAnsi="Noto Sans Arabic"/>
+          <w:b/>
+          <w:bCs/>
+          <w:color w:val="FFFFFF"/>
+          <w:sz w:val="20"/>
+          <w:szCs w:val="20"/>
+          <w:shd w:val="clear" w:color="auto" w:fill="D1342C"/>
+          <w:rtl/>
+          <w:lang w:bidi="ar-SA"/>
+        </w:rPr>
+        <w:t xml:space="preserve"> ٢ </w:t>
+      </w:r>
+      <w:r>
+        <w:rPr>
+          <w:rFonts w:ascii="Noto Sans Arabic" w:cs="Noto Sans Arabic" w:eastAsia="Noto Sans Arabic" w:hAnsi="Noto Sans Arabic"/>
+          <w:sz w:val="21"/>
+          <w:szCs w:val="21"/>
+          <w:rtl/>
+          <w:lang w:bidi="ar-SA"/>
+        </w:rPr>
+        <w:t xml:space="preserve">  قائمة الخطوة (هنا القاعات): «تعديل» لتغيير الاسم أو السعة.</w:t>
+      </w:r>
+    </w:p>
+    <w:p>
+      <w:pPr>
+        <w:keepNext/>
+        <w:bidi/>
+        <w:spacing w:before="0" w:after="50" w:line="280" w:lineRule="auto"/>
+        <w:ind w:left="200" w:right="200"/>
+        <w:jc w:val="left"/>
+      </w:pPr>
+      <w:r>
+        <w:rPr>
+          <w:rFonts w:ascii="Noto Sans Arabic" w:cs="Noto Sans Arabic" w:eastAsia="Noto Sans Arabic" w:hAnsi="Noto Sans Arabic"/>
+          <w:b/>
+          <w:bCs/>
+          <w:color w:val="FFFFFF"/>
+          <w:sz w:val="20"/>
+          <w:szCs w:val="20"/>
+          <w:shd w:val="clear" w:color="auto" w:fill="D1342C"/>
+          <w:rtl/>
+          <w:lang w:bidi="ar-SA"/>
+        </w:rPr>
+        <w:t xml:space="preserve"> ٣ </w:t>
+      </w:r>
+      <w:r>
+        <w:rPr>
+          <w:rFonts w:ascii="Noto Sans Arabic" w:cs="Noto Sans Arabic" w:eastAsia="Noto Sans Arabic" w:hAnsi="Noto Sans Arabic"/>
+          <w:sz w:val="21"/>
+          <w:szCs w:val="21"/>
+          <w:rtl/>
+          <w:lang w:bidi="ar-SA"/>
+        </w:rPr>
+        <w:t xml:space="preserve">  «+ إضافة قاعة» تنشئ قاعة جديدة.</w:t>
+      </w:r>
+    </w:p>
+    <w:p>
+      <w:pPr>
+        <w:bidi/>
+        <w:spacing w:before="0" w:after="220" w:line="280" w:lineRule="auto"/>
+        <w:ind w:left="200" w:right="200"/>
+        <w:jc w:val="left"/>
+      </w:pPr>
+      <w:r>
+        <w:rPr>
+          <w:rFonts w:ascii="Noto Sans Arabic" w:cs="Noto Sans Arabic" w:eastAsia="Noto Sans Arabic" w:hAnsi="Noto Sans Arabic"/>
+          <w:b/>
+          <w:bCs/>
+          <w:color w:val="FFFFFF"/>
+          <w:sz w:val="20"/>
+          <w:szCs w:val="20"/>
+          <w:shd w:val="clear" w:color="auto" w:fill="D1342C"/>
+          <w:rtl/>
+          <w:lang w:bidi="ar-SA"/>
+        </w:rPr>
+        <w:t xml:space="preserve"> ٤ </w:t>
+      </w:r>
+      <w:r>
+        <w:rPr>
+          <w:rFonts w:ascii="Noto Sans Arabic" w:cs="Noto Sans Arabic" w:eastAsia="Noto Sans Arabic" w:hAnsi="Noto Sans Arabic"/>
+          <w:sz w:val="21"/>
+          <w:szCs w:val="21"/>
+          <w:rtl/>
+          <w:lang w:bidi="ar-SA"/>
+        </w:rPr>
+        <w:t xml:space="preserve">  السابق / التالي للتنقل بين الخطوات؛ وفي الخطوة الأخيرة يصبح الزر «إنهاء».</w:t>
+      </w:r>
+    </w:p>
+    <w:p>
+      <w:pPr>
+        <w:pBdr>
+          <w:top w:val="single" w:sz="8" w:space="6" w:color="2F6DB5"/>
+          <w:left w:val="single" w:sz="8" w:space="6" w:color="2F6DB5"/>
+          <w:bottom w:val="single" w:sz="8" w:space="6" w:color="2F6DB5"/>
+          <w:right w:val="single" w:sz="8" w:space="6" w:color="2F6DB5"/>
+        </w:pBdr>
+        <w:shd w:val="clear" w:color="auto" w:fill="E8F0FA"/>
+        <w:bidi/>
+        <w:spacing w:after="160" w:line="300"/>
+        <w:ind w:left="160" w:right="160"/>
+        <w:jc w:val="left"/>
+      </w:pPr>
+      <w:r>
+        <w:drawing>
+          <wp:inline distT="0" distB="0" distL="0" distR="0">
+            <wp:extent cx="198000" cy="198000"/>
+            <wp:docPr id="102" name="icon-info-102" descr=""/>
+            <wp:cNvGraphicFramePr>
+              <a:graphicFrameLocks xmlns:a="http://schemas.openxmlformats.org/drawingml/2006/main" noChangeAspect="1"/>
+            </wp:cNvGraphicFramePr>
+            <a:graphic xmlns:a="http://schemas.openxmlformats.org/drawingml/2006/main">
+              <a:graphicData uri="http://schemas.openxmlformats.org/drawingml/2006/picture">
+                <pic:pic xmlns:pic="http://schemas.openxmlformats.org/drawingml/2006/picture">
+                  <pic:nvPicPr>
+                    <pic:cNvPr id="102" name="icon-info-102.png"/>
+                    <pic:cNvPicPr/>
+                  </pic:nvPicPr>
+                  <pic:blipFill>
+                    <a:blip r:embed="rId102"/>
+                    <a:stretch>
+                      <a:fillRect/>
+                    </a:stretch>
+                  </pic:blipFill>
+                  <pic:spPr>
+                    <a:xfrm>
+                      <a:off x="0" y="0"/>
+                      <a:ext cx="198000" cy="198000"/>
+                    </a:xfrm>
+                    <a:prstGeom prst="rect">
+                      <a:avLst/>
+                    </a:prstGeom>
+                  </pic:spPr>
+                </pic:pic>
+              </a:graphicData>
+            </a:graphic>
+          </wp:inline>
+        </w:drawing>
+      </w:r>
+      <w:r>
+        <w:rPr>
+          <w:rFonts w:ascii="Noto Sans Arabic" w:cs="Noto Sans Arabic" w:eastAsia="Noto Sans Arabic" w:hAnsi="Noto Sans Arabic"/>
+          <w:rtl/>
+          <w:lang w:bidi="ar-SA"/>
+        </w:rPr>
+        <w:t xml:space="preserve">  </w:t>
+      </w:r>
+      <w:r>
+        <w:rPr>
+          <w:rFonts w:ascii="Noto Sans Arabic" w:cs="Noto Sans Arabic" w:eastAsia="Noto Sans Arabic" w:hAnsi="Noto Sans Arabic"/>
+          <w:b/>
+          <w:bCs/>
+          <w:color w:val="2F6DB5"/>
+          <w:rtl/>
+          <w:lang w:bidi="ar-SA"/>
+        </w:rPr>
+        <w:t xml:space="preserve">ملاحظة: </w:t>
+      </w:r>
+      <w:r>
+        <w:rPr>
+          <w:rFonts w:ascii="Noto Sans Arabic" w:cs="Noto Sans Arabic" w:eastAsia="Noto Sans Arabic" w:hAnsi="Noto Sans Arabic"/>
+          <w:rtl/>
+          <w:lang w:bidi="ar-SA"/>
+        </w:rPr>
+        <w:t xml:space="preserve">لا يملك المعالج حالة "اكتمال" خاصة به: كل خطوة تقرأ وتكتب مباشرة في نفس الإعدادات الموضحة في الفصول المقابلة، لذلك يمكن إعادة فتحه في أي وقت — يبدأ دائمًا معبّأً مسبقًا بالبيانات الموجودة، ولا يكون فارغًا أبدًا، ويصلح للإعداد الأول وللتصحيحات اللاحقة.</w:t>
+      </w:r>
+    </w:p>
+    <w:p>
+      <w:pPr>
+        <w:pStyle w:val="Heading1"/>
+        <w:pBdr>
+          <w:bottom w:val="single" w:color="CBA135" w:sz="6"/>
+        </w:pBdr>
+        <w:bidi/>
+        <w:spacing w:after="160" w:before="320"/>
+        <w:jc w:val="left"/>
+      </w:pPr>
+      <w:r>
+        <w:rPr>
+          <w:rFonts w:ascii="Noto Sans Arabic" w:cs="Noto Sans Arabic" w:eastAsia="Noto Sans Arabic" w:hAnsi="Noto Sans Arabic"/>
+          <w:b/>
+          <w:bCs/>
+          <w:color w:val="1F3B57"/>
+          <w:sz w:val="30"/>
+          <w:szCs w:val="30"/>
+          <w:rtl/>
+          <w:lang w:bidi="ar-SA"/>
+        </w:rPr>
+        <w:t xml:space="preserve">٤. إدارة المستخدمين والنطاقات</w:t>
+      </w:r>
+    </w:p>
+    <w:p>
+      <w:pPr>
+        <w:bidi/>
+        <w:spacing w:after="160" w:line="300"/>
+        <w:jc w:val="left"/>
+      </w:pPr>
+      <w:r>
+        <w:rPr>
+          <w:rFonts w:ascii="Noto Sans Arabic" w:cs="Noto Sans Arabic" w:eastAsia="Noto Sans Arabic" w:hAnsi="Noto Sans Arabic"/>
+          <w:rtl/>
+          <w:lang w:bidi="ar-SA"/>
+        </w:rPr>
+        <w:t xml:space="preserve">يمكن الوصول إليها من الإعدادات ← "قائمة وإضافة المستخدمين". مرئية للمدير ولأمين الصندوق ولأدوار السكرتارية (السكرتارية IPI، سكرتارية المدرسة الأساسية، مدير المعهد IPI، نائب مدير المعهد IPI، مدير المدرسة الأساسية، الأوراتوريو).</w:t>
       </w:r>
     </w:p>
     <w:p>
@@ -720,6 +1805,215 @@
     </w:p>
     <w:p>
       <w:pPr>
+        <w:keepNext/>
+        <w:bidi/>
+        <w:spacing w:before="160" w:after="60" w:line="280" w:lineRule="auto"/>
+        <w:jc w:val="center"/>
+      </w:pPr>
+      <w:r>
+        <w:drawing>
+          <wp:inline distT="0" distB="0" distL="0" distR="0">
+            <wp:extent cx="4137096" cy="3420000"/>
+            <wp:docPr id="112" name="fig-adduser" descr="إضافة مستخدم: نافذة «إضافة مستخدم»."/>
+            <wp:cNvGraphicFramePr>
+              <a:graphicFrameLocks xmlns:a="http://schemas.openxmlformats.org/drawingml/2006/main" noChangeAspect="1"/>
+            </wp:cNvGraphicFramePr>
+            <a:graphic xmlns:a="http://schemas.openxmlformats.org/drawingml/2006/main">
+              <a:graphicData uri="http://schemas.openxmlformats.org/drawingml/2006/picture">
+                <pic:pic xmlns:pic="http://schemas.openxmlformats.org/drawingml/2006/picture">
+                  <pic:nvPicPr>
+                    <pic:cNvPr id="112" name="fig-adduser.png"/>
+                    <pic:cNvPicPr/>
+                  </pic:nvPicPr>
+                  <pic:blipFill>
+                    <a:blip r:embed="rId112"/>
+                    <a:stretch>
+                      <a:fillRect/>
+                    </a:stretch>
+                  </pic:blipFill>
+                  <pic:spPr>
+                    <a:xfrm>
+                      <a:off x="0" y="0"/>
+                      <a:ext cx="4137096" cy="3420000"/>
+                    </a:xfrm>
+                    <a:prstGeom prst="rect">
+                      <a:avLst/>
+                    </a:prstGeom>
+                  </pic:spPr>
+                </pic:pic>
+              </a:graphicData>
+            </a:graphic>
+          </wp:inline>
+        </w:drawing>
+      </w:r>
+    </w:p>
+    <w:p>
+      <w:pPr>
+        <w:keepNext/>
+        <w:bidi/>
+        <w:spacing w:before="0" w:after="100" w:line="280" w:lineRule="auto"/>
+        <w:jc w:val="center"/>
+      </w:pPr>
+      <w:r>
+        <w:rPr>
+          <w:rFonts w:ascii="Noto Sans Arabic" w:cs="Noto Sans Arabic" w:eastAsia="Noto Sans Arabic" w:hAnsi="Noto Sans Arabic"/>
+          <w:b/>
+          <w:bCs/>
+          <w:color w:val="1F3B57"/>
+          <w:sz w:val="19"/>
+          <w:szCs w:val="19"/>
+          <w:rtl/>
+          <w:lang w:bidi="ar-SA"/>
+        </w:rPr>
+        <w:t xml:space="preserve">الشكل ٦ — </w:t>
+      </w:r>
+      <w:r>
+        <w:rPr>
+          <w:rFonts w:ascii="Noto Sans Arabic" w:cs="Noto Sans Arabic" w:eastAsia="Noto Sans Arabic" w:hAnsi="Noto Sans Arabic"/>
+          <w:i/>
+          <w:iCs/>
+          <w:color w:val="555555"/>
+          <w:sz w:val="19"/>
+          <w:szCs w:val="19"/>
+          <w:rtl/>
+          <w:lang w:bidi="ar-SA"/>
+        </w:rPr>
+        <w:t xml:space="preserve">إضافة مستخدم: نافذة «إضافة مستخدم».</w:t>
+      </w:r>
+    </w:p>
+    <w:p>
+      <w:pPr>
+        <w:keepNext/>
+        <w:bidi/>
+        <w:spacing w:before="0" w:after="50" w:line="280" w:lineRule="auto"/>
+        <w:ind w:left="200" w:right="200"/>
+        <w:jc w:val="left"/>
+      </w:pPr>
+      <w:r>
+        <w:rPr>
+          <w:rFonts w:ascii="Noto Sans Arabic" w:cs="Noto Sans Arabic" w:eastAsia="Noto Sans Arabic" w:hAnsi="Noto Sans Arabic"/>
+          <w:b/>
+          <w:bCs/>
+          <w:color w:val="FFFFFF"/>
+          <w:sz w:val="20"/>
+          <w:szCs w:val="20"/>
+          <w:shd w:val="clear" w:color="auto" w:fill="D1342C"/>
+          <w:rtl/>
+          <w:lang w:bidi="ar-SA"/>
+        </w:rPr>
+        <w:t xml:space="preserve"> ١ </w:t>
+      </w:r>
+      <w:r>
+        <w:rPr>
+          <w:rFonts w:ascii="Noto Sans Arabic" w:cs="Noto Sans Arabic" w:eastAsia="Noto Sans Arabic" w:hAnsi="Noto Sans Arabic"/>
+          <w:sz w:val="21"/>
+          <w:szCs w:val="21"/>
+          <w:rtl/>
+          <w:lang w:bidi="ar-SA"/>
+        </w:rPr>
+        <w:t xml:space="preserve">  الدور: اختر من القائمة، أو «+ إضافة دور جديد» لدور مخصّص.</w:t>
+      </w:r>
+    </w:p>
+    <w:p>
+      <w:pPr>
+        <w:keepNext/>
+        <w:bidi/>
+        <w:spacing w:before="0" w:after="50" w:line="280" w:lineRule="auto"/>
+        <w:ind w:left="200" w:right="200"/>
+        <w:jc w:val="left"/>
+      </w:pPr>
+      <w:r>
+        <w:rPr>
+          <w:rFonts w:ascii="Noto Sans Arabic" w:cs="Noto Sans Arabic" w:eastAsia="Noto Sans Arabic" w:hAnsi="Noto Sans Arabic"/>
+          <w:b/>
+          <w:bCs/>
+          <w:color w:val="FFFFFF"/>
+          <w:sz w:val="20"/>
+          <w:szCs w:val="20"/>
+          <w:shd w:val="clear" w:color="auto" w:fill="D1342C"/>
+          <w:rtl/>
+          <w:lang w:bidi="ar-SA"/>
+        </w:rPr>
+        <w:t xml:space="preserve"> ٢ </w:t>
+      </w:r>
+      <w:r>
+        <w:rPr>
+          <w:rFonts w:ascii="Noto Sans Arabic" w:cs="Noto Sans Arabic" w:eastAsia="Noto Sans Arabic" w:hAnsi="Noto Sans Arabic"/>
+          <w:sz w:val="21"/>
+          <w:szCs w:val="21"/>
+          <w:rtl/>
+          <w:lang w:bidi="ar-SA"/>
+        </w:rPr>
+        <w:t xml:space="preserve">  كلمة المرور: اكتبها بنفسك، أو «إنشاء» لتوليد كلمة عشوائية.</w:t>
+      </w:r>
+    </w:p>
+    <w:p>
+      <w:pPr>
+        <w:keepNext/>
+        <w:bidi/>
+        <w:spacing w:before="0" w:after="50" w:line="280" w:lineRule="auto"/>
+        <w:ind w:left="200" w:right="200"/>
+        <w:jc w:val="left"/>
+      </w:pPr>
+      <w:r>
+        <w:rPr>
+          <w:rFonts w:ascii="Noto Sans Arabic" w:cs="Noto Sans Arabic" w:eastAsia="Noto Sans Arabic" w:hAnsi="Noto Sans Arabic"/>
+          <w:b/>
+          <w:bCs/>
+          <w:color w:val="FFFFFF"/>
+          <w:sz w:val="20"/>
+          <w:szCs w:val="20"/>
+          <w:shd w:val="clear" w:color="auto" w:fill="D1342C"/>
+          <w:rtl/>
+          <w:lang w:bidi="ar-SA"/>
+        </w:rPr>
+        <w:t xml:space="preserve"> ٣ </w:t>
+      </w:r>
+      <w:r>
+        <w:rPr>
+          <w:rFonts w:ascii="Noto Sans Arabic" w:cs="Noto Sans Arabic" w:eastAsia="Noto Sans Arabic" w:hAnsi="Noto Sans Arabic"/>
+          <w:sz w:val="21"/>
+          <w:szCs w:val="21"/>
+          <w:rtl/>
+          <w:lang w:bidi="ar-SA"/>
+        </w:rPr>
+        <w:t xml:space="preserve">  حساب مؤقت: فعّله وحدد تاريخ الانتهاء؛ وبعد ذلك التاريخ يُحظر المستخدم تلقائياً.</w:t>
+      </w:r>
+    </w:p>
+    <w:p>
+      <w:pPr>
+        <w:bidi/>
+        <w:spacing w:before="0" w:after="220" w:line="280" w:lineRule="auto"/>
+        <w:ind w:left="200" w:right="200"/>
+        <w:jc w:val="left"/>
+      </w:pPr>
+      <w:r>
+        <w:rPr>
+          <w:rFonts w:ascii="Noto Sans Arabic" w:cs="Noto Sans Arabic" w:eastAsia="Noto Sans Arabic" w:hAnsi="Noto Sans Arabic"/>
+          <w:b/>
+          <w:bCs/>
+          <w:color w:val="FFFFFF"/>
+          <w:sz w:val="20"/>
+          <w:szCs w:val="20"/>
+          <w:shd w:val="clear" w:color="auto" w:fill="D1342C"/>
+          <w:rtl/>
+          <w:lang w:bidi="ar-SA"/>
+        </w:rPr>
+        <w:t xml:space="preserve"> ٤ </w:t>
+      </w:r>
+      <w:r>
+        <w:rPr>
+          <w:rFonts w:ascii="Noto Sans Arabic" w:cs="Noto Sans Arabic" w:eastAsia="Noto Sans Arabic" w:hAnsi="Noto Sans Arabic"/>
+          <w:sz w:val="21"/>
+          <w:szCs w:val="21"/>
+          <w:rtl/>
+          <w:lang w:bidi="ar-SA"/>
+        </w:rPr>
+        <w:t xml:space="preserve">  إرسال الدعوة: يستلم المستخدم بريداً لتعيين كلمة المرور.</w:t>
+      </w:r>
+    </w:p>
+    <w:p>
+      <w:pPr>
         <w:bidi/>
         <w:spacing w:after="160" w:line="300"/>
         <w:jc w:val="left"/>
@@ -771,17 +2065,80 @@
     </w:p>
     <w:p>
       <w:pPr>
+        <w:pBdr>
+          <w:top w:val="single" w:sz="8" w:space="6" w:color="C4453D"/>
+          <w:left w:val="single" w:sz="8" w:space="6" w:color="C4453D"/>
+          <w:bottom w:val="single" w:sz="8" w:space="6" w:color="C4453D"/>
+          <w:right w:val="single" w:sz="8" w:space="6" w:color="C4453D"/>
+        </w:pBdr>
+        <w:shd w:val="clear" w:color="auto" w:fill="FBEDEC"/>
         <w:bidi/>
         <w:spacing w:after="160" w:line="300"/>
-        <w:jc w:val="left"/>
-      </w:pPr>
-      <w:r>
-        <w:rPr>
-          <w:rFonts w:ascii="Noto Sans Arabic" w:cs="Noto Sans Arabic" w:eastAsia="Noto Sans Arabic" w:hAnsi="Noto Sans Arabic"/>
-          <w:rtl/>
-          <w:lang w:bidi="ar-SA"/>
-        </w:rPr>
-        <w:t xml:space="preserve">تنبيه: "حذف" يحذف المستخدم نهائياً وبشكل لا رجعة فيه، سواء من قائمة التطبيق (Firestore) أو من حساب الدخول الخاص به (Firebase Authentication) — لا يوجد حذف جزئي. لا يمكن حذف حسابك الخاص، ولا يمكن سحب دور المدير من آخر مدير متبقٍ: يجب أولاً إسناده لمستخدم آخر.</w:t>
+        <w:ind w:left="160" w:right="160"/>
+        <w:jc w:val="left"/>
+      </w:pPr>
+      <w:r>
+        <w:drawing>
+          <wp:inline distT="0" distB="0" distL="0" distR="0">
+            <wp:extent cx="198000" cy="198000"/>
+            <wp:docPr id="100" name="icon-warn-100" descr=""/>
+            <wp:cNvGraphicFramePr>
+              <a:graphicFrameLocks xmlns:a="http://schemas.openxmlformats.org/drawingml/2006/main" noChangeAspect="1"/>
+            </wp:cNvGraphicFramePr>
+            <a:graphic xmlns:a="http://schemas.openxmlformats.org/drawingml/2006/main">
+              <a:graphicData uri="http://schemas.openxmlformats.org/drawingml/2006/picture">
+                <pic:pic xmlns:pic="http://schemas.openxmlformats.org/drawingml/2006/picture">
+                  <pic:nvPicPr>
+                    <pic:cNvPr id="100" name="icon-warn-100.png"/>
+                    <pic:cNvPicPr/>
+                  </pic:nvPicPr>
+                  <pic:blipFill>
+                    <a:blip r:embed="rId100"/>
+                    <a:stretch>
+                      <a:fillRect/>
+                    </a:stretch>
+                  </pic:blipFill>
+                  <pic:spPr>
+                    <a:xfrm>
+                      <a:off x="0" y="0"/>
+                      <a:ext cx="198000" cy="198000"/>
+                    </a:xfrm>
+                    <a:prstGeom prst="rect">
+                      <a:avLst/>
+                    </a:prstGeom>
+                  </pic:spPr>
+                </pic:pic>
+              </a:graphicData>
+            </a:graphic>
+          </wp:inline>
+        </w:drawing>
+      </w:r>
+      <w:r>
+        <w:rPr>
+          <w:rFonts w:ascii="Noto Sans Arabic" w:cs="Noto Sans Arabic" w:eastAsia="Noto Sans Arabic" w:hAnsi="Noto Sans Arabic"/>
+          <w:rtl/>
+          <w:lang w:bidi="ar-SA"/>
+        </w:rPr>
+        <w:t xml:space="preserve">  </w:t>
+      </w:r>
+      <w:r>
+        <w:rPr>
+          <w:rFonts w:ascii="Noto Sans Arabic" w:cs="Noto Sans Arabic" w:eastAsia="Noto Sans Arabic" w:hAnsi="Noto Sans Arabic"/>
+          <w:b/>
+          <w:bCs/>
+          <w:color w:val="C4453D"/>
+          <w:rtl/>
+          <w:lang w:bidi="ar-SA"/>
+        </w:rPr>
+        <w:t xml:space="preserve">تنبيه: </w:t>
+      </w:r>
+      <w:r>
+        <w:rPr>
+          <w:rFonts w:ascii="Noto Sans Arabic" w:cs="Noto Sans Arabic" w:eastAsia="Noto Sans Arabic" w:hAnsi="Noto Sans Arabic"/>
+          <w:rtl/>
+          <w:lang w:bidi="ar-SA"/>
+        </w:rPr>
+        <w:t xml:space="preserve">"حذف" يحذف المستخدم نهائياً وبشكل لا رجعة فيه، سواء من قائمة التطبيق (Firestore) أو من حساب الدخول الخاص به (Firebase Authentication) — لا يوجد حذف جزئي. لا يمكن حذف حسابك الخاص، ولا يمكن سحب دور المدير من آخر مدير متبقٍ: يجب أولاً إسناده لمستخدم آخر.</w:t>
       </w:r>
     </w:p>
     <w:p>
@@ -877,7 +2234,7 @@
           <w:rtl/>
           <w:lang w:bidi="ar-SA"/>
         </w:rPr>
-        <w:t xml:space="preserve">٤. إدارة الأقسام والقاعات</w:t>
+        <w:t xml:space="preserve">٥. إدارة الأقسام والقاعات</w:t>
       </w:r>
     </w:p>
     <w:p>
@@ -893,6 +2250,248 @@
           <w:lang w:bidi="ar-SA"/>
         </w:rPr>
         <w:t xml:space="preserve">في الإعدادات ← "القاعات" (مرئية للمدير، أدوار السكرتارية، وأمين الصندوق).</w:t>
+      </w:r>
+    </w:p>
+    <w:p>
+      <w:pPr>
+        <w:keepNext/>
+        <w:bidi/>
+        <w:spacing w:before="160" w:after="60" w:line="280" w:lineRule="auto"/>
+        <w:jc w:val="center"/>
+      </w:pPr>
+      <w:r>
+        <w:drawing>
+          <wp:inline distT="0" distB="0" distL="0" distR="0">
+            <wp:extent cx="4286908" cy="3419999"/>
+            <wp:docPr id="113" name="fig-sections" descr="الإعدادات ← القاعات: قائمة الأقسام. ▲▼ لنقل القسم لأعلى أو لأسفل."/>
+            <wp:cNvGraphicFramePr>
+              <a:graphicFrameLocks xmlns:a="http://schemas.openxmlformats.org/drawingml/2006/main" noChangeAspect="1"/>
+            </wp:cNvGraphicFramePr>
+            <a:graphic xmlns:a="http://schemas.openxmlformats.org/drawingml/2006/main">
+              <a:graphicData uri="http://schemas.openxmlformats.org/drawingml/2006/picture">
+                <pic:pic xmlns:pic="http://schemas.openxmlformats.org/drawingml/2006/picture">
+                  <pic:nvPicPr>
+                    <pic:cNvPr id="113" name="fig-sections.png"/>
+                    <pic:cNvPicPr/>
+                  </pic:nvPicPr>
+                  <pic:blipFill>
+                    <a:blip r:embed="rId113"/>
+                    <a:stretch>
+                      <a:fillRect/>
+                    </a:stretch>
+                  </pic:blipFill>
+                  <pic:spPr>
+                    <a:xfrm>
+                      <a:off x="0" y="0"/>
+                      <a:ext cx="4286908" cy="3419999"/>
+                    </a:xfrm>
+                    <a:prstGeom prst="rect">
+                      <a:avLst/>
+                    </a:prstGeom>
+                  </pic:spPr>
+                </pic:pic>
+              </a:graphicData>
+            </a:graphic>
+          </wp:inline>
+        </w:drawing>
+      </w:r>
+    </w:p>
+    <w:p>
+      <w:pPr>
+        <w:keepNext/>
+        <w:bidi/>
+        <w:spacing w:before="0" w:after="100" w:line="280" w:lineRule="auto"/>
+        <w:jc w:val="center"/>
+      </w:pPr>
+      <w:r>
+        <w:rPr>
+          <w:rFonts w:ascii="Noto Sans Arabic" w:cs="Noto Sans Arabic" w:eastAsia="Noto Sans Arabic" w:hAnsi="Noto Sans Arabic"/>
+          <w:b/>
+          <w:bCs/>
+          <w:color w:val="1F3B57"/>
+          <w:sz w:val="19"/>
+          <w:szCs w:val="19"/>
+          <w:rtl/>
+          <w:lang w:bidi="ar-SA"/>
+        </w:rPr>
+        <w:t xml:space="preserve">الشكل ٧ — </w:t>
+      </w:r>
+      <w:r>
+        <w:rPr>
+          <w:rFonts w:ascii="Noto Sans Arabic" w:cs="Noto Sans Arabic" w:eastAsia="Noto Sans Arabic" w:hAnsi="Noto Sans Arabic"/>
+          <w:i/>
+          <w:iCs/>
+          <w:color w:val="555555"/>
+          <w:sz w:val="19"/>
+          <w:szCs w:val="19"/>
+          <w:rtl/>
+          <w:lang w:bidi="ar-SA"/>
+        </w:rPr>
+        <w:t xml:space="preserve">الإعدادات ← القاعات: قائمة الأقسام. ▲▼ لنقل القسم لأعلى أو لأسفل.</w:t>
+      </w:r>
+    </w:p>
+    <w:p>
+      <w:pPr>
+        <w:keepNext/>
+        <w:bidi/>
+        <w:spacing w:before="0" w:after="50" w:line="280" w:lineRule="auto"/>
+        <w:ind w:left="200" w:right="200"/>
+        <w:jc w:val="left"/>
+      </w:pPr>
+      <w:r>
+        <w:rPr>
+          <w:rFonts w:ascii="Noto Sans Arabic" w:cs="Noto Sans Arabic" w:eastAsia="Noto Sans Arabic" w:hAnsi="Noto Sans Arabic"/>
+          <w:b/>
+          <w:bCs/>
+          <w:color w:val="FFFFFF"/>
+          <w:sz w:val="20"/>
+          <w:szCs w:val="20"/>
+          <w:shd w:val="clear" w:color="auto" w:fill="D1342C"/>
+          <w:rtl/>
+          <w:lang w:bidi="ar-SA"/>
+        </w:rPr>
+        <w:t xml:space="preserve"> ١ </w:t>
+      </w:r>
+      <w:r>
+        <w:rPr>
+          <w:rFonts w:ascii="Noto Sans Arabic" w:cs="Noto Sans Arabic" w:eastAsia="Noto Sans Arabic" w:hAnsi="Noto Sans Arabic"/>
+          <w:sz w:val="21"/>
+          <w:szCs w:val="21"/>
+          <w:rtl/>
+          <w:lang w:bidi="ar-SA"/>
+        </w:rPr>
+        <w:t xml:space="preserve">  رمز القفل 🔒 يشير إلى الأقسام الثابتة (ومنها قاعة الدراسة والأقسام الأربعة الرئيسية): يمكن إعادة تسميتها لكن لا يمكن حذفها.</w:t>
+      </w:r>
+    </w:p>
+    <w:p>
+      <w:pPr>
+        <w:keepNext/>
+        <w:bidi/>
+        <w:spacing w:before="0" w:after="50" w:line="280" w:lineRule="auto"/>
+        <w:ind w:left="200" w:right="200"/>
+        <w:jc w:val="left"/>
+      </w:pPr>
+      <w:r>
+        <w:rPr>
+          <w:rFonts w:ascii="Noto Sans Arabic" w:cs="Noto Sans Arabic" w:eastAsia="Noto Sans Arabic" w:hAnsi="Noto Sans Arabic"/>
+          <w:b/>
+          <w:bCs/>
+          <w:color w:val="FFFFFF"/>
+          <w:sz w:val="20"/>
+          <w:szCs w:val="20"/>
+          <w:shd w:val="clear" w:color="auto" w:fill="D1342C"/>
+          <w:rtl/>
+          <w:lang w:bidi="ar-SA"/>
+        </w:rPr>
+        <w:t xml:space="preserve"> ٢ </w:t>
+      </w:r>
+      <w:r>
+        <w:rPr>
+          <w:rFonts w:ascii="Noto Sans Arabic" w:cs="Noto Sans Arabic" w:eastAsia="Noto Sans Arabic" w:hAnsi="Noto Sans Arabic"/>
+          <w:sz w:val="21"/>
+          <w:szCs w:val="21"/>
+          <w:rtl/>
+          <w:lang w:bidi="ar-SA"/>
+        </w:rPr>
+        <w:t xml:space="preserve">  تعديل: الاسم بالإيطالية، واختيارياً بالعربية.</w:t>
+      </w:r>
+    </w:p>
+    <w:p>
+      <w:pPr>
+        <w:keepNext/>
+        <w:bidi/>
+        <w:spacing w:before="0" w:after="50" w:line="280" w:lineRule="auto"/>
+        <w:ind w:left="200" w:right="200"/>
+        <w:jc w:val="left"/>
+      </w:pPr>
+      <w:r>
+        <w:rPr>
+          <w:rFonts w:ascii="Noto Sans Arabic" w:cs="Noto Sans Arabic" w:eastAsia="Noto Sans Arabic" w:hAnsi="Noto Sans Arabic"/>
+          <w:b/>
+          <w:bCs/>
+          <w:color w:val="FFFFFF"/>
+          <w:sz w:val="20"/>
+          <w:szCs w:val="20"/>
+          <w:shd w:val="clear" w:color="auto" w:fill="D1342C"/>
+          <w:rtl/>
+          <w:lang w:bidi="ar-SA"/>
+        </w:rPr>
+        <w:t xml:space="preserve"> ٣ </w:t>
+      </w:r>
+      <w:r>
+        <w:rPr>
+          <w:rFonts w:ascii="Noto Sans Arabic" w:cs="Noto Sans Arabic" w:eastAsia="Noto Sans Arabic" w:hAnsi="Noto Sans Arabic"/>
+          <w:sz w:val="21"/>
+          <w:szCs w:val="21"/>
+          <w:rtl/>
+          <w:lang w:bidi="ar-SA"/>
+        </w:rPr>
+        <w:t xml:space="preserve">  تعليق: يوقف حجوزات القسم (راجع «تعليق الحجوزات»).</w:t>
+      </w:r>
+    </w:p>
+    <w:p>
+      <w:pPr>
+        <w:keepNext/>
+        <w:bidi/>
+        <w:spacing w:before="0" w:after="50" w:line="280" w:lineRule="auto"/>
+        <w:ind w:left="200" w:right="200"/>
+        <w:jc w:val="left"/>
+      </w:pPr>
+      <w:r>
+        <w:rPr>
+          <w:rFonts w:ascii="Noto Sans Arabic" w:cs="Noto Sans Arabic" w:eastAsia="Noto Sans Arabic" w:hAnsi="Noto Sans Arabic"/>
+          <w:b/>
+          <w:bCs/>
+          <w:color w:val="FFFFFF"/>
+          <w:sz w:val="20"/>
+          <w:szCs w:val="20"/>
+          <w:shd w:val="clear" w:color="auto" w:fill="D1342C"/>
+          <w:rtl/>
+          <w:lang w:bidi="ar-SA"/>
+        </w:rPr>
+        <w:t xml:space="preserve"> ٤ </w:t>
+      </w:r>
+      <w:r>
+        <w:rPr>
+          <w:rFonts w:ascii="Noto Sans Arabic" w:cs="Noto Sans Arabic" w:eastAsia="Noto Sans Arabic" w:hAnsi="Noto Sans Arabic"/>
+          <w:sz w:val="21"/>
+          <w:szCs w:val="21"/>
+          <w:rtl/>
+          <w:lang w:bidi="ar-SA"/>
+        </w:rPr>
+        <w:t xml:space="preserve">  ✕ حذف: يظهر فقط على الأقسام المضافة يدوياً.</w:t>
+      </w:r>
+    </w:p>
+    <w:p>
+      <w:pPr>
+        <w:bidi/>
+        <w:spacing w:before="0" w:after="220" w:line="280" w:lineRule="auto"/>
+        <w:ind w:left="200" w:right="200"/>
+        <w:jc w:val="left"/>
+      </w:pPr>
+      <w:r>
+        <w:rPr>
+          <w:rFonts w:ascii="Noto Sans Arabic" w:cs="Noto Sans Arabic" w:eastAsia="Noto Sans Arabic" w:hAnsi="Noto Sans Arabic"/>
+          <w:b/>
+          <w:bCs/>
+          <w:color w:val="FFFFFF"/>
+          <w:sz w:val="20"/>
+          <w:szCs w:val="20"/>
+          <w:shd w:val="clear" w:color="auto" w:fill="D1342C"/>
+          <w:rtl/>
+          <w:lang w:bidi="ar-SA"/>
+        </w:rPr>
+        <w:t xml:space="preserve"> ٥ </w:t>
+      </w:r>
+      <w:r>
+        <w:rPr>
+          <w:rFonts w:ascii="Noto Sans Arabic" w:cs="Noto Sans Arabic" w:eastAsia="Noto Sans Arabic" w:hAnsi="Noto Sans Arabic"/>
+          <w:sz w:val="21"/>
+          <w:szCs w:val="21"/>
+          <w:rtl/>
+          <w:lang w:bidi="ar-SA"/>
+        </w:rPr>
+        <w:t xml:space="preserve">  «+ إضافة قسم» ينشئ قسماً جديداً.</w:t>
       </w:r>
     </w:p>
     <w:p>
@@ -928,7 +2527,7 @@
           <w:rtl/>
           <w:lang w:bidi="ar-SA"/>
         </w:rPr>
-        <w:t xml:space="preserve">"+ إضافة قسم" يطلب الاسم بالإيطالية، واختيارياً بالعربية. لكل قسم زرّا تعديل (نفس الحقلين) وحذف (✕). الأقسام الأربعة الثابتة — التعليم الأساسي (الحضانة والابتدائي والإعدادي)، المعهد الصناعي، TEVT، والمناطق المشتركة — تحمل رمز القفل 🔒: يمكن إعادة تسميتها لكن لا يمكن حذفها، وتغيير اسمها لا يؤثر على قواعد الموافقة. حذف قسم أُضيف يدوياً لا يحذف القاعات والحجوزات المرتبطة به: تبقى محفوظة في السجل.</w:t>
+        <w:t xml:space="preserve">"+ إضافة قسم" يطلب الاسم بالإيطالية، واختيارياً بالعربية. لكل قسم أزرار تعديل (نفس الحقلين) وتعليق وحذف (✕، للأقسام المضافة يدوياً فقط). الأقسام الأربعة الثابتة — التعليم الأساسي (الحضانة والابتدائي والإعدادي)، المعهد الصناعي، TEVT، والمناطق المشتركة — إضافة إلى قسم قاعة الدراسة — تحمل رمز القفل 🔒: يمكن إعادة تسميتها لكن لا يمكن حذفها، وتغيير اسمها لا يؤثر على قواعد الموافقة. حذف قسم أُضيف يدوياً لا يحذف القاعات والحجوزات المرتبطة به: تبقى محفوظة في السجل.</w:t>
       </w:r>
     </w:p>
     <w:p>
@@ -964,7 +2563,7 @@
           <w:rtl/>
           <w:lang w:bidi="ar-SA"/>
         </w:rPr>
-        <w:t xml:space="preserve">عند الدخول إلى قسم ستجد قاعاته، مع أزرار لإعادة ترتيبها (▲▼)، تعديلها، حظرها مؤقتاً، أو حذفها. "+ إضافة قاعة" يطلب الاسم، الاسم بالعربية (اختياري)، والسعة.</w:t>
+        <w:t xml:space="preserve">عند الدخول إلى قسم ستجد قاعاته، مع أزرار لإعادة ترتيبها (▲▼)، تعديلها، حظرها مؤقتاً، تعليقها، أو حذفها. "+ إضافة قاعة" يطلب الاسم، الاسم بالعربية (اختياري)، والسعة.</w:t>
       </w:r>
     </w:p>
     <w:p>
@@ -979,7 +2578,216 @@
           <w:rtl/>
           <w:lang w:bidi="ar-SA"/>
         </w:rPr>
-        <w:t xml:space="preserve">في التعليم الأساسي وفي المعهد الصناعي يعرض البند الثابت «الفصول» فصول الإعدادات ← الفصول (الإعدادية في التعليم الأساسي، وفصول IPI في المعهد الصناعي) كقاعات قابلة للحجز: يتم تعديل الاسم والسعة والسنة من هناك وليس من هذه الشاشة. يمكن حظر الفصول من هنا، بزر «حظر»، مثل باقي القاعات.</w:t>
+        <w:t xml:space="preserve">في التعليم الأساسي وفي المعهد الصناعي هو بطاقة (مع عدد الفصول) تفتح عند لمسها صفحة بجميع فصول الإعدادات ← الفصول (الإعدادية في التعليم الأساسي، وفصول IPI في المعهد الصناعي)، وكل فصل قابل للحجز كقاعة، مع زر «رجوع» للعودة إلى القسم: يتم تعديل الاسم والسعة والسنة من هناك وليس من هذه الشاشة. يمكن حظر الفصول من هنا، بزرّي «حظر» و«تعليق»، مثل باقي القاعات.</w:t>
+      </w:r>
+    </w:p>
+    <w:p>
+      <w:pPr>
+        <w:keepNext/>
+        <w:bidi/>
+        <w:spacing w:before="160" w:after="60" w:line="280" w:lineRule="auto"/>
+        <w:jc w:val="center"/>
+      </w:pPr>
+      <w:r>
+        <w:drawing>
+          <wp:inline distT="0" distB="0" distL="0" distR="0">
+            <wp:extent cx="6048000" cy="3156300"/>
+            <wp:docPr id="114" name="fig-classi_card" descr="في التعليم الأساسي والمعهد الصناعي، بند «الفصول» هو بطاقة تفتح صفحة بجميع الفصول."/>
+            <wp:cNvGraphicFramePr>
+              <a:graphicFrameLocks xmlns:a="http://schemas.openxmlformats.org/drawingml/2006/main" noChangeAspect="1"/>
+            </wp:cNvGraphicFramePr>
+            <a:graphic xmlns:a="http://schemas.openxmlformats.org/drawingml/2006/main">
+              <a:graphicData uri="http://schemas.openxmlformats.org/drawingml/2006/picture">
+                <pic:pic xmlns:pic="http://schemas.openxmlformats.org/drawingml/2006/picture">
+                  <pic:nvPicPr>
+                    <pic:cNvPr id="114" name="fig-classi_card.png"/>
+                    <pic:cNvPicPr/>
+                  </pic:nvPicPr>
+                  <pic:blipFill>
+                    <a:blip r:embed="rId114"/>
+                    <a:stretch>
+                      <a:fillRect/>
+                    </a:stretch>
+                  </pic:blipFill>
+                  <pic:spPr>
+                    <a:xfrm>
+                      <a:off x="0" y="0"/>
+                      <a:ext cx="6048000" cy="3156300"/>
+                    </a:xfrm>
+                    <a:prstGeom prst="rect">
+                      <a:avLst/>
+                    </a:prstGeom>
+                  </pic:spPr>
+                </pic:pic>
+              </a:graphicData>
+            </a:graphic>
+          </wp:inline>
+        </w:drawing>
+      </w:r>
+    </w:p>
+    <w:p>
+      <w:pPr>
+        <w:keepNext/>
+        <w:bidi/>
+        <w:spacing w:before="0" w:after="100" w:line="280" w:lineRule="auto"/>
+        <w:jc w:val="center"/>
+      </w:pPr>
+      <w:r>
+        <w:rPr>
+          <w:rFonts w:ascii="Noto Sans Arabic" w:cs="Noto Sans Arabic" w:eastAsia="Noto Sans Arabic" w:hAnsi="Noto Sans Arabic"/>
+          <w:b/>
+          <w:bCs/>
+          <w:color w:val="1F3B57"/>
+          <w:sz w:val="19"/>
+          <w:szCs w:val="19"/>
+          <w:rtl/>
+          <w:lang w:bidi="ar-SA"/>
+        </w:rPr>
+        <w:t xml:space="preserve">الشكل ٨ — </w:t>
+      </w:r>
+      <w:r>
+        <w:rPr>
+          <w:rFonts w:ascii="Noto Sans Arabic" w:cs="Noto Sans Arabic" w:eastAsia="Noto Sans Arabic" w:hAnsi="Noto Sans Arabic"/>
+          <w:i/>
+          <w:iCs/>
+          <w:color w:val="555555"/>
+          <w:sz w:val="19"/>
+          <w:szCs w:val="19"/>
+          <w:rtl/>
+          <w:lang w:bidi="ar-SA"/>
+        </w:rPr>
+        <w:t xml:space="preserve">في التعليم الأساسي والمعهد الصناعي، بند «الفصول» هو بطاقة تفتح صفحة بجميع الفصول.</w:t>
+      </w:r>
+    </w:p>
+    <w:p>
+      <w:pPr>
+        <w:keepNext/>
+        <w:bidi/>
+        <w:spacing w:before="0" w:after="50" w:line="280" w:lineRule="auto"/>
+        <w:ind w:left="200" w:right="200"/>
+        <w:jc w:val="left"/>
+      </w:pPr>
+      <w:r>
+        <w:rPr>
+          <w:rFonts w:ascii="Noto Sans Arabic" w:cs="Noto Sans Arabic" w:eastAsia="Noto Sans Arabic" w:hAnsi="Noto Sans Arabic"/>
+          <w:b/>
+          <w:bCs/>
+          <w:color w:val="FFFFFF"/>
+          <w:sz w:val="20"/>
+          <w:szCs w:val="20"/>
+          <w:shd w:val="clear" w:color="auto" w:fill="D1342C"/>
+          <w:rtl/>
+          <w:lang w:bidi="ar-SA"/>
+        </w:rPr>
+        <w:t xml:space="preserve"> ١ </w:t>
+      </w:r>
+      <w:r>
+        <w:rPr>
+          <w:rFonts w:ascii="Noto Sans Arabic" w:cs="Noto Sans Arabic" w:eastAsia="Noto Sans Arabic" w:hAnsi="Noto Sans Arabic"/>
+          <w:sz w:val="21"/>
+          <w:szCs w:val="21"/>
+          <w:rtl/>
+          <w:lang w:bidi="ar-SA"/>
+        </w:rPr>
+        <w:t xml:space="preserve">  بطاقة «الفصول» مع عدد الفصول: المسها لفتح الصفحة.</w:t>
+      </w:r>
+    </w:p>
+    <w:p>
+      <w:pPr>
+        <w:keepNext/>
+        <w:bidi/>
+        <w:spacing w:before="0" w:after="50" w:line="280" w:lineRule="auto"/>
+        <w:ind w:left="200" w:right="200"/>
+        <w:jc w:val="left"/>
+      </w:pPr>
+      <w:r>
+        <w:rPr>
+          <w:rFonts w:ascii="Noto Sans Arabic" w:cs="Noto Sans Arabic" w:eastAsia="Noto Sans Arabic" w:hAnsi="Noto Sans Arabic"/>
+          <w:b/>
+          <w:bCs/>
+          <w:color w:val="FFFFFF"/>
+          <w:sz w:val="20"/>
+          <w:szCs w:val="20"/>
+          <w:shd w:val="clear" w:color="auto" w:fill="D1342C"/>
+          <w:rtl/>
+          <w:lang w:bidi="ar-SA"/>
+        </w:rPr>
+        <w:t xml:space="preserve"> ٢ </w:t>
+      </w:r>
+      <w:r>
+        <w:rPr>
+          <w:rFonts w:ascii="Noto Sans Arabic" w:cs="Noto Sans Arabic" w:eastAsia="Noto Sans Arabic" w:hAnsi="Noto Sans Arabic"/>
+          <w:sz w:val="21"/>
+          <w:szCs w:val="21"/>
+          <w:rtl/>
+          <w:lang w:bidi="ar-SA"/>
+        </w:rPr>
+        <w:t xml:space="preserve">  باقي قاعات القسم، مع زر الحجز.</w:t>
+      </w:r>
+    </w:p>
+    <w:p>
+      <w:pPr>
+        <w:keepNext/>
+        <w:bidi/>
+        <w:spacing w:before="0" w:after="50" w:line="280" w:lineRule="auto"/>
+        <w:ind w:left="200" w:right="200"/>
+        <w:jc w:val="left"/>
+      </w:pPr>
+      <w:r>
+        <w:rPr>
+          <w:rFonts w:ascii="Noto Sans Arabic" w:cs="Noto Sans Arabic" w:eastAsia="Noto Sans Arabic" w:hAnsi="Noto Sans Arabic"/>
+          <w:b/>
+          <w:bCs/>
+          <w:color w:val="FFFFFF"/>
+          <w:sz w:val="20"/>
+          <w:szCs w:val="20"/>
+          <w:shd w:val="clear" w:color="auto" w:fill="D1342C"/>
+          <w:rtl/>
+          <w:lang w:bidi="ar-SA"/>
+        </w:rPr>
+        <w:t xml:space="preserve"> ٣ </w:t>
+      </w:r>
+      <w:r>
+        <w:rPr>
+          <w:rFonts w:ascii="Noto Sans Arabic" w:cs="Noto Sans Arabic" w:eastAsia="Noto Sans Arabic" w:hAnsi="Noto Sans Arabic"/>
+          <w:sz w:val="21"/>
+          <w:szCs w:val="21"/>
+          <w:rtl/>
+          <w:lang w:bidi="ar-SA"/>
+        </w:rPr>
+        <w:t xml:space="preserve">  رجوع: للعودة إلى القسم.</w:t>
+      </w:r>
+    </w:p>
+    <w:p>
+      <w:pPr>
+        <w:bidi/>
+        <w:spacing w:before="0" w:after="220" w:line="280" w:lineRule="auto"/>
+        <w:ind w:left="200" w:right="200"/>
+        <w:jc w:val="left"/>
+      </w:pPr>
+      <w:r>
+        <w:rPr>
+          <w:rFonts w:ascii="Noto Sans Arabic" w:cs="Noto Sans Arabic" w:eastAsia="Noto Sans Arabic" w:hAnsi="Noto Sans Arabic"/>
+          <w:b/>
+          <w:bCs/>
+          <w:color w:val="FFFFFF"/>
+          <w:sz w:val="20"/>
+          <w:szCs w:val="20"/>
+          <w:shd w:val="clear" w:color="auto" w:fill="D1342C"/>
+          <w:rtl/>
+          <w:lang w:bidi="ar-SA"/>
+        </w:rPr>
+        <w:t xml:space="preserve"> ٤ </w:t>
+      </w:r>
+      <w:r>
+        <w:rPr>
+          <w:rFonts w:ascii="Noto Sans Arabic" w:cs="Noto Sans Arabic" w:eastAsia="Noto Sans Arabic" w:hAnsi="Noto Sans Arabic"/>
+          <w:sz w:val="21"/>
+          <w:szCs w:val="21"/>
+          <w:rtl/>
+          <w:lang w:bidi="ar-SA"/>
+        </w:rPr>
+        <w:t xml:space="preserve">  كل فصل يُحجز مثل القاعة. وفي النسخة العربية تُترجَم أسماء فصول التعليم الأساسي تلقائياً.</w:t>
       </w:r>
     </w:p>
     <w:p>
@@ -995,6 +2803,341 @@
           <w:lang w:bidi="ar-SA"/>
         </w:rPr>
         <w:t xml:space="preserve">"حظر" قاعة يجعلها غير قابلة للحجز في جميع الفترات خلال المدة المختارة (مثلاً لأعمال الصيانة)، بصرف النظر عن الحدود الزمنية المعتادة للحجز — مفيد لفترات طويلة، حتى سنتين كحد أقصى. يتطلب تحديد تاريخ البداية والنهاية وسبباً.</w:t>
+      </w:r>
+    </w:p>
+    <w:p>
+      <w:pPr>
+        <w:pStyle w:val="Heading2"/>
+        <w:bidi/>
+        <w:spacing w:after="160" w:before="320"/>
+        <w:jc w:val="left"/>
+      </w:pPr>
+      <w:r>
+        <w:rPr>
+          <w:rFonts w:ascii="Noto Sans Arabic" w:cs="Noto Sans Arabic" w:eastAsia="Noto Sans Arabic" w:hAnsi="Noto Sans Arabic"/>
+          <w:b/>
+          <w:bCs/>
+          <w:color w:val="1F3B57"/>
+          <w:sz w:val="25"/>
+          <w:szCs w:val="25"/>
+          <w:rtl/>
+          <w:lang w:bidi="ar-SA"/>
+        </w:rPr>
+        <w:t xml:space="preserve">تعليق الحجوزات</w:t>
+      </w:r>
+    </w:p>
+    <w:p>
+      <w:pPr>
+        <w:bidi/>
+        <w:spacing w:after="160" w:line="300"/>
+        <w:jc w:val="left"/>
+      </w:pPr>
+      <w:r>
+        <w:rPr>
+          <w:rFonts w:ascii="Noto Sans Arabic" w:cs="Noto Sans Arabic" w:eastAsia="Noto Sans Arabic" w:hAnsi="Noto Sans Arabic"/>
+          <w:rtl/>
+          <w:lang w:bidi="ar-SA"/>
+        </w:rPr>
+        <w:t xml:space="preserve">بجانب «حظر»، لكل قاعة ولكل فصل ولكل قسم زر «تعليق» (في الإعدادات ← القاعات، في صف القسم أو القاعة). بلمسة واحدة تتوقف الحجوزات؛ وبزر «⏸ إعادة التفعيل» تعود. لا حاجة إلى تواريخ ولا إلى سبب.</w:t>
+      </w:r>
+    </w:p>
+    <w:p>
+      <w:pPr>
+        <w:bidi/>
+        <w:spacing w:after="160" w:line="300"/>
+        <w:jc w:val="left"/>
+      </w:pPr>
+      <w:r>
+        <w:rPr>
+          <w:rFonts w:ascii="Noto Sans Arabic" w:cs="Noto Sans Arabic" w:eastAsia="Noto Sans Arabic" w:hAnsi="Noto Sans Arabic"/>
+          <w:rtl/>
+          <w:lang w:bidi="ar-SA"/>
+        </w:rPr>
+        <w:t xml:space="preserve">تعرض القاعة المعلّقة لمن يريد الحجز علامة «⏸ معلّقة» بدلاً من زر «حجز». وعند تعليق قسم تُعلَّق معه جميع قاعاته وفصوله، وتعرض الصفحة الرئيسية «⏸ معلّقة» تحت اسمه. تبقى الحجوزات المؤكدة سابقاً سارية.</w:t>
+      </w:r>
+    </w:p>
+    <w:p>
+      <w:pPr>
+        <w:keepNext/>
+        <w:bidi/>
+        <w:spacing w:before="160" w:after="60" w:line="280" w:lineRule="auto"/>
+        <w:jc w:val="center"/>
+      </w:pPr>
+      <w:r>
+        <w:drawing>
+          <wp:inline distT="0" distB="0" distL="0" distR="0">
+            <wp:extent cx="6048000" cy="2320338"/>
+            <wp:docPr id="125" name="fig-sospensione" descr="تعليق الحجوزات: الإعدادات على اليمين، وما يراه من يحجز على اليسار."/>
+            <wp:cNvGraphicFramePr>
+              <a:graphicFrameLocks xmlns:a="http://schemas.openxmlformats.org/drawingml/2006/main" noChangeAspect="1"/>
+            </wp:cNvGraphicFramePr>
+            <a:graphic xmlns:a="http://schemas.openxmlformats.org/drawingml/2006/main">
+              <a:graphicData uri="http://schemas.openxmlformats.org/drawingml/2006/picture">
+                <pic:pic xmlns:pic="http://schemas.openxmlformats.org/drawingml/2006/picture">
+                  <pic:nvPicPr>
+                    <pic:cNvPr id="125" name="fig-sospensione.png"/>
+                    <pic:cNvPicPr/>
+                  </pic:nvPicPr>
+                  <pic:blipFill>
+                    <a:blip r:embed="rId125"/>
+                    <a:stretch>
+                      <a:fillRect/>
+                    </a:stretch>
+                  </pic:blipFill>
+                  <pic:spPr>
+                    <a:xfrm>
+                      <a:off x="0" y="0"/>
+                      <a:ext cx="6048000" cy="2320338"/>
+                    </a:xfrm>
+                    <a:prstGeom prst="rect">
+                      <a:avLst/>
+                    </a:prstGeom>
+                  </pic:spPr>
+                </pic:pic>
+              </a:graphicData>
+            </a:graphic>
+          </wp:inline>
+        </w:drawing>
+      </w:r>
+    </w:p>
+    <w:p>
+      <w:pPr>
+        <w:keepNext/>
+        <w:bidi/>
+        <w:spacing w:before="0" w:after="100" w:line="280" w:lineRule="auto"/>
+        <w:jc w:val="center"/>
+      </w:pPr>
+      <w:r>
+        <w:rPr>
+          <w:rFonts w:ascii="Noto Sans Arabic" w:cs="Noto Sans Arabic" w:eastAsia="Noto Sans Arabic" w:hAnsi="Noto Sans Arabic"/>
+          <w:b/>
+          <w:bCs/>
+          <w:color w:val="1F3B57"/>
+          <w:sz w:val="19"/>
+          <w:szCs w:val="19"/>
+          <w:rtl/>
+          <w:lang w:bidi="ar-SA"/>
+        </w:rPr>
+        <w:t xml:space="preserve">الشكل ٩ — </w:t>
+      </w:r>
+      <w:r>
+        <w:rPr>
+          <w:rFonts w:ascii="Noto Sans Arabic" w:cs="Noto Sans Arabic" w:eastAsia="Noto Sans Arabic" w:hAnsi="Noto Sans Arabic"/>
+          <w:i/>
+          <w:iCs/>
+          <w:color w:val="555555"/>
+          <w:sz w:val="19"/>
+          <w:szCs w:val="19"/>
+          <w:rtl/>
+          <w:lang w:bidi="ar-SA"/>
+        </w:rPr>
+        <w:t xml:space="preserve">تعليق الحجوزات: الإعدادات على اليمين، وما يراه من يحجز على اليسار.</w:t>
+      </w:r>
+    </w:p>
+    <w:p>
+      <w:pPr>
+        <w:keepNext/>
+        <w:bidi/>
+        <w:spacing w:before="0" w:after="50" w:line="280" w:lineRule="auto"/>
+        <w:ind w:left="200" w:right="200"/>
+        <w:jc w:val="left"/>
+      </w:pPr>
+      <w:r>
+        <w:rPr>
+          <w:rFonts w:ascii="Noto Sans Arabic" w:cs="Noto Sans Arabic" w:eastAsia="Noto Sans Arabic" w:hAnsi="Noto Sans Arabic"/>
+          <w:b/>
+          <w:bCs/>
+          <w:color w:val="FFFFFF"/>
+          <w:sz w:val="20"/>
+          <w:szCs w:val="20"/>
+          <w:shd w:val="clear" w:color="auto" w:fill="D1342C"/>
+          <w:rtl/>
+          <w:lang w:bidi="ar-SA"/>
+        </w:rPr>
+        <w:t xml:space="preserve"> ١ </w:t>
+      </w:r>
+      <w:r>
+        <w:rPr>
+          <w:rFonts w:ascii="Noto Sans Arabic" w:cs="Noto Sans Arabic" w:eastAsia="Noto Sans Arabic" w:hAnsi="Noto Sans Arabic"/>
+          <w:sz w:val="21"/>
+          <w:szCs w:val="21"/>
+          <w:rtl/>
+          <w:lang w:bidi="ar-SA"/>
+        </w:rPr>
+        <w:t xml:space="preserve">  تعليق: يوقف حجوزات هذه القاعة فوراً.</w:t>
+      </w:r>
+    </w:p>
+    <w:p>
+      <w:pPr>
+        <w:keepNext/>
+        <w:bidi/>
+        <w:spacing w:before="0" w:after="50" w:line="280" w:lineRule="auto"/>
+        <w:ind w:left="200" w:right="200"/>
+        <w:jc w:val="left"/>
+      </w:pPr>
+      <w:r>
+        <w:rPr>
+          <w:rFonts w:ascii="Noto Sans Arabic" w:cs="Noto Sans Arabic" w:eastAsia="Noto Sans Arabic" w:hAnsi="Noto Sans Arabic"/>
+          <w:b/>
+          <w:bCs/>
+          <w:color w:val="FFFFFF"/>
+          <w:sz w:val="20"/>
+          <w:szCs w:val="20"/>
+          <w:shd w:val="clear" w:color="auto" w:fill="D1342C"/>
+          <w:rtl/>
+          <w:lang w:bidi="ar-SA"/>
+        </w:rPr>
+        <w:t xml:space="preserve"> ٢ </w:t>
+      </w:r>
+      <w:r>
+        <w:rPr>
+          <w:rFonts w:ascii="Noto Sans Arabic" w:cs="Noto Sans Arabic" w:eastAsia="Noto Sans Arabic" w:hAnsi="Noto Sans Arabic"/>
+          <w:sz w:val="21"/>
+          <w:szCs w:val="21"/>
+          <w:rtl/>
+          <w:lang w:bidi="ar-SA"/>
+        </w:rPr>
+        <w:t xml:space="preserve">  ⏸ إعادة التفعيل (بالأحمر): القاعة معلّقة؛ المسه لإعادتها للعمل.</w:t>
+      </w:r>
+    </w:p>
+    <w:p>
+      <w:pPr>
+        <w:bidi/>
+        <w:spacing w:before="0" w:after="220" w:line="280" w:lineRule="auto"/>
+        <w:ind w:left="200" w:right="200"/>
+        <w:jc w:val="left"/>
+      </w:pPr>
+      <w:r>
+        <w:rPr>
+          <w:rFonts w:ascii="Noto Sans Arabic" w:cs="Noto Sans Arabic" w:eastAsia="Noto Sans Arabic" w:hAnsi="Noto Sans Arabic"/>
+          <w:b/>
+          <w:bCs/>
+          <w:color w:val="FFFFFF"/>
+          <w:sz w:val="20"/>
+          <w:szCs w:val="20"/>
+          <w:shd w:val="clear" w:color="auto" w:fill="D1342C"/>
+          <w:rtl/>
+          <w:lang w:bidi="ar-SA"/>
+        </w:rPr>
+        <w:t xml:space="preserve"> ٣ </w:t>
+      </w:r>
+      <w:r>
+        <w:rPr>
+          <w:rFonts w:ascii="Noto Sans Arabic" w:cs="Noto Sans Arabic" w:eastAsia="Noto Sans Arabic" w:hAnsi="Noto Sans Arabic"/>
+          <w:sz w:val="21"/>
+          <w:szCs w:val="21"/>
+          <w:rtl/>
+          <w:lang w:bidi="ar-SA"/>
+        </w:rPr>
+        <w:t xml:space="preserve">  من يحجز يرى «⏸ معلّقة» بدلاً من زر الحجز.</w:t>
+      </w:r>
+    </w:p>
+    <w:p>
+      <w:pPr>
+        <w:bidi/>
+        <w:spacing w:after="160" w:line="300"/>
+        <w:jc w:val="left"/>
+      </w:pPr>
+      <w:r>
+        <w:rPr>
+          <w:rFonts w:ascii="Noto Sans Arabic" w:cs="Noto Sans Arabic" w:eastAsia="Noto Sans Arabic" w:hAnsi="Noto Sans Arabic"/>
+          <w:rtl/>
+          <w:lang w:bidi="ar-SA"/>
+        </w:rPr>
+        <w:t xml:space="preserve">في قسم قاعة الدراسة يعلّق الزر حجوزات الإعدادية والمعهد الصناعي معاً (وهما نفس المفتاحين الموجودين في الإعدادات ← قاعة الدراسة). والقاعات الجديدة، سواء أُنشئت يدوياً أو من معالج الإعداد، يظهر فيها زر «تعليق» منذ إنشائها.</w:t>
+      </w:r>
+    </w:p>
+    <w:p>
+      <w:pPr>
+        <w:bidi/>
+        <w:spacing w:after="160" w:line="300"/>
+        <w:jc w:val="left"/>
+      </w:pPr>
+      <w:r>
+        <w:rPr>
+          <w:rFonts w:ascii="Noto Sans Arabic" w:cs="Noto Sans Arabic" w:eastAsia="Noto Sans Arabic" w:hAnsi="Noto Sans Arabic"/>
+          <w:rtl/>
+          <w:lang w:bidi="ar-SA"/>
+        </w:rPr>
+        <w:t xml:space="preserve">الفرق: «حظر» يغلق القاعة لفترة محددة بتواريخ وسبب، ويظهر في التقويم؛ أما «تعليق» فمفتاح فوري دون موعد انتهاء.</w:t>
+      </w:r>
+    </w:p>
+    <w:p>
+      <w:pPr>
+        <w:pBdr>
+          <w:top w:val="single" w:sz="8" w:space="6" w:color="C9A227"/>
+          <w:left w:val="single" w:sz="8" w:space="6" w:color="C9A227"/>
+          <w:bottom w:val="single" w:sz="8" w:space="6" w:color="C9A227"/>
+          <w:right w:val="single" w:sz="8" w:space="6" w:color="C9A227"/>
+        </w:pBdr>
+        <w:shd w:val="clear" w:color="auto" w:fill="FBF3D9"/>
+        <w:bidi/>
+        <w:spacing w:before="80" w:after="200" w:line="280" w:lineRule="auto"/>
+        <w:ind w:left="160" w:right="160"/>
+        <w:jc w:val="left"/>
+      </w:pPr>
+      <w:r>
+        <w:drawing>
+          <wp:inline distT="0" distB="0" distL="0" distR="0">
+            <wp:extent cx="198000" cy="198000"/>
+            <wp:docPr id="126" name="icon-tip-126" descr=""/>
+            <wp:cNvGraphicFramePr>
+              <a:graphicFrameLocks xmlns:a="http://schemas.openxmlformats.org/drawingml/2006/main" noChangeAspect="1"/>
+            </wp:cNvGraphicFramePr>
+            <a:graphic xmlns:a="http://schemas.openxmlformats.org/drawingml/2006/main">
+              <a:graphicData uri="http://schemas.openxmlformats.org/drawingml/2006/picture">
+                <pic:pic xmlns:pic="http://schemas.openxmlformats.org/drawingml/2006/picture">
+                  <pic:nvPicPr>
+                    <pic:cNvPr id="126" name="icon-tip-126.png"/>
+                    <pic:cNvPicPr/>
+                  </pic:nvPicPr>
+                  <pic:blipFill>
+                    <a:blip r:embed="rId126"/>
+                    <a:stretch>
+                      <a:fillRect/>
+                    </a:stretch>
+                  </pic:blipFill>
+                  <pic:spPr>
+                    <a:xfrm>
+                      <a:off x="0" y="0"/>
+                      <a:ext cx="198000" cy="198000"/>
+                    </a:xfrm>
+                    <a:prstGeom prst="rect">
+                      <a:avLst/>
+                    </a:prstGeom>
+                  </pic:spPr>
+                </pic:pic>
+              </a:graphicData>
+            </a:graphic>
+          </wp:inline>
+        </w:drawing>
+      </w:r>
+      <w:r>
+        <w:rPr>
+          <w:rFonts w:ascii="Noto Sans Arabic" w:cs="Noto Sans Arabic" w:eastAsia="Noto Sans Arabic" w:hAnsi="Noto Sans Arabic"/>
+          <w:rtl/>
+          <w:lang w:bidi="ar-SA"/>
+        </w:rPr>
+        <w:t xml:space="preserve">  </w:t>
+      </w:r>
+      <w:r>
+        <w:rPr>
+          <w:rFonts w:ascii="Noto Sans Arabic" w:cs="Noto Sans Arabic" w:eastAsia="Noto Sans Arabic" w:hAnsi="Noto Sans Arabic"/>
+          <w:b/>
+          <w:bCs/>
+          <w:color w:val="8A6A00"/>
+          <w:rtl/>
+          <w:lang w:bidi="ar-SA"/>
+        </w:rPr>
+        <w:t xml:space="preserve">نصيحة: </w:t>
+      </w:r>
+      <w:r>
+        <w:rPr>
+          <w:rFonts w:ascii="Noto Sans Arabic" w:cs="Noto Sans Arabic" w:eastAsia="Noto Sans Arabic" w:hAnsi="Noto Sans Arabic"/>
+          <w:rtl/>
+          <w:lang w:bidi="ar-SA"/>
+        </w:rPr>
+        <w:t xml:space="preserve">لإغلاق قاعة لأيام معدودة استخدم «حظر»؛ ولإيقاف الحجوزات إلى أن تقرر أنت استخدم «تعليق».</w:t>
       </w:r>
     </w:p>
     <w:p>
@@ -1018,7 +3161,7 @@
           <w:rtl/>
           <w:lang w:bidi="ar-SA"/>
         </w:rPr>
-        <w:t xml:space="preserve">٥. إدارة الحجوزات</w:t>
+        <w:t xml:space="preserve">٦. إدارة الحجوزات</w:t>
       </w:r>
     </w:p>
     <w:p>
@@ -1038,6 +3181,215 @@
     </w:p>
     <w:p>
       <w:pPr>
+        <w:keepNext/>
+        <w:bidi/>
+        <w:spacing w:before="160" w:after="60" w:line="280" w:lineRule="auto"/>
+        <w:jc w:val="center"/>
+      </w:pPr>
+      <w:r>
+        <w:drawing>
+          <wp:inline distT="0" distB="0" distL="0" distR="0">
+            <wp:extent cx="4984615" cy="3960000"/>
+            <wp:docPr id="115" name="fig-gestione" descr="إدارة الحجوزات: تقويم الشهر والطلبات المعلّقة."/>
+            <wp:cNvGraphicFramePr>
+              <a:graphicFrameLocks xmlns:a="http://schemas.openxmlformats.org/drawingml/2006/main" noChangeAspect="1"/>
+            </wp:cNvGraphicFramePr>
+            <a:graphic xmlns:a="http://schemas.openxmlformats.org/drawingml/2006/main">
+              <a:graphicData uri="http://schemas.openxmlformats.org/drawingml/2006/picture">
+                <pic:pic xmlns:pic="http://schemas.openxmlformats.org/drawingml/2006/picture">
+                  <pic:nvPicPr>
+                    <pic:cNvPr id="115" name="fig-gestione.png"/>
+                    <pic:cNvPicPr/>
+                  </pic:nvPicPr>
+                  <pic:blipFill>
+                    <a:blip r:embed="rId115"/>
+                    <a:stretch>
+                      <a:fillRect/>
+                    </a:stretch>
+                  </pic:blipFill>
+                  <pic:spPr>
+                    <a:xfrm>
+                      <a:off x="0" y="0"/>
+                      <a:ext cx="4984615" cy="3960000"/>
+                    </a:xfrm>
+                    <a:prstGeom prst="rect">
+                      <a:avLst/>
+                    </a:prstGeom>
+                  </pic:spPr>
+                </pic:pic>
+              </a:graphicData>
+            </a:graphic>
+          </wp:inline>
+        </w:drawing>
+      </w:r>
+    </w:p>
+    <w:p>
+      <w:pPr>
+        <w:keepNext/>
+        <w:bidi/>
+        <w:spacing w:before="0" w:after="100" w:line="280" w:lineRule="auto"/>
+        <w:jc w:val="center"/>
+      </w:pPr>
+      <w:r>
+        <w:rPr>
+          <w:rFonts w:ascii="Noto Sans Arabic" w:cs="Noto Sans Arabic" w:eastAsia="Noto Sans Arabic" w:hAnsi="Noto Sans Arabic"/>
+          <w:b/>
+          <w:bCs/>
+          <w:color w:val="1F3B57"/>
+          <w:sz w:val="19"/>
+          <w:szCs w:val="19"/>
+          <w:rtl/>
+          <w:lang w:bidi="ar-SA"/>
+        </w:rPr>
+        <w:t xml:space="preserve">الشكل ١٠ — </w:t>
+      </w:r>
+      <w:r>
+        <w:rPr>
+          <w:rFonts w:ascii="Noto Sans Arabic" w:cs="Noto Sans Arabic" w:eastAsia="Noto Sans Arabic" w:hAnsi="Noto Sans Arabic"/>
+          <w:i/>
+          <w:iCs/>
+          <w:color w:val="555555"/>
+          <w:sz w:val="19"/>
+          <w:szCs w:val="19"/>
+          <w:rtl/>
+          <w:lang w:bidi="ar-SA"/>
+        </w:rPr>
+        <w:t xml:space="preserve">إدارة الحجوزات: تقويم الشهر والطلبات المعلّقة.</w:t>
+      </w:r>
+    </w:p>
+    <w:p>
+      <w:pPr>
+        <w:keepNext/>
+        <w:bidi/>
+        <w:spacing w:before="0" w:after="50" w:line="280" w:lineRule="auto"/>
+        <w:ind w:left="200" w:right="200"/>
+        <w:jc w:val="left"/>
+      </w:pPr>
+      <w:r>
+        <w:rPr>
+          <w:rFonts w:ascii="Noto Sans Arabic" w:cs="Noto Sans Arabic" w:eastAsia="Noto Sans Arabic" w:hAnsi="Noto Sans Arabic"/>
+          <w:b/>
+          <w:bCs/>
+          <w:color w:val="FFFFFF"/>
+          <w:sz w:val="20"/>
+          <w:szCs w:val="20"/>
+          <w:shd w:val="clear" w:color="auto" w:fill="D1342C"/>
+          <w:rtl/>
+          <w:lang w:bidi="ar-SA"/>
+        </w:rPr>
+        <w:t xml:space="preserve"> ١ </w:t>
+      </w:r>
+      <w:r>
+        <w:rPr>
+          <w:rFonts w:ascii="Noto Sans Arabic" w:cs="Noto Sans Arabic" w:eastAsia="Noto Sans Arabic" w:hAnsi="Noto Sans Arabic"/>
+          <w:sz w:val="21"/>
+          <w:szCs w:val="21"/>
+          <w:rtl/>
+          <w:lang w:bidi="ar-SA"/>
+        </w:rPr>
+        <w:t xml:space="preserve">  ★ خاصة: الحجوزات التي تتجاوز الحدود المعتادة (بين القوسين عددها).</w:t>
+      </w:r>
+    </w:p>
+    <w:p>
+      <w:pPr>
+        <w:keepNext/>
+        <w:bidi/>
+        <w:spacing w:before="0" w:after="50" w:line="280" w:lineRule="auto"/>
+        <w:ind w:left="200" w:right="200"/>
+        <w:jc w:val="left"/>
+      </w:pPr>
+      <w:r>
+        <w:rPr>
+          <w:rFonts w:ascii="Noto Sans Arabic" w:cs="Noto Sans Arabic" w:eastAsia="Noto Sans Arabic" w:hAnsi="Noto Sans Arabic"/>
+          <w:b/>
+          <w:bCs/>
+          <w:color w:val="FFFFFF"/>
+          <w:sz w:val="20"/>
+          <w:szCs w:val="20"/>
+          <w:shd w:val="clear" w:color="auto" w:fill="D1342C"/>
+          <w:rtl/>
+          <w:lang w:bidi="ar-SA"/>
+        </w:rPr>
+        <w:t xml:space="preserve"> ٢ </w:t>
+      </w:r>
+      <w:r>
+        <w:rPr>
+          <w:rFonts w:ascii="Noto Sans Arabic" w:cs="Noto Sans Arabic" w:eastAsia="Noto Sans Arabic" w:hAnsi="Noto Sans Arabic"/>
+          <w:sz w:val="21"/>
+          <w:szCs w:val="21"/>
+          <w:rtl/>
+          <w:lang w:bidi="ar-SA"/>
+        </w:rPr>
+        <w:t xml:space="preserve">  الأشهر المتاحة: المس لتغيير الشهر.</w:t>
+      </w:r>
+    </w:p>
+    <w:p>
+      <w:pPr>
+        <w:keepNext/>
+        <w:bidi/>
+        <w:spacing w:before="0" w:after="50" w:line="280" w:lineRule="auto"/>
+        <w:ind w:left="200" w:right="200"/>
+        <w:jc w:val="left"/>
+      </w:pPr>
+      <w:r>
+        <w:rPr>
+          <w:rFonts w:ascii="Noto Sans Arabic" w:cs="Noto Sans Arabic" w:eastAsia="Noto Sans Arabic" w:hAnsi="Noto Sans Arabic"/>
+          <w:b/>
+          <w:bCs/>
+          <w:color w:val="FFFFFF"/>
+          <w:sz w:val="20"/>
+          <w:szCs w:val="20"/>
+          <w:shd w:val="clear" w:color="auto" w:fill="D1342C"/>
+          <w:rtl/>
+          <w:lang w:bidi="ar-SA"/>
+        </w:rPr>
+        <w:t xml:space="preserve"> ٣ </w:t>
+      </w:r>
+      <w:r>
+        <w:rPr>
+          <w:rFonts w:ascii="Noto Sans Arabic" w:cs="Noto Sans Arabic" w:eastAsia="Noto Sans Arabic" w:hAnsi="Noto Sans Arabic"/>
+          <w:sz w:val="21"/>
+          <w:szCs w:val="21"/>
+          <w:rtl/>
+          <w:lang w:bidi="ar-SA"/>
+        </w:rPr>
+        <w:t xml:space="preserve">  اليوم الأصفر = توجد حجوزات معلّقة؛ والأخضر = لا شيء. المس يوماً لعرض القائمة.</w:t>
+      </w:r>
+    </w:p>
+    <w:p>
+      <w:pPr>
+        <w:bidi/>
+        <w:spacing w:before="0" w:after="220" w:line="280" w:lineRule="auto"/>
+        <w:ind w:left="200" w:right="200"/>
+        <w:jc w:val="left"/>
+      </w:pPr>
+      <w:r>
+        <w:rPr>
+          <w:rFonts w:ascii="Noto Sans Arabic" w:cs="Noto Sans Arabic" w:eastAsia="Noto Sans Arabic" w:hAnsi="Noto Sans Arabic"/>
+          <w:b/>
+          <w:bCs/>
+          <w:color w:val="FFFFFF"/>
+          <w:sz w:val="20"/>
+          <w:szCs w:val="20"/>
+          <w:shd w:val="clear" w:color="auto" w:fill="D1342C"/>
+          <w:rtl/>
+          <w:lang w:bidi="ar-SA"/>
+        </w:rPr>
+        <w:t xml:space="preserve"> ٤ </w:t>
+      </w:r>
+      <w:r>
+        <w:rPr>
+          <w:rFonts w:ascii="Noto Sans Arabic" w:cs="Noto Sans Arabic" w:eastAsia="Noto Sans Arabic" w:hAnsi="Noto Sans Arabic"/>
+          <w:sz w:val="21"/>
+          <w:szCs w:val="21"/>
+          <w:rtl/>
+          <w:lang w:bidi="ar-SA"/>
+        </w:rPr>
+        <w:t xml:space="preserve">  موافقة، رفض، أو ✕ لحذف الحجز.</w:t>
+      </w:r>
+    </w:p>
+    <w:p>
+      <w:pPr>
         <w:bidi/>
         <w:spacing w:after="160" w:line="300"/>
         <w:jc w:val="left"/>
@@ -1048,7 +3400,7 @@
           <w:rtl/>
           <w:lang w:bidi="ar-SA"/>
         </w:rPr>
-        <w:t xml:space="preserve">في الأعلى، زر "★ خاصة" يعرض كل الحجوزات التي تتجاوز الحدود المعتادة (مثل التكرار الأسبوعي الطويل جداً) وتحتاج موافقة خاصة.</w:t>
+        <w:t xml:space="preserve">في الأعلى، زر "★ خاصة" يعرض كل الحجوزات التي تتجاوز الحدود المعتادة — تكرار أسبوعي طويل جداً، أو تاريخ تم اختياره بمهلة أقل من الحد الأدنى المطلوب — وتحتاج موافقة خاصة: يمكن للمستخدم اختيار إرسالها رغم ذلك كطلب خاص، الذي يبقى "قيد الانتظار" إلى أن يوافق عليه أحد المسؤولين أو يرفضه صراحة.</w:t>
       </w:r>
     </w:p>
     <w:p>
@@ -1068,6 +3420,84 @@
     </w:p>
     <w:p>
       <w:pPr>
+        <w:pBdr>
+          <w:top w:val="single" w:sz="8" w:space="6" w:color="C9A227"/>
+          <w:left w:val="single" w:sz="8" w:space="6" w:color="C9A227"/>
+          <w:bottom w:val="single" w:sz="8" w:space="6" w:color="C9A227"/>
+          <w:right w:val="single" w:sz="8" w:space="6" w:color="C9A227"/>
+        </w:pBdr>
+        <w:shd w:val="clear" w:color="auto" w:fill="FBF3D9"/>
+        <w:bidi/>
+        <w:spacing w:before="80" w:after="200" w:line="280" w:lineRule="auto"/>
+        <w:ind w:left="160" w:right="160"/>
+        <w:jc w:val="left"/>
+      </w:pPr>
+      <w:r>
+        <w:drawing>
+          <wp:inline distT="0" distB="0" distL="0" distR="0">
+            <wp:extent cx="198000" cy="198000"/>
+            <wp:docPr id="127" name="icon-tip-127" descr=""/>
+            <wp:cNvGraphicFramePr>
+              <a:graphicFrameLocks xmlns:a="http://schemas.openxmlformats.org/drawingml/2006/main" noChangeAspect="1"/>
+            </wp:cNvGraphicFramePr>
+            <a:graphic xmlns:a="http://schemas.openxmlformats.org/drawingml/2006/main">
+              <a:graphicData uri="http://schemas.openxmlformats.org/drawingml/2006/picture">
+                <pic:pic xmlns:pic="http://schemas.openxmlformats.org/drawingml/2006/picture">
+                  <pic:nvPicPr>
+                    <pic:cNvPr id="127" name="icon-tip-127.png"/>
+                    <pic:cNvPicPr/>
+                  </pic:nvPicPr>
+                  <pic:blipFill>
+                    <a:blip r:embed="rId127"/>
+                    <a:stretch>
+                      <a:fillRect/>
+                    </a:stretch>
+                  </pic:blipFill>
+                  <pic:spPr>
+                    <a:xfrm>
+                      <a:off x="0" y="0"/>
+                      <a:ext cx="198000" cy="198000"/>
+                    </a:xfrm>
+                    <a:prstGeom prst="rect">
+                      <a:avLst/>
+                    </a:prstGeom>
+                  </pic:spPr>
+                </pic:pic>
+              </a:graphicData>
+            </a:graphic>
+          </wp:inline>
+        </w:drawing>
+      </w:r>
+      <w:r>
+        <w:rPr>
+          <w:rFonts w:ascii="Noto Sans Arabic" w:cs="Noto Sans Arabic" w:eastAsia="Noto Sans Arabic" w:hAnsi="Noto Sans Arabic"/>
+          <w:rtl/>
+          <w:lang w:bidi="ar-SA"/>
+        </w:rPr>
+        <w:t xml:space="preserve">  </w:t>
+      </w:r>
+      <w:r>
+        <w:rPr>
+          <w:rFonts w:ascii="Noto Sans Arabic" w:cs="Noto Sans Arabic" w:eastAsia="Noto Sans Arabic" w:hAnsi="Noto Sans Arabic"/>
+          <w:b/>
+          <w:bCs/>
+          <w:color w:val="8A6A00"/>
+          <w:rtl/>
+          <w:lang w:bidi="ar-SA"/>
+        </w:rPr>
+        <w:t xml:space="preserve">نصيحة: </w:t>
+      </w:r>
+      <w:r>
+        <w:rPr>
+          <w:rFonts w:ascii="Noto Sans Arabic" w:cs="Noto Sans Arabic" w:eastAsia="Noto Sans Arabic" w:hAnsi="Noto Sans Arabic"/>
+          <w:rtl/>
+          <w:lang w:bidi="ar-SA"/>
+        </w:rPr>
+        <w:t xml:space="preserve">للعثور فوراً على ما يجب الموافقة عليه، ابحث عن الأيام الصفراء في التقويم: هي الأيام التي بها طلبات معلّقة.</w:t>
+      </w:r>
+    </w:p>
+    <w:p>
+      <w:pPr>
         <w:bidi/>
         <w:spacing w:after="160" w:line="300"/>
         <w:jc w:val="left"/>
@@ -1094,6 +3524,83 @@
           <w:lang w:bidi="ar-SA"/>
         </w:rPr>
         <w:t xml:space="preserve">يستلم المستخدم صاحب الطلب إشعاراً تلقائياً عند الموافقة على الحجز أو رفضه.</w:t>
+      </w:r>
+    </w:p>
+    <w:p>
+      <w:pPr>
+        <w:keepNext/>
+        <w:bidi/>
+        <w:spacing w:before="160" w:after="60" w:line="280" w:lineRule="auto"/>
+        <w:jc w:val="center"/>
+      </w:pPr>
+      <w:r>
+        <w:drawing>
+          <wp:inline distT="0" distB="0" distL="0" distR="0">
+            <wp:extent cx="6048000" cy="1578528"/>
+            <wp:docPr id="116" name="fig-flusso_pren" descr="مسار الحجز، من الطلب إلى الإشعار."/>
+            <wp:cNvGraphicFramePr>
+              <a:graphicFrameLocks xmlns:a="http://schemas.openxmlformats.org/drawingml/2006/main" noChangeAspect="1"/>
+            </wp:cNvGraphicFramePr>
+            <a:graphic xmlns:a="http://schemas.openxmlformats.org/drawingml/2006/main">
+              <a:graphicData uri="http://schemas.openxmlformats.org/drawingml/2006/picture">
+                <pic:pic xmlns:pic="http://schemas.openxmlformats.org/drawingml/2006/picture">
+                  <pic:nvPicPr>
+                    <pic:cNvPr id="116" name="fig-flusso_pren.png"/>
+                    <pic:cNvPicPr/>
+                  </pic:nvPicPr>
+                  <pic:blipFill>
+                    <a:blip r:embed="rId116"/>
+                    <a:stretch>
+                      <a:fillRect/>
+                    </a:stretch>
+                  </pic:blipFill>
+                  <pic:spPr>
+                    <a:xfrm>
+                      <a:off x="0" y="0"/>
+                      <a:ext cx="6048000" cy="1578528"/>
+                    </a:xfrm>
+                    <a:prstGeom prst="rect">
+                      <a:avLst/>
+                    </a:prstGeom>
+                  </pic:spPr>
+                </pic:pic>
+              </a:graphicData>
+            </a:graphic>
+          </wp:inline>
+        </w:drawing>
+      </w:r>
+    </w:p>
+    <w:p>
+      <w:pPr>
+        <w:bidi/>
+        <w:spacing w:before="0" w:after="220" w:line="280" w:lineRule="auto"/>
+        <w:jc w:val="center"/>
+      </w:pPr>
+      <w:r>
+        <w:rPr>
+          <w:rFonts w:ascii="Noto Sans Arabic" w:cs="Noto Sans Arabic" w:eastAsia="Noto Sans Arabic" w:hAnsi="Noto Sans Arabic"/>
+          <w:b/>
+          <w:bCs/>
+          <w:color w:val="1F3B57"/>
+          <w:sz w:val="19"/>
+          <w:szCs w:val="19"/>
+          <w:rtl/>
+          <w:lang w:bidi="ar-SA"/>
+        </w:rPr>
+        <w:t xml:space="preserve">الشكل ١١ — </w:t>
+      </w:r>
+      <w:r>
+        <w:rPr>
+          <w:rFonts w:ascii="Noto Sans Arabic" w:cs="Noto Sans Arabic" w:eastAsia="Noto Sans Arabic" w:hAnsi="Noto Sans Arabic"/>
+          <w:i/>
+          <w:iCs/>
+          <w:color w:val="555555"/>
+          <w:sz w:val="19"/>
+          <w:szCs w:val="19"/>
+          <w:rtl/>
+          <w:lang w:bidi="ar-SA"/>
+        </w:rPr>
+        <w:t xml:space="preserve">مسار الحجز، من الطلب إلى الإشعار.</w:t>
       </w:r>
     </w:p>
     <w:p>
@@ -1254,6 +3761,83 @@
     </w:p>
     <w:p>
       <w:pPr>
+        <w:keepNext/>
+        <w:bidi/>
+        <w:spacing w:before="160" w:after="60" w:line="280" w:lineRule="auto"/>
+        <w:jc w:val="center"/>
+      </w:pPr>
+      <w:r>
+        <w:drawing>
+          <wp:inline distT="0" distB="0" distL="0" distR="0">
+            <wp:extent cx="6048000" cy="3796800"/>
+            <wp:docPr id="117" name="fig-chi_approva" descr="من يوافق على ماذا، في لمحة."/>
+            <wp:cNvGraphicFramePr>
+              <a:graphicFrameLocks xmlns:a="http://schemas.openxmlformats.org/drawingml/2006/main" noChangeAspect="1"/>
+            </wp:cNvGraphicFramePr>
+            <a:graphic xmlns:a="http://schemas.openxmlformats.org/drawingml/2006/main">
+              <a:graphicData uri="http://schemas.openxmlformats.org/drawingml/2006/picture">
+                <pic:pic xmlns:pic="http://schemas.openxmlformats.org/drawingml/2006/picture">
+                  <pic:nvPicPr>
+                    <pic:cNvPr id="117" name="fig-chi_approva.png"/>
+                    <pic:cNvPicPr/>
+                  </pic:nvPicPr>
+                  <pic:blipFill>
+                    <a:blip r:embed="rId117"/>
+                    <a:stretch>
+                      <a:fillRect/>
+                    </a:stretch>
+                  </pic:blipFill>
+                  <pic:spPr>
+                    <a:xfrm>
+                      <a:off x="0" y="0"/>
+                      <a:ext cx="6048000" cy="3796800"/>
+                    </a:xfrm>
+                    <a:prstGeom prst="rect">
+                      <a:avLst/>
+                    </a:prstGeom>
+                  </pic:spPr>
+                </pic:pic>
+              </a:graphicData>
+            </a:graphic>
+          </wp:inline>
+        </w:drawing>
+      </w:r>
+    </w:p>
+    <w:p>
+      <w:pPr>
+        <w:bidi/>
+        <w:spacing w:before="0" w:after="220" w:line="280" w:lineRule="auto"/>
+        <w:jc w:val="center"/>
+      </w:pPr>
+      <w:r>
+        <w:rPr>
+          <w:rFonts w:ascii="Noto Sans Arabic" w:cs="Noto Sans Arabic" w:eastAsia="Noto Sans Arabic" w:hAnsi="Noto Sans Arabic"/>
+          <w:b/>
+          <w:bCs/>
+          <w:color w:val="1F3B57"/>
+          <w:sz w:val="19"/>
+          <w:szCs w:val="19"/>
+          <w:rtl/>
+          <w:lang w:bidi="ar-SA"/>
+        </w:rPr>
+        <w:t xml:space="preserve">الشكل ١٢ — </w:t>
+      </w:r>
+      <w:r>
+        <w:rPr>
+          <w:rFonts w:ascii="Noto Sans Arabic" w:cs="Noto Sans Arabic" w:eastAsia="Noto Sans Arabic" w:hAnsi="Noto Sans Arabic"/>
+          <w:i/>
+          <w:iCs/>
+          <w:color w:val="555555"/>
+          <w:sz w:val="19"/>
+          <w:szCs w:val="19"/>
+          <w:rtl/>
+          <w:lang w:bidi="ar-SA"/>
+        </w:rPr>
+        <w:t xml:space="preserve">من يوافق على ماذا، في لمحة.</w:t>
+      </w:r>
+    </w:p>
+    <w:p>
+      <w:pPr>
         <w:pStyle w:val="Heading1"/>
         <w:pBdr>
           <w:bottom w:val="single" w:color="CBA135" w:sz="6"/>
@@ -1273,7 +3857,7 @@
           <w:rtl/>
           <w:lang w:bidi="ar-SA"/>
         </w:rPr>
-        <w:t xml:space="preserve">٦. إدارة الصيانة</w:t>
+        <w:t xml:space="preserve">٧. إدارة الصيانة</w:t>
       </w:r>
     </w:p>
     <w:p>
@@ -1293,6 +3877,215 @@
     </w:p>
     <w:p>
       <w:pPr>
+        <w:keepNext/>
+        <w:bidi/>
+        <w:spacing w:before="160" w:after="60" w:line="280" w:lineRule="auto"/>
+        <w:jc w:val="center"/>
+      </w:pPr>
+      <w:r>
+        <w:drawing>
+          <wp:inline distT="0" distB="0" distL="0" distR="0">
+            <wp:extent cx="6048000" cy="2684571"/>
+            <wp:docPr id="118" name="fig-manut" descr="الصيانة: قائمة البلاغات وتفاصيل البلاغ."/>
+            <wp:cNvGraphicFramePr>
+              <a:graphicFrameLocks xmlns:a="http://schemas.openxmlformats.org/drawingml/2006/main" noChangeAspect="1"/>
+            </wp:cNvGraphicFramePr>
+            <a:graphic xmlns:a="http://schemas.openxmlformats.org/drawingml/2006/main">
+              <a:graphicData uri="http://schemas.openxmlformats.org/drawingml/2006/picture">
+                <pic:pic xmlns:pic="http://schemas.openxmlformats.org/drawingml/2006/picture">
+                  <pic:nvPicPr>
+                    <pic:cNvPr id="118" name="fig-manut.png"/>
+                    <pic:cNvPicPr/>
+                  </pic:nvPicPr>
+                  <pic:blipFill>
+                    <a:blip r:embed="rId118"/>
+                    <a:stretch>
+                      <a:fillRect/>
+                    </a:stretch>
+                  </pic:blipFill>
+                  <pic:spPr>
+                    <a:xfrm>
+                      <a:off x="0" y="0"/>
+                      <a:ext cx="6048000" cy="2684571"/>
+                    </a:xfrm>
+                    <a:prstGeom prst="rect">
+                      <a:avLst/>
+                    </a:prstGeom>
+                  </pic:spPr>
+                </pic:pic>
+              </a:graphicData>
+            </a:graphic>
+          </wp:inline>
+        </w:drawing>
+      </w:r>
+    </w:p>
+    <w:p>
+      <w:pPr>
+        <w:keepNext/>
+        <w:bidi/>
+        <w:spacing w:before="0" w:after="100" w:line="280" w:lineRule="auto"/>
+        <w:jc w:val="center"/>
+      </w:pPr>
+      <w:r>
+        <w:rPr>
+          <w:rFonts w:ascii="Noto Sans Arabic" w:cs="Noto Sans Arabic" w:eastAsia="Noto Sans Arabic" w:hAnsi="Noto Sans Arabic"/>
+          <w:b/>
+          <w:bCs/>
+          <w:color w:val="1F3B57"/>
+          <w:sz w:val="19"/>
+          <w:szCs w:val="19"/>
+          <w:rtl/>
+          <w:lang w:bidi="ar-SA"/>
+        </w:rPr>
+        <w:t xml:space="preserve">الشكل ١٣ — </w:t>
+      </w:r>
+      <w:r>
+        <w:rPr>
+          <w:rFonts w:ascii="Noto Sans Arabic" w:cs="Noto Sans Arabic" w:eastAsia="Noto Sans Arabic" w:hAnsi="Noto Sans Arabic"/>
+          <w:i/>
+          <w:iCs/>
+          <w:color w:val="555555"/>
+          <w:sz w:val="19"/>
+          <w:szCs w:val="19"/>
+          <w:rtl/>
+          <w:lang w:bidi="ar-SA"/>
+        </w:rPr>
+        <w:t xml:space="preserve">الصيانة: قائمة البلاغات وتفاصيل البلاغ.</w:t>
+      </w:r>
+    </w:p>
+    <w:p>
+      <w:pPr>
+        <w:keepNext/>
+        <w:bidi/>
+        <w:spacing w:before="0" w:after="50" w:line="280" w:lineRule="auto"/>
+        <w:ind w:left="200" w:right="200"/>
+        <w:jc w:val="left"/>
+      </w:pPr>
+      <w:r>
+        <w:rPr>
+          <w:rFonts w:ascii="Noto Sans Arabic" w:cs="Noto Sans Arabic" w:eastAsia="Noto Sans Arabic" w:hAnsi="Noto Sans Arabic"/>
+          <w:b/>
+          <w:bCs/>
+          <w:color w:val="FFFFFF"/>
+          <w:sz w:val="20"/>
+          <w:szCs w:val="20"/>
+          <w:shd w:val="clear" w:color="auto" w:fill="D1342C"/>
+          <w:rtl/>
+          <w:lang w:bidi="ar-SA"/>
+        </w:rPr>
+        <w:t xml:space="preserve"> ١ </w:t>
+      </w:r>
+      <w:r>
+        <w:rPr>
+          <w:rFonts w:ascii="Noto Sans Arabic" w:cs="Noto Sans Arabic" w:eastAsia="Noto Sans Arabic" w:hAnsi="Noto Sans Arabic"/>
+          <w:sz w:val="21"/>
+          <w:szCs w:val="21"/>
+          <w:rtl/>
+          <w:lang w:bidi="ar-SA"/>
+        </w:rPr>
+        <w:t xml:space="preserve">  القائمتان: قيد الحل وتم الحل، مع عدد البلاغات.</w:t>
+      </w:r>
+    </w:p>
+    <w:p>
+      <w:pPr>
+        <w:keepNext/>
+        <w:bidi/>
+        <w:spacing w:before="0" w:after="50" w:line="280" w:lineRule="auto"/>
+        <w:ind w:left="200" w:right="200"/>
+        <w:jc w:val="left"/>
+      </w:pPr>
+      <w:r>
+        <w:rPr>
+          <w:rFonts w:ascii="Noto Sans Arabic" w:cs="Noto Sans Arabic" w:eastAsia="Noto Sans Arabic" w:hAnsi="Noto Sans Arabic"/>
+          <w:b/>
+          <w:bCs/>
+          <w:color w:val="FFFFFF"/>
+          <w:sz w:val="20"/>
+          <w:szCs w:val="20"/>
+          <w:shd w:val="clear" w:color="auto" w:fill="D1342C"/>
+          <w:rtl/>
+          <w:lang w:bidi="ar-SA"/>
+        </w:rPr>
+        <w:t xml:space="preserve"> ٢ </w:t>
+      </w:r>
+      <w:r>
+        <w:rPr>
+          <w:rFonts w:ascii="Noto Sans Arabic" w:cs="Noto Sans Arabic" w:eastAsia="Noto Sans Arabic" w:hAnsi="Noto Sans Arabic"/>
+          <w:sz w:val="21"/>
+          <w:szCs w:val="21"/>
+          <w:rtl/>
+          <w:lang w:bidi="ar-SA"/>
+        </w:rPr>
+        <w:t xml:space="preserve">  المس بلاغاً لفتح تفاصيله.</w:t>
+      </w:r>
+    </w:p>
+    <w:p>
+      <w:pPr>
+        <w:keepNext/>
+        <w:bidi/>
+        <w:spacing w:before="0" w:after="50" w:line="280" w:lineRule="auto"/>
+        <w:ind w:left="200" w:right="200"/>
+        <w:jc w:val="left"/>
+      </w:pPr>
+      <w:r>
+        <w:rPr>
+          <w:rFonts w:ascii="Noto Sans Arabic" w:cs="Noto Sans Arabic" w:eastAsia="Noto Sans Arabic" w:hAnsi="Noto Sans Arabic"/>
+          <w:b/>
+          <w:bCs/>
+          <w:color w:val="FFFFFF"/>
+          <w:sz w:val="20"/>
+          <w:szCs w:val="20"/>
+          <w:shd w:val="clear" w:color="auto" w:fill="D1342C"/>
+          <w:rtl/>
+          <w:lang w:bidi="ar-SA"/>
+        </w:rPr>
+        <w:t xml:space="preserve"> ٣ </w:t>
+      </w:r>
+      <w:r>
+        <w:rPr>
+          <w:rFonts w:ascii="Noto Sans Arabic" w:cs="Noto Sans Arabic" w:eastAsia="Noto Sans Arabic" w:hAnsi="Noto Sans Arabic"/>
+          <w:sz w:val="21"/>
+          <w:szCs w:val="21"/>
+          <w:rtl/>
+          <w:lang w:bidi="ar-SA"/>
+        </w:rPr>
+        <w:t xml:space="preserve">  «قيد المعالجة» ينقله إلى المعالجة؛ و«وضع علامة كـ تم الحل» يغلقه.</w:t>
+      </w:r>
+    </w:p>
+    <w:p>
+      <w:pPr>
+        <w:bidi/>
+        <w:spacing w:before="0" w:after="220" w:line="280" w:lineRule="auto"/>
+        <w:ind w:left="200" w:right="200"/>
+        <w:jc w:val="left"/>
+      </w:pPr>
+      <w:r>
+        <w:rPr>
+          <w:rFonts w:ascii="Noto Sans Arabic" w:cs="Noto Sans Arabic" w:eastAsia="Noto Sans Arabic" w:hAnsi="Noto Sans Arabic"/>
+          <w:b/>
+          <w:bCs/>
+          <w:color w:val="FFFFFF"/>
+          <w:sz w:val="20"/>
+          <w:szCs w:val="20"/>
+          <w:shd w:val="clear" w:color="auto" w:fill="D1342C"/>
+          <w:rtl/>
+          <w:lang w:bidi="ar-SA"/>
+        </w:rPr>
+        <w:t xml:space="preserve"> ٤ </w:t>
+      </w:r>
+      <w:r>
+        <w:rPr>
+          <w:rFonts w:ascii="Noto Sans Arabic" w:cs="Noto Sans Arabic" w:eastAsia="Noto Sans Arabic" w:hAnsi="Noto Sans Arabic"/>
+          <w:sz w:val="21"/>
+          <w:szCs w:val="21"/>
+          <w:rtl/>
+          <w:lang w:bidi="ar-SA"/>
+        </w:rPr>
+        <w:t xml:space="preserve">  سجل العمل: اكتب تحديثاً عن التدخل والمس «إضافة».</w:t>
+      </w:r>
+    </w:p>
+    <w:p>
+      <w:pPr>
         <w:bidi/>
         <w:spacing w:after="160" w:line="300"/>
         <w:jc w:val="left"/>
@@ -1334,6 +4127,83 @@
           <w:lang w:bidi="ar-SA"/>
         </w:rPr>
         <w:t xml:space="preserve">يستلم من أبلغ عن العطل إشعاراً عند بدء المعالجة وعند الحل.</w:t>
+      </w:r>
+    </w:p>
+    <w:p>
+      <w:pPr>
+        <w:keepNext/>
+        <w:bidi/>
+        <w:spacing w:before="160" w:after="60" w:line="280" w:lineRule="auto"/>
+        <w:jc w:val="center"/>
+      </w:pPr>
+      <w:r>
+        <w:drawing>
+          <wp:inline distT="0" distB="0" distL="0" distR="0">
+            <wp:extent cx="6048000" cy="1137024"/>
+            <wp:docPr id="119" name="fig-flusso_manut" descr="مسار بلاغ العطل."/>
+            <wp:cNvGraphicFramePr>
+              <a:graphicFrameLocks xmlns:a="http://schemas.openxmlformats.org/drawingml/2006/main" noChangeAspect="1"/>
+            </wp:cNvGraphicFramePr>
+            <a:graphic xmlns:a="http://schemas.openxmlformats.org/drawingml/2006/main">
+              <a:graphicData uri="http://schemas.openxmlformats.org/drawingml/2006/picture">
+                <pic:pic xmlns:pic="http://schemas.openxmlformats.org/drawingml/2006/picture">
+                  <pic:nvPicPr>
+                    <pic:cNvPr id="119" name="fig-flusso_manut.png"/>
+                    <pic:cNvPicPr/>
+                  </pic:nvPicPr>
+                  <pic:blipFill>
+                    <a:blip r:embed="rId119"/>
+                    <a:stretch>
+                      <a:fillRect/>
+                    </a:stretch>
+                  </pic:blipFill>
+                  <pic:spPr>
+                    <a:xfrm>
+                      <a:off x="0" y="0"/>
+                      <a:ext cx="6048000" cy="1137024"/>
+                    </a:xfrm>
+                    <a:prstGeom prst="rect">
+                      <a:avLst/>
+                    </a:prstGeom>
+                  </pic:spPr>
+                </pic:pic>
+              </a:graphicData>
+            </a:graphic>
+          </wp:inline>
+        </w:drawing>
+      </w:r>
+    </w:p>
+    <w:p>
+      <w:pPr>
+        <w:bidi/>
+        <w:spacing w:before="0" w:after="220" w:line="280" w:lineRule="auto"/>
+        <w:jc w:val="center"/>
+      </w:pPr>
+      <w:r>
+        <w:rPr>
+          <w:rFonts w:ascii="Noto Sans Arabic" w:cs="Noto Sans Arabic" w:eastAsia="Noto Sans Arabic" w:hAnsi="Noto Sans Arabic"/>
+          <w:b/>
+          <w:bCs/>
+          <w:color w:val="1F3B57"/>
+          <w:sz w:val="19"/>
+          <w:szCs w:val="19"/>
+          <w:rtl/>
+          <w:lang w:bidi="ar-SA"/>
+        </w:rPr>
+        <w:t xml:space="preserve">الشكل ١٤ — </w:t>
+      </w:r>
+      <w:r>
+        <w:rPr>
+          <w:rFonts w:ascii="Noto Sans Arabic" w:cs="Noto Sans Arabic" w:eastAsia="Noto Sans Arabic" w:hAnsi="Noto Sans Arabic"/>
+          <w:i/>
+          <w:iCs/>
+          <w:color w:val="555555"/>
+          <w:sz w:val="19"/>
+          <w:szCs w:val="19"/>
+          <w:rtl/>
+          <w:lang w:bidi="ar-SA"/>
+        </w:rPr>
+        <w:t xml:space="preserve">مسار بلاغ العطل.</w:t>
       </w:r>
     </w:p>
     <w:p>
@@ -1357,7 +4227,7 @@
           <w:rtl/>
           <w:lang w:bidi="ar-SA"/>
         </w:rPr>
-        <w:t xml:space="preserve">٧. تصدير البيانات، سجل النشاط، إعادة التعيين</w:t>
+        <w:t xml:space="preserve">٨. تصدير البيانات، سجل النشاط، إعادة التعيين</w:t>
       </w:r>
     </w:p>
     <w:p>
@@ -1455,10 +4325,73 @@
     </w:p>
     <w:p>
       <w:pPr>
+        <w:pBdr>
+          <w:top w:val="single" w:sz="8" w:space="6" w:color="C4453D"/>
+          <w:left w:val="single" w:sz="8" w:space="6" w:color="C4453D"/>
+          <w:bottom w:val="single" w:sz="8" w:space="6" w:color="C4453D"/>
+          <w:right w:val="single" w:sz="8" w:space="6" w:color="C4453D"/>
+        </w:pBdr>
+        <w:shd w:val="clear" w:color="auto" w:fill="FBEDEC"/>
         <w:bidi/>
         <w:spacing w:after="160" w:line="300"/>
-        <w:jc w:val="left"/>
-      </w:pPr>
+        <w:ind w:left="160" w:right="160"/>
+        <w:jc w:val="left"/>
+      </w:pPr>
+      <w:r>
+        <w:drawing>
+          <wp:inline distT="0" distB="0" distL="0" distR="0">
+            <wp:extent cx="198000" cy="198000"/>
+            <wp:docPr id="103" name="icon-warn-103" descr=""/>
+            <wp:cNvGraphicFramePr>
+              <a:graphicFrameLocks xmlns:a="http://schemas.openxmlformats.org/drawingml/2006/main" noChangeAspect="1"/>
+            </wp:cNvGraphicFramePr>
+            <a:graphic xmlns:a="http://schemas.openxmlformats.org/drawingml/2006/main">
+              <a:graphicData uri="http://schemas.openxmlformats.org/drawingml/2006/picture">
+                <pic:pic xmlns:pic="http://schemas.openxmlformats.org/drawingml/2006/picture">
+                  <pic:nvPicPr>
+                    <pic:cNvPr id="103" name="icon-warn-103.png"/>
+                    <pic:cNvPicPr/>
+                  </pic:nvPicPr>
+                  <pic:blipFill>
+                    <a:blip r:embed="rId103"/>
+                    <a:stretch>
+                      <a:fillRect/>
+                    </a:stretch>
+                  </pic:blipFill>
+                  <pic:spPr>
+                    <a:xfrm>
+                      <a:off x="0" y="0"/>
+                      <a:ext cx="198000" cy="198000"/>
+                    </a:xfrm>
+                    <a:prstGeom prst="rect">
+                      <a:avLst/>
+                    </a:prstGeom>
+                  </pic:spPr>
+                </pic:pic>
+              </a:graphicData>
+            </a:graphic>
+          </wp:inline>
+        </w:drawing>
+      </w:r>
+      <w:r>
+        <w:rPr>
+          <w:rFonts w:ascii="Noto Sans Arabic" w:cs="Noto Sans Arabic" w:eastAsia="Noto Sans Arabic" w:hAnsi="Noto Sans Arabic"/>
+          <w:rtl/>
+          <w:lang w:bidi="ar-SA"/>
+        </w:rPr>
+        <w:t xml:space="preserve">  </w:t>
+      </w:r>
+      <w:r>
+        <w:rPr>
+          <w:rFonts w:ascii="Noto Sans Arabic" w:cs="Noto Sans Arabic" w:eastAsia="Noto Sans Arabic" w:hAnsi="Noto Sans Arabic"/>
+          <w:b/>
+          <w:bCs/>
+          <w:color w:val="C4453D"/>
+          <w:rtl/>
+          <w:lang w:bidi="ar-SA"/>
+        </w:rPr>
+        <w:t xml:space="preserve">تنبيه: </w:t>
+      </w:r>
       <w:r>
         <w:rPr>
           <w:rFonts w:ascii="Noto Sans Arabic" w:cs="Noto Sans Arabic" w:eastAsia="Noto Sans Arabic" w:hAnsi="Noto Sans Arabic"/>
@@ -1466,6 +4399,293 @@
           <w:lang w:bidi="ar-SA"/>
         </w:rPr>
         <w:t xml:space="preserve">يحذف نهائياً وبشكل لا رجعة فيه كل الحجوزات أو كل بلاغات الصيانة المؤرشفة في شهر أو سنة مختارة. بالنسبة لبلاغات الصيانة يتم حذف المحلولة فقط افتراضياً؛ أما خيار «حذف البلاغات غير المحلولة أيضاً» (غير مفعّل افتراضياً) فيشمل كذلك البلاغات التي لا تزال مفتوحة، مثلاً بلاغات قاعة تم حذفها. يجب استخدامه بحذر: يبيّن التطبيق عدد البلاغات التي سيتم حذفها (وكم منها غير محلول) ويطلب دائماً تأكيداً صريحاً قبل المتابعة.</w:t>
+      </w:r>
+    </w:p>
+    <w:p>
+      <w:pPr>
+        <w:keepNext/>
+        <w:bidi/>
+        <w:spacing w:before="160" w:after="60" w:line="280" w:lineRule="auto"/>
+        <w:jc w:val="center"/>
+      </w:pPr>
+      <w:r>
+        <w:drawing>
+          <wp:inline distT="0" distB="0" distL="0" distR="0">
+            <wp:extent cx="6048000" cy="2690742"/>
+            <wp:docPr id="104" name="fig-reset" descr="الإعدادات ← إعادة التعيين (للمدير فقط): مثال مع بلاغات الصيانة."/>
+            <wp:cNvGraphicFramePr>
+              <a:graphicFrameLocks xmlns:a="http://schemas.openxmlformats.org/drawingml/2006/main" noChangeAspect="1"/>
+            </wp:cNvGraphicFramePr>
+            <a:graphic xmlns:a="http://schemas.openxmlformats.org/drawingml/2006/main">
+              <a:graphicData uri="http://schemas.openxmlformats.org/drawingml/2006/picture">
+                <pic:pic xmlns:pic="http://schemas.openxmlformats.org/drawingml/2006/picture">
+                  <pic:nvPicPr>
+                    <pic:cNvPr id="104" name="fig-reset.png"/>
+                    <pic:cNvPicPr/>
+                  </pic:nvPicPr>
+                  <pic:blipFill>
+                    <a:blip r:embed="rId104"/>
+                    <a:stretch>
+                      <a:fillRect/>
+                    </a:stretch>
+                  </pic:blipFill>
+                  <pic:spPr>
+                    <a:xfrm>
+                      <a:off x="0" y="0"/>
+                      <a:ext cx="6048000" cy="2690742"/>
+                    </a:xfrm>
+                    <a:prstGeom prst="rect">
+                      <a:avLst/>
+                    </a:prstGeom>
+                  </pic:spPr>
+                </pic:pic>
+              </a:graphicData>
+            </a:graphic>
+          </wp:inline>
+        </w:drawing>
+      </w:r>
+    </w:p>
+    <w:p>
+      <w:pPr>
+        <w:keepNext/>
+        <w:bidi/>
+        <w:spacing w:before="0" w:after="100" w:line="280" w:lineRule="auto"/>
+        <w:jc w:val="center"/>
+      </w:pPr>
+      <w:r>
+        <w:rPr>
+          <w:rFonts w:ascii="Noto Sans Arabic" w:cs="Noto Sans Arabic" w:eastAsia="Noto Sans Arabic" w:hAnsi="Noto Sans Arabic"/>
+          <w:b/>
+          <w:bCs/>
+          <w:color w:val="1F3B57"/>
+          <w:sz w:val="19"/>
+          <w:szCs w:val="19"/>
+          <w:rtl/>
+          <w:lang w:bidi="ar-SA"/>
+        </w:rPr>
+        <w:t xml:space="preserve">الشكل ١٥ — </w:t>
+      </w:r>
+      <w:r>
+        <w:rPr>
+          <w:rFonts w:ascii="Noto Sans Arabic" w:cs="Noto Sans Arabic" w:eastAsia="Noto Sans Arabic" w:hAnsi="Noto Sans Arabic"/>
+          <w:i/>
+          <w:iCs/>
+          <w:color w:val="555555"/>
+          <w:sz w:val="19"/>
+          <w:szCs w:val="19"/>
+          <w:rtl/>
+          <w:lang w:bidi="ar-SA"/>
+        </w:rPr>
+        <w:t xml:space="preserve">الإعدادات ← إعادة التعيين (للمدير فقط): مثال مع بلاغات الصيانة.</w:t>
+      </w:r>
+    </w:p>
+    <w:p>
+      <w:pPr>
+        <w:keepNext/>
+        <w:bidi/>
+        <w:spacing w:before="0" w:after="50" w:line="280" w:lineRule="auto"/>
+        <w:ind w:left="200" w:right="200"/>
+        <w:jc w:val="left"/>
+      </w:pPr>
+      <w:r>
+        <w:rPr>
+          <w:rFonts w:ascii="Noto Sans Arabic" w:cs="Noto Sans Arabic" w:eastAsia="Noto Sans Arabic" w:hAnsi="Noto Sans Arabic"/>
+          <w:b/>
+          <w:bCs/>
+          <w:color w:val="FFFFFF"/>
+          <w:sz w:val="20"/>
+          <w:szCs w:val="20"/>
+          <w:shd w:val="clear" w:color="auto" w:fill="D1342C"/>
+          <w:rtl/>
+          <w:lang w:bidi="ar-SA"/>
+        </w:rPr>
+        <w:t xml:space="preserve"> ١ </w:t>
+      </w:r>
+      <w:r>
+        <w:rPr>
+          <w:rFonts w:ascii="Noto Sans Arabic" w:cs="Noto Sans Arabic" w:eastAsia="Noto Sans Arabic" w:hAnsi="Noto Sans Arabic"/>
+          <w:sz w:val="21"/>
+          <w:szCs w:val="21"/>
+          <w:rtl/>
+          <w:lang w:bidi="ar-SA"/>
+        </w:rPr>
+        <w:t xml:space="preserve">  اختر ما تريد إعادة ضبطه: الحجوزات أو بلاغات الصيانة، ثم السنة.</w:t>
+      </w:r>
+    </w:p>
+    <w:p>
+      <w:pPr>
+        <w:keepNext/>
+        <w:bidi/>
+        <w:spacing w:before="0" w:after="50" w:line="280" w:lineRule="auto"/>
+        <w:ind w:left="200" w:right="200"/>
+        <w:jc w:val="left"/>
+      </w:pPr>
+      <w:r>
+        <w:rPr>
+          <w:rFonts w:ascii="Noto Sans Arabic" w:cs="Noto Sans Arabic" w:eastAsia="Noto Sans Arabic" w:hAnsi="Noto Sans Arabic"/>
+          <w:b/>
+          <w:bCs/>
+          <w:color w:val="FFFFFF"/>
+          <w:sz w:val="20"/>
+          <w:szCs w:val="20"/>
+          <w:shd w:val="clear" w:color="auto" w:fill="D1342C"/>
+          <w:rtl/>
+          <w:lang w:bidi="ar-SA"/>
+        </w:rPr>
+        <w:t xml:space="preserve"> ٢ </w:t>
+      </w:r>
+      <w:r>
+        <w:rPr>
+          <w:rFonts w:ascii="Noto Sans Arabic" w:cs="Noto Sans Arabic" w:eastAsia="Noto Sans Arabic" w:hAnsi="Noto Sans Arabic"/>
+          <w:sz w:val="21"/>
+          <w:szCs w:val="21"/>
+          <w:rtl/>
+          <w:lang w:bidi="ar-SA"/>
+        </w:rPr>
+        <w:t xml:space="preserve">  خانة «حذف البلاغات غير المحلولة أيضاً» (غير مفعّلة افتراضياً): إذا كانت فارغة تُحذف المحلولة فقط.</w:t>
+      </w:r>
+    </w:p>
+    <w:p>
+      <w:pPr>
+        <w:keepNext/>
+        <w:bidi/>
+        <w:spacing w:before="0" w:after="50" w:line="280" w:lineRule="auto"/>
+        <w:ind w:left="200" w:right="200"/>
+        <w:jc w:val="left"/>
+      </w:pPr>
+      <w:r>
+        <w:rPr>
+          <w:rFonts w:ascii="Noto Sans Arabic" w:cs="Noto Sans Arabic" w:eastAsia="Noto Sans Arabic" w:hAnsi="Noto Sans Arabic"/>
+          <w:b/>
+          <w:bCs/>
+          <w:color w:val="FFFFFF"/>
+          <w:sz w:val="20"/>
+          <w:szCs w:val="20"/>
+          <w:shd w:val="clear" w:color="auto" w:fill="D1342C"/>
+          <w:rtl/>
+          <w:lang w:bidi="ar-SA"/>
+        </w:rPr>
+        <w:t xml:space="preserve"> ٣ </w:t>
+      </w:r>
+      <w:r>
+        <w:rPr>
+          <w:rFonts w:ascii="Noto Sans Arabic" w:cs="Noto Sans Arabic" w:eastAsia="Noto Sans Arabic" w:hAnsi="Noto Sans Arabic"/>
+          <w:sz w:val="21"/>
+          <w:szCs w:val="21"/>
+          <w:rtl/>
+          <w:lang w:bidi="ar-SA"/>
+        </w:rPr>
+        <w:t xml:space="preserve">  تنفيذ إعادة الضبط: يبيّن التطبيق عدد البلاغات التي ستُحذف.</w:t>
+      </w:r>
+    </w:p>
+    <w:p>
+      <w:pPr>
+        <w:bidi/>
+        <w:spacing w:before="0" w:after="220" w:line="280" w:lineRule="auto"/>
+        <w:ind w:left="200" w:right="200"/>
+        <w:jc w:val="left"/>
+      </w:pPr>
+      <w:r>
+        <w:rPr>
+          <w:rFonts w:ascii="Noto Sans Arabic" w:cs="Noto Sans Arabic" w:eastAsia="Noto Sans Arabic" w:hAnsi="Noto Sans Arabic"/>
+          <w:b/>
+          <w:bCs/>
+          <w:color w:val="FFFFFF"/>
+          <w:sz w:val="20"/>
+          <w:szCs w:val="20"/>
+          <w:shd w:val="clear" w:color="auto" w:fill="D1342C"/>
+          <w:rtl/>
+          <w:lang w:bidi="ar-SA"/>
+        </w:rPr>
+        <w:t xml:space="preserve"> ٤ </w:t>
+      </w:r>
+      <w:r>
+        <w:rPr>
+          <w:rFonts w:ascii="Noto Sans Arabic" w:cs="Noto Sans Arabic" w:eastAsia="Noto Sans Arabic" w:hAnsi="Noto Sans Arabic"/>
+          <w:sz w:val="21"/>
+          <w:szCs w:val="21"/>
+          <w:rtl/>
+          <w:lang w:bidi="ar-SA"/>
+        </w:rPr>
+        <w:t xml:space="preserve">  التأكيد النهائي: لا يمكن التراجع عن العملية.</w:t>
+      </w:r>
+    </w:p>
+    <w:p>
+      <w:pPr>
+        <w:pBdr>
+          <w:top w:val="single" w:sz="8" w:space="6" w:color="C9A227"/>
+          <w:left w:val="single" w:sz="8" w:space="6" w:color="C9A227"/>
+          <w:bottom w:val="single" w:sz="8" w:space="6" w:color="C9A227"/>
+          <w:right w:val="single" w:sz="8" w:space="6" w:color="C9A227"/>
+        </w:pBdr>
+        <w:shd w:val="clear" w:color="auto" w:fill="FBF3D9"/>
+        <w:bidi/>
+        <w:spacing w:before="80" w:after="200" w:line="280" w:lineRule="auto"/>
+        <w:ind w:left="160" w:right="160"/>
+        <w:jc w:val="left"/>
+      </w:pPr>
+      <w:r>
+        <w:drawing>
+          <wp:inline distT="0" distB="0" distL="0" distR="0">
+            <wp:extent cx="198000" cy="198000"/>
+            <wp:docPr id="105" name="icon-tip-105" descr=""/>
+            <wp:cNvGraphicFramePr>
+              <a:graphicFrameLocks xmlns:a="http://schemas.openxmlformats.org/drawingml/2006/main" noChangeAspect="1"/>
+            </wp:cNvGraphicFramePr>
+            <a:graphic xmlns:a="http://schemas.openxmlformats.org/drawingml/2006/main">
+              <a:graphicData uri="http://schemas.openxmlformats.org/drawingml/2006/picture">
+                <pic:pic xmlns:pic="http://schemas.openxmlformats.org/drawingml/2006/picture">
+                  <pic:nvPicPr>
+                    <pic:cNvPr id="105" name="icon-tip-105.png"/>
+                    <pic:cNvPicPr/>
+                  </pic:nvPicPr>
+                  <pic:blipFill>
+                    <a:blip r:embed="rId105"/>
+                    <a:stretch>
+                      <a:fillRect/>
+                    </a:stretch>
+                  </pic:blipFill>
+                  <pic:spPr>
+                    <a:xfrm>
+                      <a:off x="0" y="0"/>
+                      <a:ext cx="198000" cy="198000"/>
+                    </a:xfrm>
+                    <a:prstGeom prst="rect">
+                      <a:avLst/>
+                    </a:prstGeom>
+                  </pic:spPr>
+                </pic:pic>
+              </a:graphicData>
+            </a:graphic>
+          </wp:inline>
+        </w:drawing>
+      </w:r>
+      <w:r>
+        <w:rPr>
+          <w:rFonts w:ascii="Noto Sans Arabic" w:cs="Noto Sans Arabic" w:eastAsia="Noto Sans Arabic" w:hAnsi="Noto Sans Arabic"/>
+          <w:rtl/>
+          <w:lang w:bidi="ar-SA"/>
+        </w:rPr>
+        <w:t xml:space="preserve">  </w:t>
+      </w:r>
+      <w:r>
+        <w:rPr>
+          <w:rFonts w:ascii="Noto Sans Arabic" w:cs="Noto Sans Arabic" w:eastAsia="Noto Sans Arabic" w:hAnsi="Noto Sans Arabic"/>
+          <w:b/>
+          <w:bCs/>
+          <w:color w:val="8A6A00"/>
+          <w:rtl/>
+          <w:lang w:bidi="ar-SA"/>
+        </w:rPr>
+        <w:t xml:space="preserve">نصيحة: </w:t>
+      </w:r>
+      <w:r>
+        <w:rPr>
+          <w:rFonts w:ascii="Noto Sans Arabic" w:cs="Noto Sans Arabic" w:eastAsia="Noto Sans Arabic" w:hAnsi="Noto Sans Arabic"/>
+          <w:rtl/>
+          <w:lang w:bidi="ar-SA"/>
+        </w:rPr>
+        <w:t xml:space="preserve">قبل إعادة التعيين، صدّر البيانات إلى Excel من الإعدادات ← تصدير: لا يمكن استرجاعها بعد إعادة التعيين.</w:t>
       </w:r>
     </w:p>
     <w:p>
@@ -1489,7 +4709,7 @@
           <w:rtl/>
           <w:lang w:bidi="ar-SA"/>
         </w:rPr>
-        <w:t xml:space="preserve">٨. إدارة الفصول</w:t>
+        <w:t xml:space="preserve">٩. إدارة الفصول</w:t>
       </w:r>
     </w:p>
     <w:p>
@@ -1504,7 +4724,183 @@
           <w:rtl/>
           <w:lang w:bidi="ar-SA"/>
         </w:rPr>
-        <w:t xml:space="preserve">في الإعدادات ← "الفصول" (المدير، السكرتارية IPI، سكرتارية المدرسة الأساسية). لكل فصل نوع: إعدادية، معهد صناعي، أو "بحاجة للتصنيف" للفصول القديمة التي لم تُسند إلى نوع بعد.</w:t>
+        <w:t xml:space="preserve">في الإعدادات ← "الفصول" (المدير، أمين الصندوق، السكرتارية IPI، سكرتارية المدرسة الأساسية). لكل فصل نوع: إعدادية، معهد صناعي، أو "بحاجة للتصنيف" للفصول القديمة التي لم تُسند إلى نوع بعد.</w:t>
+      </w:r>
+    </w:p>
+    <w:p>
+      <w:pPr>
+        <w:keepNext/>
+        <w:bidi/>
+        <w:spacing w:before="160" w:after="60" w:line="280" w:lineRule="auto"/>
+        <w:jc w:val="center"/>
+      </w:pPr>
+      <w:r>
+        <w:drawing>
+          <wp:inline distT="0" distB="0" distL="0" distR="0">
+            <wp:extent cx="4378378" cy="3420000"/>
+            <wp:docPr id="120" name="fig-classi_set" descr="الإعدادات ← الفصول: الفصول مقسّمة حسب النوع."/>
+            <wp:cNvGraphicFramePr>
+              <a:graphicFrameLocks xmlns:a="http://schemas.openxmlformats.org/drawingml/2006/main" noChangeAspect="1"/>
+            </wp:cNvGraphicFramePr>
+            <a:graphic xmlns:a="http://schemas.openxmlformats.org/drawingml/2006/main">
+              <a:graphicData uri="http://schemas.openxmlformats.org/drawingml/2006/picture">
+                <pic:pic xmlns:pic="http://schemas.openxmlformats.org/drawingml/2006/picture">
+                  <pic:nvPicPr>
+                    <pic:cNvPr id="120" name="fig-classi_set.png"/>
+                    <pic:cNvPicPr/>
+                  </pic:nvPicPr>
+                  <pic:blipFill>
+                    <a:blip r:embed="rId120"/>
+                    <a:stretch>
+                      <a:fillRect/>
+                    </a:stretch>
+                  </pic:blipFill>
+                  <pic:spPr>
+                    <a:xfrm>
+                      <a:off x="0" y="0"/>
+                      <a:ext cx="4378378" cy="3420000"/>
+                    </a:xfrm>
+                    <a:prstGeom prst="rect">
+                      <a:avLst/>
+                    </a:prstGeom>
+                  </pic:spPr>
+                </pic:pic>
+              </a:graphicData>
+            </a:graphic>
+          </wp:inline>
+        </w:drawing>
+      </w:r>
+    </w:p>
+    <w:p>
+      <w:pPr>
+        <w:keepNext/>
+        <w:bidi/>
+        <w:spacing w:before="0" w:after="100" w:line="280" w:lineRule="auto"/>
+        <w:jc w:val="center"/>
+      </w:pPr>
+      <w:r>
+        <w:rPr>
+          <w:rFonts w:ascii="Noto Sans Arabic" w:cs="Noto Sans Arabic" w:eastAsia="Noto Sans Arabic" w:hAnsi="Noto Sans Arabic"/>
+          <w:b/>
+          <w:bCs/>
+          <w:color w:val="1F3B57"/>
+          <w:sz w:val="19"/>
+          <w:szCs w:val="19"/>
+          <w:rtl/>
+          <w:lang w:bidi="ar-SA"/>
+        </w:rPr>
+        <w:t xml:space="preserve">الشكل ١٦ — </w:t>
+      </w:r>
+      <w:r>
+        <w:rPr>
+          <w:rFonts w:ascii="Noto Sans Arabic" w:cs="Noto Sans Arabic" w:eastAsia="Noto Sans Arabic" w:hAnsi="Noto Sans Arabic"/>
+          <w:i/>
+          <w:iCs/>
+          <w:color w:val="555555"/>
+          <w:sz w:val="19"/>
+          <w:szCs w:val="19"/>
+          <w:rtl/>
+          <w:lang w:bidi="ar-SA"/>
+        </w:rPr>
+        <w:t xml:space="preserve">الإعدادات ← الفصول: الفصول مقسّمة حسب النوع.</w:t>
+      </w:r>
+    </w:p>
+    <w:p>
+      <w:pPr>
+        <w:keepNext/>
+        <w:bidi/>
+        <w:spacing w:before="0" w:after="50" w:line="280" w:lineRule="auto"/>
+        <w:ind w:left="200" w:right="200"/>
+        <w:jc w:val="left"/>
+      </w:pPr>
+      <w:r>
+        <w:rPr>
+          <w:rFonts w:ascii="Noto Sans Arabic" w:cs="Noto Sans Arabic" w:eastAsia="Noto Sans Arabic" w:hAnsi="Noto Sans Arabic"/>
+          <w:b/>
+          <w:bCs/>
+          <w:color w:val="FFFFFF"/>
+          <w:sz w:val="20"/>
+          <w:szCs w:val="20"/>
+          <w:shd w:val="clear" w:color="auto" w:fill="D1342C"/>
+          <w:rtl/>
+          <w:lang w:bidi="ar-SA"/>
+        </w:rPr>
+        <w:t xml:space="preserve"> ١ </w:t>
+      </w:r>
+      <w:r>
+        <w:rPr>
+          <w:rFonts w:ascii="Noto Sans Arabic" w:cs="Noto Sans Arabic" w:eastAsia="Noto Sans Arabic" w:hAnsi="Noto Sans Arabic"/>
+          <w:sz w:val="21"/>
+          <w:szCs w:val="21"/>
+          <w:rtl/>
+          <w:lang w:bidi="ar-SA"/>
+        </w:rPr>
+        <w:t xml:space="preserve">  «+ إضافة فصل»: اختر النوع (إعدادية / معهد صناعي) واكتب الاسم.</w:t>
+      </w:r>
+    </w:p>
+    <w:p>
+      <w:pPr>
+        <w:keepNext/>
+        <w:bidi/>
+        <w:spacing w:before="0" w:after="50" w:line="280" w:lineRule="auto"/>
+        <w:ind w:left="200" w:right="200"/>
+        <w:jc w:val="left"/>
+      </w:pPr>
+      <w:r>
+        <w:rPr>
+          <w:rFonts w:ascii="Noto Sans Arabic" w:cs="Noto Sans Arabic" w:eastAsia="Noto Sans Arabic" w:hAnsi="Noto Sans Arabic"/>
+          <w:b/>
+          <w:bCs/>
+          <w:color w:val="FFFFFF"/>
+          <w:sz w:val="20"/>
+          <w:szCs w:val="20"/>
+          <w:shd w:val="clear" w:color="auto" w:fill="D1342C"/>
+          <w:rtl/>
+          <w:lang w:bidi="ar-SA"/>
+        </w:rPr>
+        <w:t xml:space="preserve"> ٢ </w:t>
+      </w:r>
+      <w:r>
+        <w:rPr>
+          <w:rFonts w:ascii="Noto Sans Arabic" w:cs="Noto Sans Arabic" w:eastAsia="Noto Sans Arabic" w:hAnsi="Noto Sans Arabic"/>
+          <w:sz w:val="21"/>
+          <w:szCs w:val="21"/>
+          <w:rtl/>
+          <w:lang w:bidi="ar-SA"/>
+        </w:rPr>
+        <w:t xml:space="preserve">  التعليم الأساسي (الإعدادية): لكل فصل الاسم والسعة وتعديل وحذف.</w:t>
+      </w:r>
+    </w:p>
+    <w:p>
+      <w:pPr>
+        <w:bidi/>
+        <w:spacing w:before="0" w:after="220" w:line="280" w:lineRule="auto"/>
+        <w:ind w:left="200" w:right="200"/>
+        <w:jc w:val="left"/>
+      </w:pPr>
+      <w:r>
+        <w:rPr>
+          <w:rFonts w:ascii="Noto Sans Arabic" w:cs="Noto Sans Arabic" w:eastAsia="Noto Sans Arabic" w:hAnsi="Noto Sans Arabic"/>
+          <w:b/>
+          <w:bCs/>
+          <w:color w:val="FFFFFF"/>
+          <w:sz w:val="20"/>
+          <w:szCs w:val="20"/>
+          <w:shd w:val="clear" w:color="auto" w:fill="D1342C"/>
+          <w:rtl/>
+          <w:lang w:bidi="ar-SA"/>
+        </w:rPr>
+        <w:t xml:space="preserve"> ٣ </w:t>
+      </w:r>
+      <w:r>
+        <w:rPr>
+          <w:rFonts w:ascii="Noto Sans Arabic" w:cs="Noto Sans Arabic" w:eastAsia="Noto Sans Arabic" w:hAnsi="Noto Sans Arabic"/>
+          <w:sz w:val="21"/>
+          <w:szCs w:val="21"/>
+          <w:rtl/>
+          <w:lang w:bidi="ar-SA"/>
+        </w:rPr>
+        <w:t xml:space="preserve">  فصول IPI: السنة تلقائي أو ١ أو ٢ أو ٣. «تلقائي» يستخرجها من الاسم (٢B ← الثانية). والسنة تحدد من يوافق.</w:t>
       </w:r>
     </w:p>
     <w:p>
@@ -1524,10 +4920,73 @@
     </w:p>
     <w:p>
       <w:pPr>
+        <w:pBdr>
+          <w:top w:val="single" w:sz="8" w:space="6" w:color="2F6DB5"/>
+          <w:left w:val="single" w:sz="8" w:space="6" w:color="2F6DB5"/>
+          <w:bottom w:val="single" w:sz="8" w:space="6" w:color="2F6DB5"/>
+          <w:right w:val="single" w:sz="8" w:space="6" w:color="2F6DB5"/>
+        </w:pBdr>
+        <w:shd w:val="clear" w:color="auto" w:fill="E8F0FA"/>
         <w:bidi/>
         <w:spacing w:after="160" w:line="300"/>
-        <w:jc w:val="left"/>
-      </w:pPr>
+        <w:ind w:left="160" w:right="160"/>
+        <w:jc w:val="left"/>
+      </w:pPr>
+      <w:r>
+        <w:drawing>
+          <wp:inline distT="0" distB="0" distL="0" distR="0">
+            <wp:extent cx="198000" cy="198000"/>
+            <wp:docPr id="101" name="icon-info-101" descr=""/>
+            <wp:cNvGraphicFramePr>
+              <a:graphicFrameLocks xmlns:a="http://schemas.openxmlformats.org/drawingml/2006/main" noChangeAspect="1"/>
+            </wp:cNvGraphicFramePr>
+            <a:graphic xmlns:a="http://schemas.openxmlformats.org/drawingml/2006/main">
+              <a:graphicData uri="http://schemas.openxmlformats.org/drawingml/2006/picture">
+                <pic:pic xmlns:pic="http://schemas.openxmlformats.org/drawingml/2006/picture">
+                  <pic:nvPicPr>
+                    <pic:cNvPr id="101" name="icon-info-101.png"/>
+                    <pic:cNvPicPr/>
+                  </pic:nvPicPr>
+                  <pic:blipFill>
+                    <a:blip r:embed="rId101"/>
+                    <a:stretch>
+                      <a:fillRect/>
+                    </a:stretch>
+                  </pic:blipFill>
+                  <pic:spPr>
+                    <a:xfrm>
+                      <a:off x="0" y="0"/>
+                      <a:ext cx="198000" cy="198000"/>
+                    </a:xfrm>
+                    <a:prstGeom prst="rect">
+                      <a:avLst/>
+                    </a:prstGeom>
+                  </pic:spPr>
+                </pic:pic>
+              </a:graphicData>
+            </a:graphic>
+          </wp:inline>
+        </w:drawing>
+      </w:r>
+      <w:r>
+        <w:rPr>
+          <w:rFonts w:ascii="Noto Sans Arabic" w:cs="Noto Sans Arabic" w:eastAsia="Noto Sans Arabic" w:hAnsi="Noto Sans Arabic"/>
+          <w:rtl/>
+          <w:lang w:bidi="ar-SA"/>
+        </w:rPr>
+        <w:t xml:space="preserve">  </w:t>
+      </w:r>
+      <w:r>
+        <w:rPr>
+          <w:rFonts w:ascii="Noto Sans Arabic" w:cs="Noto Sans Arabic" w:eastAsia="Noto Sans Arabic" w:hAnsi="Noto Sans Arabic"/>
+          <w:b/>
+          <w:bCs/>
+          <w:color w:val="2F6DB5"/>
+          <w:rtl/>
+          <w:lang w:bidi="ar-SA"/>
+        </w:rPr>
+        <w:t xml:space="preserve">مهم: </w:t>
+      </w:r>
       <w:r>
         <w:rPr>
           <w:rFonts w:ascii="Noto Sans Arabic" w:cs="Noto Sans Arabic" w:eastAsia="Noto Sans Arabic" w:hAnsi="Noto Sans Arabic"/>
@@ -1549,7 +5008,22 @@
           <w:rtl/>
           <w:lang w:bidi="ar-SA"/>
         </w:rPr>
-        <w:t xml:space="preserve">تُحدَّد لكل فصل أيضاً السعة، وللفصول IPI السنة (١ أو ٢ أو ٣؛ الخيار «تلقائي» يستخرجها من أول رقم في الاسم، مثلاً «٢B» ← السنة الثانية). تحدد السنة من يوافق على الحجوزات (راجع الفصل ٥). تظهر الفصول كقاعات قابلة للحجز في البند الثابت «الفصول» في التعليم الأساسي (الإعدادية) وفي المعهد الصناعي (IPI).</w:t>
+        <w:t xml:space="preserve">تُحدَّد لكل فصل أيضاً السعة، وللفصول IPI السنة (١ أو ٢ أو ٣؛ الخيار «تلقائي» يستخرجها من أول رقم في الاسم، مثلاً «٢B» ← السنة الثانية). تحدد السنة من يوافق على الحجوزات (راجع الفصل ٦). تظهر الفصول كقاعات قابلة للحجز في البند الثابت «الفصول» في التعليم الأساسي (الإعدادية) وفي المعهد الصناعي (IPI).</w:t>
+      </w:r>
+    </w:p>
+    <w:p>
+      <w:pPr>
+        <w:bidi/>
+        <w:spacing w:after="160" w:line="300"/>
+        <w:jc w:val="left"/>
+      </w:pPr>
+      <w:r>
+        <w:rPr>
+          <w:rFonts w:ascii="Noto Sans Arabic" w:cs="Noto Sans Arabic" w:eastAsia="Noto Sans Arabic" w:hAnsi="Noto Sans Arabic"/>
+          <w:rtl/>
+          <w:lang w:bidi="ar-SA"/>
+        </w:rPr>
+        <w:t xml:space="preserve">في النسخة العربية تُترجَم أسماء فصول التعليم الأساسي (الإعدادية) تلقائياً: «⁦١ Ele. A⁩» ← «١ ابتدائى أ»، «⁦٢ Med. B⁩» ← «٢ إعدادى ب». الأسماء التي لا تتبع هذا النمط تبقى كما هي؛ أما فصول IPI فتبقى دائماً بالإيطالية.</w:t>
       </w:r>
     </w:p>
     <w:p>
@@ -1573,7 +5047,7 @@
           <w:rtl/>
           <w:lang w:bidi="ar-SA"/>
         </w:rPr>
-        <w:t xml:space="preserve">٩. إدارة الملفات الشخصية</w:t>
+        <w:t xml:space="preserve">١٠. إدارة الملفات الشخصية</w:t>
       </w:r>
     </w:p>
     <w:p>
@@ -1588,7 +5062,7 @@
           <w:rtl/>
           <w:lang w:bidi="ar-SA"/>
         </w:rPr>
-        <w:t xml:space="preserve">في الإعدادات ← "الملفات الشخصية" (المدير، أدوار السكرتارية، مدير المدرسة الأساسية، الأوراتوريو). تعرض قائمة كل المستخدمين مع الاسم، البريد الإلكتروني، الدور، الفصل، والعمر، مع خيارات بحث وتصفية حسب الدور.</w:t>
+        <w:t xml:space="preserve">في الإعدادات ← "الملفات الشخصية" (المدير، أمين الصندوق، أدوار السكرتارية، مدير المدرسة الأساسية، الأوراتوريو). تعرض قائمة كل المستخدمين مع الاسم، البريد الإلكتروني، الدور، الفصل، والعمر، مع خيارات بحث وتصفية حسب الدور.</w:t>
       </w:r>
     </w:p>
     <w:p>
@@ -1618,7 +5092,7 @@
           <w:rtl/>
           <w:lang w:bidi="ar-SA"/>
         </w:rPr>
-        <w:t xml:space="preserve">فقط المدير، السكرتارية IPI، سكرتارية المدرسة الأساسية، مدير المعهد IPI، ونائب مدير المعهد IPI يمكنهم تعديل ملفات الآخرين؛ مدير المدرسة الأساسية والأوراتوريو يمكنهما فقط العرض.</w:t>
+        <w:t xml:space="preserve">فقط المدير، أمين الصندوق، السكرتارية IPI، سكرتارية المدرسة الأساسية، مدير المعهد IPI، ونائب مدير المعهد IPI يمكنهم تعديل ملفات الآخرين؛ مدير المدرسة الأساسية والأوراتوريو يمكنهما فقط العرض.</w:t>
       </w:r>
     </w:p>
     <w:p>
@@ -1642,7 +5116,7 @@
           <w:rtl/>
           <w:lang w:bidi="ar-SA"/>
         </w:rPr>
-        <w:t xml:space="preserve">١٠. الأدوار المخصّصة والإعدادات المتقدمة</w:t>
+        <w:t xml:space="preserve">١١. الأدوار المخصّصة والإعدادات المتقدمة</w:t>
       </w:r>
     </w:p>
     <w:p>
@@ -1673,6 +5147,182 @@
           <w:lang w:bidi="ar-SA"/>
         </w:rPr>
         <w:t xml:space="preserve">في الإعدادات المتقدمة (مرئية للمدير فقط) يمكن تعيين صلاحيات مفصّلة لأي مستخدم بعينه، بحيث تحل محل صلاحيات دوره الأساسي. تُفتح نافذة "صلاحيات {الاسم}"، التي تعرض الدور الأساسي للمستخدم وجدول صلاحيات بمفتاح تشغيل/إيقاف لكل منها:</w:t>
+      </w:r>
+    </w:p>
+    <w:p>
+      <w:pPr>
+        <w:keepNext/>
+        <w:bidi/>
+        <w:spacing w:before="160" w:after="60" w:line="280" w:lineRule="auto"/>
+        <w:jc w:val="center"/>
+      </w:pPr>
+      <w:r>
+        <w:drawing>
+          <wp:inline distT="0" distB="0" distL="0" distR="0">
+            <wp:extent cx="4750000" cy="3420000"/>
+            <wp:docPr id="121" name="fig-permessi" descr="الإعدادات المتقدمة (للمدير فقط): صلاحيات مفصّلة لمستخدم."/>
+            <wp:cNvGraphicFramePr>
+              <a:graphicFrameLocks xmlns:a="http://schemas.openxmlformats.org/drawingml/2006/main" noChangeAspect="1"/>
+            </wp:cNvGraphicFramePr>
+            <a:graphic xmlns:a="http://schemas.openxmlformats.org/drawingml/2006/main">
+              <a:graphicData uri="http://schemas.openxmlformats.org/drawingml/2006/picture">
+                <pic:pic xmlns:pic="http://schemas.openxmlformats.org/drawingml/2006/picture">
+                  <pic:nvPicPr>
+                    <pic:cNvPr id="121" name="fig-permessi.png"/>
+                    <pic:cNvPicPr/>
+                  </pic:nvPicPr>
+                  <pic:blipFill>
+                    <a:blip r:embed="rId121"/>
+                    <a:stretch>
+                      <a:fillRect/>
+                    </a:stretch>
+                  </pic:blipFill>
+                  <pic:spPr>
+                    <a:xfrm>
+                      <a:off x="0" y="0"/>
+                      <a:ext cx="4750000" cy="3420000"/>
+                    </a:xfrm>
+                    <a:prstGeom prst="rect">
+                      <a:avLst/>
+                    </a:prstGeom>
+                  </pic:spPr>
+                </pic:pic>
+              </a:graphicData>
+            </a:graphic>
+          </wp:inline>
+        </w:drawing>
+      </w:r>
+    </w:p>
+    <w:p>
+      <w:pPr>
+        <w:keepNext/>
+        <w:bidi/>
+        <w:spacing w:before="0" w:after="100" w:line="280" w:lineRule="auto"/>
+        <w:jc w:val="center"/>
+      </w:pPr>
+      <w:r>
+        <w:rPr>
+          <w:rFonts w:ascii="Noto Sans Arabic" w:cs="Noto Sans Arabic" w:eastAsia="Noto Sans Arabic" w:hAnsi="Noto Sans Arabic"/>
+          <w:b/>
+          <w:bCs/>
+          <w:color w:val="1F3B57"/>
+          <w:sz w:val="19"/>
+          <w:szCs w:val="19"/>
+          <w:rtl/>
+          <w:lang w:bidi="ar-SA"/>
+        </w:rPr>
+        <w:t xml:space="preserve">الشكل ١٧ — </w:t>
+      </w:r>
+      <w:r>
+        <w:rPr>
+          <w:rFonts w:ascii="Noto Sans Arabic" w:cs="Noto Sans Arabic" w:eastAsia="Noto Sans Arabic" w:hAnsi="Noto Sans Arabic"/>
+          <w:i/>
+          <w:iCs/>
+          <w:color w:val="555555"/>
+          <w:sz w:val="19"/>
+          <w:szCs w:val="19"/>
+          <w:rtl/>
+          <w:lang w:bidi="ar-SA"/>
+        </w:rPr>
+        <w:t xml:space="preserve">الإعدادات المتقدمة (للمدير فقط): صلاحيات مفصّلة لمستخدم.</w:t>
+      </w:r>
+    </w:p>
+    <w:p>
+      <w:pPr>
+        <w:keepNext/>
+        <w:bidi/>
+        <w:spacing w:before="0" w:after="50" w:line="280" w:lineRule="auto"/>
+        <w:ind w:left="200" w:right="200"/>
+        <w:jc w:val="left"/>
+      </w:pPr>
+      <w:r>
+        <w:rPr>
+          <w:rFonts w:ascii="Noto Sans Arabic" w:cs="Noto Sans Arabic" w:eastAsia="Noto Sans Arabic" w:hAnsi="Noto Sans Arabic"/>
+          <w:b/>
+          <w:bCs/>
+          <w:color w:val="FFFFFF"/>
+          <w:sz w:val="20"/>
+          <w:szCs w:val="20"/>
+          <w:shd w:val="clear" w:color="auto" w:fill="D1342C"/>
+          <w:rtl/>
+          <w:lang w:bidi="ar-SA"/>
+        </w:rPr>
+        <w:t xml:space="preserve"> ١ </w:t>
+      </w:r>
+      <w:r>
+        <w:rPr>
+          <w:rFonts w:ascii="Noto Sans Arabic" w:cs="Noto Sans Arabic" w:eastAsia="Noto Sans Arabic" w:hAnsi="Noto Sans Arabic"/>
+          <w:sz w:val="21"/>
+          <w:szCs w:val="21"/>
+          <w:rtl/>
+          <w:lang w:bidi="ar-SA"/>
+        </w:rPr>
+        <w:t xml:space="preserve">  ابحث عن المستخدم بالاسم أو البريد.</w:t>
+      </w:r>
+    </w:p>
+    <w:p>
+      <w:pPr>
+        <w:keepNext/>
+        <w:bidi/>
+        <w:spacing w:before="0" w:after="50" w:line="280" w:lineRule="auto"/>
+        <w:ind w:left="200" w:right="200"/>
+        <w:jc w:val="left"/>
+      </w:pPr>
+      <w:r>
+        <w:rPr>
+          <w:rFonts w:ascii="Noto Sans Arabic" w:cs="Noto Sans Arabic" w:eastAsia="Noto Sans Arabic" w:hAnsi="Noto Sans Arabic"/>
+          <w:b/>
+          <w:bCs/>
+          <w:color w:val="FFFFFF"/>
+          <w:sz w:val="20"/>
+          <w:szCs w:val="20"/>
+          <w:shd w:val="clear" w:color="auto" w:fill="D1342C"/>
+          <w:rtl/>
+          <w:lang w:bidi="ar-SA"/>
+        </w:rPr>
+        <w:t xml:space="preserve"> ٢ </w:t>
+      </w:r>
+      <w:r>
+        <w:rPr>
+          <w:rFonts w:ascii="Noto Sans Arabic" w:cs="Noto Sans Arabic" w:eastAsia="Noto Sans Arabic" w:hAnsi="Noto Sans Arabic"/>
+          <w:sz w:val="21"/>
+          <w:szCs w:val="21"/>
+          <w:rtl/>
+          <w:lang w:bidi="ar-SA"/>
+        </w:rPr>
+        <w:t xml:space="preserve">  المس المستخدم لفتح صلاحياته.</w:t>
+      </w:r>
+    </w:p>
+    <w:p>
+      <w:pPr>
+        <w:bidi/>
+        <w:spacing w:before="0" w:after="220" w:line="280" w:lineRule="auto"/>
+        <w:ind w:left="200" w:right="200"/>
+        <w:jc w:val="left"/>
+      </w:pPr>
+      <w:r>
+        <w:rPr>
+          <w:rFonts w:ascii="Noto Sans Arabic" w:cs="Noto Sans Arabic" w:eastAsia="Noto Sans Arabic" w:hAnsi="Noto Sans Arabic"/>
+          <w:b/>
+          <w:bCs/>
+          <w:color w:val="FFFFFF"/>
+          <w:sz w:val="20"/>
+          <w:szCs w:val="20"/>
+          <w:shd w:val="clear" w:color="auto" w:fill="D1342C"/>
+          <w:rtl/>
+          <w:lang w:bidi="ar-SA"/>
+        </w:rPr>
+        <w:t xml:space="preserve"> ٣ </w:t>
+      </w:r>
+      <w:r>
+        <w:rPr>
+          <w:rFonts w:ascii="Noto Sans Arabic" w:cs="Noto Sans Arabic" w:eastAsia="Noto Sans Arabic" w:hAnsi="Noto Sans Arabic"/>
+          <w:sz w:val="21"/>
+          <w:szCs w:val="21"/>
+          <w:rtl/>
+          <w:lang w:bidi="ar-SA"/>
+        </w:rPr>
+        <w:t xml:space="preserve">  المفاتيح: الأخضر = الصلاحية مفعّلة. وعلامة «مخصّص» تشير إلى ما يختلف عن الدور.</w:t>
       </w:r>
     </w:p>
     <w:tbl>
@@ -2712,7 +6362,7 @@
           <w:rtl/>
           <w:lang w:bidi="ar-SA"/>
         </w:rPr>
-        <w:t xml:space="preserve">١١. قاعة الدراسة — الإعدادات</w:t>
+        <w:t xml:space="preserve">١٢. قاعة الدراسة — الإعدادات</w:t>
       </w:r>
     </w:p>
     <w:p>
@@ -2728,6 +6378,245 @@
           <w:lang w:bidi="ar-SA"/>
         </w:rPr>
         <w:t xml:space="preserve">يمكن الوصول إليها من الإعدادات ← القاعات ← قاعة الدراسة. هنا تُدار قاعات الوحدة (افتراضياً "قاعة دراسة الإعدادية" و"قاعة دراسة المعهد الصناعي"، ويمكن إضافة قاعات أخرى من نفس النوع) ولكل قاعة إعداداتها الخاصة:</w:t>
+      </w:r>
+    </w:p>
+    <w:p>
+      <w:pPr>
+        <w:bidi/>
+        <w:spacing w:after="160" w:line="300"/>
+        <w:jc w:val="left"/>
+      </w:pPr>
+      <w:r>
+        <w:rPr>
+          <w:rFonts w:ascii="Noto Sans Arabic" w:cs="Noto Sans Arabic" w:eastAsia="Noto Sans Arabic" w:hAnsi="Noto Sans Arabic"/>
+          <w:rtl/>
+          <w:lang w:bidi="ar-SA"/>
+        </w:rPr>
+        <w:t xml:space="preserve">في أعلى الشاشة يوجد قسم "الحجوزات"، بمفتاح منفصل للإعدادية ومفتاح للمعهد الصناعي (نشط/معلّق): عند تعليق أحد المفتاحين، لا يستطيع طلاب ذلك النوع من المدرسة إجراء حجوزات جديدة إلى أن يُعاد تفعيله، بينما تبقى الحجوزات المؤكدة سابقًا سارية. من لديه إدارة مقتصرة على نوع واحد من المدرسة (مثل مدير المدرسة الأساسية أو سكرتاريتها بالنسبة للإعدادية؛ مدير المعهد IPI أو نائبه أو سكرتاريته بالنسبة للمعهد الصناعي) يرى فقط المفتاح الخاص باختصاصه؛ أما المدير والسكرتاريتان غير المقيّدتين فيريان المفتاحين معًا.</w:t>
+      </w:r>
+    </w:p>
+    <w:p>
+      <w:pPr>
+        <w:bidi/>
+        <w:spacing w:after="160" w:line="300"/>
+        <w:jc w:val="left"/>
+      </w:pPr>
+      <w:r>
+        <w:rPr>
+          <w:rFonts w:ascii="Noto Sans Arabic" w:cs="Noto Sans Arabic" w:eastAsia="Noto Sans Arabic" w:hAnsi="Noto Sans Arabic"/>
+          <w:rtl/>
+          <w:lang w:bidi="ar-SA"/>
+        </w:rPr>
+        <w:t xml:space="preserve">يمكن أيضاً تعليق حجوزات الإعدادية والمعهد الصناعي معاً من زر «تعليق» في صف قسم قاعة الدراسة ضمن الإعدادات ← القاعات.</w:t>
+      </w:r>
+    </w:p>
+    <w:p>
+      <w:pPr>
+        <w:keepNext/>
+        <w:bidi/>
+        <w:spacing w:before="160" w:after="60" w:line="280" w:lineRule="auto"/>
+        <w:jc w:val="center"/>
+      </w:pPr>
+      <w:r>
+        <w:drawing>
+          <wp:inline distT="0" distB="0" distL="0" distR="0">
+            <wp:extent cx="4517110" cy="3960000"/>
+            <wp:docPr id="122" name="fig-aulastudio" descr="الإعدادات ← القاعات ← قاعة الدراسة."/>
+            <wp:cNvGraphicFramePr>
+              <a:graphicFrameLocks xmlns:a="http://schemas.openxmlformats.org/drawingml/2006/main" noChangeAspect="1"/>
+            </wp:cNvGraphicFramePr>
+            <a:graphic xmlns:a="http://schemas.openxmlformats.org/drawingml/2006/main">
+              <a:graphicData uri="http://schemas.openxmlformats.org/drawingml/2006/picture">
+                <pic:pic xmlns:pic="http://schemas.openxmlformats.org/drawingml/2006/picture">
+                  <pic:nvPicPr>
+                    <pic:cNvPr id="122" name="fig-aulastudio.png"/>
+                    <pic:cNvPicPr/>
+                  </pic:nvPicPr>
+                  <pic:blipFill>
+                    <a:blip r:embed="rId122"/>
+                    <a:stretch>
+                      <a:fillRect/>
+                    </a:stretch>
+                  </pic:blipFill>
+                  <pic:spPr>
+                    <a:xfrm>
+                      <a:off x="0" y="0"/>
+                      <a:ext cx="4517110" cy="3960000"/>
+                    </a:xfrm>
+                    <a:prstGeom prst="rect">
+                      <a:avLst/>
+                    </a:prstGeom>
+                  </pic:spPr>
+                </pic:pic>
+              </a:graphicData>
+            </a:graphic>
+          </wp:inline>
+        </w:drawing>
+      </w:r>
+    </w:p>
+    <w:p>
+      <w:pPr>
+        <w:keepNext/>
+        <w:bidi/>
+        <w:spacing w:before="0" w:after="100" w:line="280" w:lineRule="auto"/>
+        <w:jc w:val="center"/>
+      </w:pPr>
+      <w:r>
+        <w:rPr>
+          <w:rFonts w:ascii="Noto Sans Arabic" w:cs="Noto Sans Arabic" w:eastAsia="Noto Sans Arabic" w:hAnsi="Noto Sans Arabic"/>
+          <w:b/>
+          <w:bCs/>
+          <w:color w:val="1F3B57"/>
+          <w:sz w:val="19"/>
+          <w:szCs w:val="19"/>
+          <w:rtl/>
+          <w:lang w:bidi="ar-SA"/>
+        </w:rPr>
+        <w:t xml:space="preserve">الشكل ١٨ — </w:t>
+      </w:r>
+      <w:r>
+        <w:rPr>
+          <w:rFonts w:ascii="Noto Sans Arabic" w:cs="Noto Sans Arabic" w:eastAsia="Noto Sans Arabic" w:hAnsi="Noto Sans Arabic"/>
+          <w:i/>
+          <w:iCs/>
+          <w:color w:val="555555"/>
+          <w:sz w:val="19"/>
+          <w:szCs w:val="19"/>
+          <w:rtl/>
+          <w:lang w:bidi="ar-SA"/>
+        </w:rPr>
+        <w:t xml:space="preserve">الإعدادات ← القاعات ← قاعة الدراسة.</w:t>
+      </w:r>
+    </w:p>
+    <w:p>
+      <w:pPr>
+        <w:keepNext/>
+        <w:bidi/>
+        <w:spacing w:before="0" w:after="50" w:line="280" w:lineRule="auto"/>
+        <w:ind w:left="200" w:right="200"/>
+        <w:jc w:val="left"/>
+      </w:pPr>
+      <w:r>
+        <w:rPr>
+          <w:rFonts w:ascii="Noto Sans Arabic" w:cs="Noto Sans Arabic" w:eastAsia="Noto Sans Arabic" w:hAnsi="Noto Sans Arabic"/>
+          <w:b/>
+          <w:bCs/>
+          <w:color w:val="FFFFFF"/>
+          <w:sz w:val="20"/>
+          <w:szCs w:val="20"/>
+          <w:shd w:val="clear" w:color="auto" w:fill="D1342C"/>
+          <w:rtl/>
+          <w:lang w:bidi="ar-SA"/>
+        </w:rPr>
+        <w:t xml:space="preserve"> ١ </w:t>
+      </w:r>
+      <w:r>
+        <w:rPr>
+          <w:rFonts w:ascii="Noto Sans Arabic" w:cs="Noto Sans Arabic" w:eastAsia="Noto Sans Arabic" w:hAnsi="Noto Sans Arabic"/>
+          <w:sz w:val="21"/>
+          <w:szCs w:val="21"/>
+          <w:rtl/>
+          <w:lang w:bidi="ar-SA"/>
+        </w:rPr>
+        <w:t xml:space="preserve">  حجوزات الإعدادية / المعهد الصناعي: مفعّل أو معلّق، مفتاح لكل نوع مدرسة.</w:t>
+      </w:r>
+    </w:p>
+    <w:p>
+      <w:pPr>
+        <w:keepNext/>
+        <w:bidi/>
+        <w:spacing w:before="0" w:after="50" w:line="280" w:lineRule="auto"/>
+        <w:ind w:left="200" w:right="200"/>
+        <w:jc w:val="left"/>
+      </w:pPr>
+      <w:r>
+        <w:rPr>
+          <w:rFonts w:ascii="Noto Sans Arabic" w:cs="Noto Sans Arabic" w:eastAsia="Noto Sans Arabic" w:hAnsi="Noto Sans Arabic"/>
+          <w:b/>
+          <w:bCs/>
+          <w:color w:val="FFFFFF"/>
+          <w:sz w:val="20"/>
+          <w:szCs w:val="20"/>
+          <w:shd w:val="clear" w:color="auto" w:fill="D1342C"/>
+          <w:rtl/>
+          <w:lang w:bidi="ar-SA"/>
+        </w:rPr>
+        <w:t xml:space="preserve"> ٢ </w:t>
+      </w:r>
+      <w:r>
+        <w:rPr>
+          <w:rFonts w:ascii="Noto Sans Arabic" w:cs="Noto Sans Arabic" w:eastAsia="Noto Sans Arabic" w:hAnsi="Noto Sans Arabic"/>
+          <w:sz w:val="21"/>
+          <w:szCs w:val="21"/>
+          <w:rtl/>
+          <w:lang w:bidi="ar-SA"/>
+        </w:rPr>
+        <w:t xml:space="preserve">  إجمالي المقاعد لكل فترة وأقصى مدة للحجز المسبق (بالأيام).</w:t>
+      </w:r>
+    </w:p>
+    <w:p>
+      <w:pPr>
+        <w:keepNext/>
+        <w:bidi/>
+        <w:spacing w:before="0" w:after="50" w:line="280" w:lineRule="auto"/>
+        <w:ind w:left="200" w:right="200"/>
+        <w:jc w:val="left"/>
+      </w:pPr>
+      <w:r>
+        <w:rPr>
+          <w:rFonts w:ascii="Noto Sans Arabic" w:cs="Noto Sans Arabic" w:eastAsia="Noto Sans Arabic" w:hAnsi="Noto Sans Arabic"/>
+          <w:b/>
+          <w:bCs/>
+          <w:color w:val="FFFFFF"/>
+          <w:sz w:val="20"/>
+          <w:szCs w:val="20"/>
+          <w:shd w:val="clear" w:color="auto" w:fill="D1342C"/>
+          <w:rtl/>
+          <w:lang w:bidi="ar-SA"/>
+        </w:rPr>
+        <w:t xml:space="preserve"> ٣ </w:t>
+      </w:r>
+      <w:r>
+        <w:rPr>
+          <w:rFonts w:ascii="Noto Sans Arabic" w:cs="Noto Sans Arabic" w:eastAsia="Noto Sans Arabic" w:hAnsi="Noto Sans Arabic"/>
+          <w:sz w:val="21"/>
+          <w:szCs w:val="21"/>
+          <w:rtl/>
+          <w:lang w:bidi="ar-SA"/>
+        </w:rPr>
+        <w:t xml:space="preserve">  الفترات الزمنية القابلة للحجز: قابلة للتعديل، مع «+ إضافة فترة زمنية».</w:t>
+      </w:r>
+    </w:p>
+    <w:p>
+      <w:pPr>
+        <w:bidi/>
+        <w:spacing w:before="0" w:after="220" w:line="280" w:lineRule="auto"/>
+        <w:ind w:left="200" w:right="200"/>
+        <w:jc w:val="left"/>
+      </w:pPr>
+      <w:r>
+        <w:rPr>
+          <w:rFonts w:ascii="Noto Sans Arabic" w:cs="Noto Sans Arabic" w:eastAsia="Noto Sans Arabic" w:hAnsi="Noto Sans Arabic"/>
+          <w:b/>
+          <w:bCs/>
+          <w:color w:val="FFFFFF"/>
+          <w:sz w:val="20"/>
+          <w:szCs w:val="20"/>
+          <w:shd w:val="clear" w:color="auto" w:fill="D1342C"/>
+          <w:rtl/>
+          <w:lang w:bidi="ar-SA"/>
+        </w:rPr>
+        <w:t xml:space="preserve"> ٤ </w:t>
+      </w:r>
+      <w:r>
+        <w:rPr>
+          <w:rFonts w:ascii="Noto Sans Arabic" w:cs="Noto Sans Arabic" w:eastAsia="Noto Sans Arabic" w:hAnsi="Noto Sans Arabic"/>
+          <w:sz w:val="21"/>
+          <w:szCs w:val="21"/>
+          <w:rtl/>
+          <w:lang w:bidi="ar-SA"/>
+        </w:rPr>
+        <w:t xml:space="preserve">  تاريخا بداية الفصلين الدراسيين: يُستخدمان لتصفير النقاط الحمراء.</w:t>
       </w:r>
     </w:p>
     <w:p>
@@ -2851,7 +6740,7 @@
           <w:rtl/>
           <w:lang w:bidi="ar-SA"/>
         </w:rPr>
-        <w:t xml:space="preserve">١٢. قاعة الدراسة — واجهة المسؤول (الحضور)</w:t>
+        <w:t xml:space="preserve">١٣. قاعة الدراسة — واجهة المسؤول (الحضور)</w:t>
       </w:r>
     </w:p>
     <w:p>
@@ -2882,6 +6771,215 @@
           <w:lang w:bidi="ar-SA"/>
         </w:rPr>
         <w:t xml:space="preserve">يتم اختيار القاعة (إن كان الوصول متاحاً لأكثر من واحدة)، اليوم، والفترة الزمنية؛ يعرض الجدول الطلاب المحجوزين لتلك الفترة مع الاسم، الفصل، الرقم، الحالة (مؤكد/في قائمة الانتظار)، النقاط في الفصل الدراسي، والحضور.</w:t>
+      </w:r>
+    </w:p>
+    <w:p>
+      <w:pPr>
+        <w:keepNext/>
+        <w:bidi/>
+        <w:spacing w:before="160" w:after="60" w:line="280" w:lineRule="auto"/>
+        <w:jc w:val="center"/>
+      </w:pPr>
+      <w:r>
+        <w:drawing>
+          <wp:inline distT="0" distB="0" distL="0" distR="0">
+            <wp:extent cx="6010118" cy="3960000"/>
+            <wp:docPr id="123" name="fig-appello" descr="قاعة الدراسة — الحضور: واجهة المسؤول."/>
+            <wp:cNvGraphicFramePr>
+              <a:graphicFrameLocks xmlns:a="http://schemas.openxmlformats.org/drawingml/2006/main" noChangeAspect="1"/>
+            </wp:cNvGraphicFramePr>
+            <a:graphic xmlns:a="http://schemas.openxmlformats.org/drawingml/2006/main">
+              <a:graphicData uri="http://schemas.openxmlformats.org/drawingml/2006/picture">
+                <pic:pic xmlns:pic="http://schemas.openxmlformats.org/drawingml/2006/picture">
+                  <pic:nvPicPr>
+                    <pic:cNvPr id="123" name="fig-appello.png"/>
+                    <pic:cNvPicPr/>
+                  </pic:nvPicPr>
+                  <pic:blipFill>
+                    <a:blip r:embed="rId123"/>
+                    <a:stretch>
+                      <a:fillRect/>
+                    </a:stretch>
+                  </pic:blipFill>
+                  <pic:spPr>
+                    <a:xfrm>
+                      <a:off x="0" y="0"/>
+                      <a:ext cx="6010118" cy="3960000"/>
+                    </a:xfrm>
+                    <a:prstGeom prst="rect">
+                      <a:avLst/>
+                    </a:prstGeom>
+                  </pic:spPr>
+                </pic:pic>
+              </a:graphicData>
+            </a:graphic>
+          </wp:inline>
+        </w:drawing>
+      </w:r>
+    </w:p>
+    <w:p>
+      <w:pPr>
+        <w:keepNext/>
+        <w:bidi/>
+        <w:spacing w:before="0" w:after="100" w:line="280" w:lineRule="auto"/>
+        <w:jc w:val="center"/>
+      </w:pPr>
+      <w:r>
+        <w:rPr>
+          <w:rFonts w:ascii="Noto Sans Arabic" w:cs="Noto Sans Arabic" w:eastAsia="Noto Sans Arabic" w:hAnsi="Noto Sans Arabic"/>
+          <w:b/>
+          <w:bCs/>
+          <w:color w:val="1F3B57"/>
+          <w:sz w:val="19"/>
+          <w:szCs w:val="19"/>
+          <w:rtl/>
+          <w:lang w:bidi="ar-SA"/>
+        </w:rPr>
+        <w:t xml:space="preserve">الشكل ١٩ — </w:t>
+      </w:r>
+      <w:r>
+        <w:rPr>
+          <w:rFonts w:ascii="Noto Sans Arabic" w:cs="Noto Sans Arabic" w:eastAsia="Noto Sans Arabic" w:hAnsi="Noto Sans Arabic"/>
+          <w:i/>
+          <w:iCs/>
+          <w:color w:val="555555"/>
+          <w:sz w:val="19"/>
+          <w:szCs w:val="19"/>
+          <w:rtl/>
+          <w:lang w:bidi="ar-SA"/>
+        </w:rPr>
+        <w:t xml:space="preserve">قاعة الدراسة — الحضور: واجهة المسؤول.</w:t>
+      </w:r>
+    </w:p>
+    <w:p>
+      <w:pPr>
+        <w:keepNext/>
+        <w:bidi/>
+        <w:spacing w:before="0" w:after="50" w:line="280" w:lineRule="auto"/>
+        <w:ind w:left="200" w:right="200"/>
+        <w:jc w:val="left"/>
+      </w:pPr>
+      <w:r>
+        <w:rPr>
+          <w:rFonts w:ascii="Noto Sans Arabic" w:cs="Noto Sans Arabic" w:eastAsia="Noto Sans Arabic" w:hAnsi="Noto Sans Arabic"/>
+          <w:b/>
+          <w:bCs/>
+          <w:color w:val="FFFFFF"/>
+          <w:sz w:val="20"/>
+          <w:szCs w:val="20"/>
+          <w:shd w:val="clear" w:color="auto" w:fill="D1342C"/>
+          <w:rtl/>
+          <w:lang w:bidi="ar-SA"/>
+        </w:rPr>
+        <w:t xml:space="preserve"> ١ </w:t>
+      </w:r>
+      <w:r>
+        <w:rPr>
+          <w:rFonts w:ascii="Noto Sans Arabic" w:cs="Noto Sans Arabic" w:eastAsia="Noto Sans Arabic" w:hAnsi="Noto Sans Arabic"/>
+          <w:sz w:val="21"/>
+          <w:szCs w:val="21"/>
+          <w:rtl/>
+          <w:lang w:bidi="ar-SA"/>
+        </w:rPr>
+        <w:t xml:space="preserve">  القاعة واليوم والفترة الزمنية التي تعرضها.</w:t>
+      </w:r>
+    </w:p>
+    <w:p>
+      <w:pPr>
+        <w:keepNext/>
+        <w:bidi/>
+        <w:spacing w:before="0" w:after="50" w:line="280" w:lineRule="auto"/>
+        <w:ind w:left="200" w:right="200"/>
+        <w:jc w:val="left"/>
+      </w:pPr>
+      <w:r>
+        <w:rPr>
+          <w:rFonts w:ascii="Noto Sans Arabic" w:cs="Noto Sans Arabic" w:eastAsia="Noto Sans Arabic" w:hAnsi="Noto Sans Arabic"/>
+          <w:b/>
+          <w:bCs/>
+          <w:color w:val="FFFFFF"/>
+          <w:sz w:val="20"/>
+          <w:szCs w:val="20"/>
+          <w:shd w:val="clear" w:color="auto" w:fill="D1342C"/>
+          <w:rtl/>
+          <w:lang w:bidi="ar-SA"/>
+        </w:rPr>
+        <w:t xml:space="preserve"> ٢ </w:t>
+      </w:r>
+      <w:r>
+        <w:rPr>
+          <w:rFonts w:ascii="Noto Sans Arabic" w:cs="Noto Sans Arabic" w:eastAsia="Noto Sans Arabic" w:hAnsi="Noto Sans Arabic"/>
+          <w:sz w:val="21"/>
+          <w:szCs w:val="21"/>
+          <w:rtl/>
+          <w:lang w:bidi="ar-SA"/>
+        </w:rPr>
+        <w:t xml:space="preserve">  الحضور: المس الخانة لاختيار حاضر أو غائب أو متأخر أو خرج مبكراً.</w:t>
+      </w:r>
+    </w:p>
+    <w:p>
+      <w:pPr>
+        <w:keepNext/>
+        <w:bidi/>
+        <w:spacing w:before="0" w:after="50" w:line="280" w:lineRule="auto"/>
+        <w:ind w:left="200" w:right="200"/>
+        <w:jc w:val="left"/>
+      </w:pPr>
+      <w:r>
+        <w:rPr>
+          <w:rFonts w:ascii="Noto Sans Arabic" w:cs="Noto Sans Arabic" w:eastAsia="Noto Sans Arabic" w:hAnsi="Noto Sans Arabic"/>
+          <w:b/>
+          <w:bCs/>
+          <w:color w:val="FFFFFF"/>
+          <w:sz w:val="20"/>
+          <w:szCs w:val="20"/>
+          <w:shd w:val="clear" w:color="auto" w:fill="D1342C"/>
+          <w:rtl/>
+          <w:lang w:bidi="ar-SA"/>
+        </w:rPr>
+        <w:t xml:space="preserve"> ٣ </w:t>
+      </w:r>
+      <w:r>
+        <w:rPr>
+          <w:rFonts w:ascii="Noto Sans Arabic" w:cs="Noto Sans Arabic" w:eastAsia="Noto Sans Arabic" w:hAnsi="Noto Sans Arabic"/>
+          <w:sz w:val="21"/>
+          <w:szCs w:val="21"/>
+          <w:rtl/>
+          <w:lang w:bidi="ar-SA"/>
+        </w:rPr>
+        <w:t xml:space="preserve">  «●+»: يضيف نقطة حمراء (يلزم دائماً سبب). وعند النقطة الثالثة في الفصل الدراسي تُختار إجراء.</w:t>
+      </w:r>
+    </w:p>
+    <w:p>
+      <w:pPr>
+        <w:bidi/>
+        <w:spacing w:before="0" w:after="220" w:line="280" w:lineRule="auto"/>
+        <w:ind w:left="200" w:right="200"/>
+        <w:jc w:val="left"/>
+      </w:pPr>
+      <w:r>
+        <w:rPr>
+          <w:rFonts w:ascii="Noto Sans Arabic" w:cs="Noto Sans Arabic" w:eastAsia="Noto Sans Arabic" w:hAnsi="Noto Sans Arabic"/>
+          <w:b/>
+          <w:bCs/>
+          <w:color w:val="FFFFFF"/>
+          <w:sz w:val="20"/>
+          <w:szCs w:val="20"/>
+          <w:shd w:val="clear" w:color="auto" w:fill="D1342C"/>
+          <w:rtl/>
+          <w:lang w:bidi="ar-SA"/>
+        </w:rPr>
+        <w:t xml:space="preserve"> ٤ </w:t>
+      </w:r>
+      <w:r>
+        <w:rPr>
+          <w:rFonts w:ascii="Noto Sans Arabic" w:cs="Noto Sans Arabic" w:eastAsia="Noto Sans Arabic" w:hAnsi="Noto Sans Arabic"/>
+          <w:sz w:val="21"/>
+          <w:szCs w:val="21"/>
+          <w:rtl/>
+          <w:lang w:bidi="ar-SA"/>
+        </w:rPr>
+        <w:t xml:space="preserve">  «+ إضافة طالب»: يضيف يدوياً طالباً لم يحجز.</w:t>
       </w:r>
     </w:p>
     <w:p>
@@ -3043,7 +7141,7 @@
           <w:rtl/>
           <w:lang w:bidi="ar-SA"/>
         </w:rPr>
-        <w:t xml:space="preserve">١٣. الإشعارات</w:t>
+        <w:t xml:space="preserve">١٤. الإشعارات</w:t>
       </w:r>
     </w:p>
     <w:p>
@@ -3059,6 +7157,182 @@
           <w:lang w:bidi="ar-SA"/>
         </w:rPr>
         <w:t xml:space="preserve">مثل جميع المستخدمين، يدير الطاقم الإداري أيضاً تفضيلات الإشعارات الخاصة به من الإعدادات ← الإشعارات. الفئات المرئية تعتمد على الدور: فقط من يوافق على الحجوزات يرى "طلب حجز جديد"، فقط من يدير الصيانة يرى إشعارات البلاغات، فقط من يدير قاعة الدراسة يرى "طلب مناوبة جديد".</w:t>
+      </w:r>
+    </w:p>
+    <w:p>
+      <w:pPr>
+        <w:keepNext/>
+        <w:bidi/>
+        <w:spacing w:before="160" w:after="60" w:line="280" w:lineRule="auto"/>
+        <w:jc w:val="center"/>
+      </w:pPr>
+      <w:r>
+        <w:drawing>
+          <wp:inline distT="0" distB="0" distL="0" distR="0">
+            <wp:extent cx="5076923" cy="3960000"/>
+            <wp:docPr id="124" name="fig-notifiche" descr="الإشعارات: التفضيلات ومركز الإشعارات."/>
+            <wp:cNvGraphicFramePr>
+              <a:graphicFrameLocks xmlns:a="http://schemas.openxmlformats.org/drawingml/2006/main" noChangeAspect="1"/>
+            </wp:cNvGraphicFramePr>
+            <a:graphic xmlns:a="http://schemas.openxmlformats.org/drawingml/2006/main">
+              <a:graphicData uri="http://schemas.openxmlformats.org/drawingml/2006/picture">
+                <pic:pic xmlns:pic="http://schemas.openxmlformats.org/drawingml/2006/picture">
+                  <pic:nvPicPr>
+                    <pic:cNvPr id="124" name="fig-notifiche.png"/>
+                    <pic:cNvPicPr/>
+                  </pic:nvPicPr>
+                  <pic:blipFill>
+                    <a:blip r:embed="rId124"/>
+                    <a:stretch>
+                      <a:fillRect/>
+                    </a:stretch>
+                  </pic:blipFill>
+                  <pic:spPr>
+                    <a:xfrm>
+                      <a:off x="0" y="0"/>
+                      <a:ext cx="5076923" cy="3960000"/>
+                    </a:xfrm>
+                    <a:prstGeom prst="rect">
+                      <a:avLst/>
+                    </a:prstGeom>
+                  </pic:spPr>
+                </pic:pic>
+              </a:graphicData>
+            </a:graphic>
+          </wp:inline>
+        </w:drawing>
+      </w:r>
+    </w:p>
+    <w:p>
+      <w:pPr>
+        <w:keepNext/>
+        <w:bidi/>
+        <w:spacing w:before="0" w:after="100" w:line="280" w:lineRule="auto"/>
+        <w:jc w:val="center"/>
+      </w:pPr>
+      <w:r>
+        <w:rPr>
+          <w:rFonts w:ascii="Noto Sans Arabic" w:cs="Noto Sans Arabic" w:eastAsia="Noto Sans Arabic" w:hAnsi="Noto Sans Arabic"/>
+          <w:b/>
+          <w:bCs/>
+          <w:color w:val="1F3B57"/>
+          <w:sz w:val="19"/>
+          <w:szCs w:val="19"/>
+          <w:rtl/>
+          <w:lang w:bidi="ar-SA"/>
+        </w:rPr>
+        <w:t xml:space="preserve">الشكل ٢٠ — </w:t>
+      </w:r>
+      <w:r>
+        <w:rPr>
+          <w:rFonts w:ascii="Noto Sans Arabic" w:cs="Noto Sans Arabic" w:eastAsia="Noto Sans Arabic" w:hAnsi="Noto Sans Arabic"/>
+          <w:i/>
+          <w:iCs/>
+          <w:color w:val="555555"/>
+          <w:sz w:val="19"/>
+          <w:szCs w:val="19"/>
+          <w:rtl/>
+          <w:lang w:bidi="ar-SA"/>
+        </w:rPr>
+        <w:t xml:space="preserve">الإشعارات: التفضيلات ومركز الإشعارات.</w:t>
+      </w:r>
+    </w:p>
+    <w:p>
+      <w:pPr>
+        <w:keepNext/>
+        <w:bidi/>
+        <w:spacing w:before="0" w:after="50" w:line="280" w:lineRule="auto"/>
+        <w:ind w:left="200" w:right="200"/>
+        <w:jc w:val="left"/>
+      </w:pPr>
+      <w:r>
+        <w:rPr>
+          <w:rFonts w:ascii="Noto Sans Arabic" w:cs="Noto Sans Arabic" w:eastAsia="Noto Sans Arabic" w:hAnsi="Noto Sans Arabic"/>
+          <w:b/>
+          <w:bCs/>
+          <w:color w:val="FFFFFF"/>
+          <w:sz w:val="20"/>
+          <w:szCs w:val="20"/>
+          <w:shd w:val="clear" w:color="auto" w:fill="D1342C"/>
+          <w:rtl/>
+          <w:lang w:bidi="ar-SA"/>
+        </w:rPr>
+        <w:t xml:space="preserve"> ١ </w:t>
+      </w:r>
+      <w:r>
+        <w:rPr>
+          <w:rFonts w:ascii="Noto Sans Arabic" w:cs="Noto Sans Arabic" w:eastAsia="Noto Sans Arabic" w:hAnsi="Noto Sans Arabic"/>
+          <w:sz w:val="21"/>
+          <w:szCs w:val="21"/>
+          <w:rtl/>
+          <w:lang w:bidi="ar-SA"/>
+        </w:rPr>
+        <w:t xml:space="preserve">  الإعدادات ← التفضيلات والإشعارات ← الإشعارات.</w:t>
+      </w:r>
+    </w:p>
+    <w:p>
+      <w:pPr>
+        <w:keepNext/>
+        <w:bidi/>
+        <w:spacing w:before="0" w:after="50" w:line="280" w:lineRule="auto"/>
+        <w:ind w:left="200" w:right="200"/>
+        <w:jc w:val="left"/>
+      </w:pPr>
+      <w:r>
+        <w:rPr>
+          <w:rFonts w:ascii="Noto Sans Arabic" w:cs="Noto Sans Arabic" w:eastAsia="Noto Sans Arabic" w:hAnsi="Noto Sans Arabic"/>
+          <w:b/>
+          <w:bCs/>
+          <w:color w:val="FFFFFF"/>
+          <w:sz w:val="20"/>
+          <w:szCs w:val="20"/>
+          <w:shd w:val="clear" w:color="auto" w:fill="D1342C"/>
+          <w:rtl/>
+          <w:lang w:bidi="ar-SA"/>
+        </w:rPr>
+        <w:t xml:space="preserve"> ٢ </w:t>
+      </w:r>
+      <w:r>
+        <w:rPr>
+          <w:rFonts w:ascii="Noto Sans Arabic" w:cs="Noto Sans Arabic" w:eastAsia="Noto Sans Arabic" w:hAnsi="Noto Sans Arabic"/>
+          <w:sz w:val="21"/>
+          <w:szCs w:val="21"/>
+          <w:rtl/>
+          <w:lang w:bidi="ar-SA"/>
+        </w:rPr>
+        <w:t xml:space="preserve">  مفتاح لكل مجموعة: الحجز، الصيانة، قاعة الدراسة.</w:t>
+      </w:r>
+    </w:p>
+    <w:p>
+      <w:pPr>
+        <w:bidi/>
+        <w:spacing w:before="0" w:after="220" w:line="280" w:lineRule="auto"/>
+        <w:ind w:left="200" w:right="200"/>
+        <w:jc w:val="left"/>
+      </w:pPr>
+      <w:r>
+        <w:rPr>
+          <w:rFonts w:ascii="Noto Sans Arabic" w:cs="Noto Sans Arabic" w:eastAsia="Noto Sans Arabic" w:hAnsi="Noto Sans Arabic"/>
+          <w:b/>
+          <w:bCs/>
+          <w:color w:val="FFFFFF"/>
+          <w:sz w:val="20"/>
+          <w:szCs w:val="20"/>
+          <w:shd w:val="clear" w:color="auto" w:fill="D1342C"/>
+          <w:rtl/>
+          <w:lang w:bidi="ar-SA"/>
+        </w:rPr>
+        <w:t xml:space="preserve"> ٣ </w:t>
+      </w:r>
+      <w:r>
+        <w:rPr>
+          <w:rFonts w:ascii="Noto Sans Arabic" w:cs="Noto Sans Arabic" w:eastAsia="Noto Sans Arabic" w:hAnsi="Noto Sans Arabic"/>
+          <w:sz w:val="21"/>
+          <w:szCs w:val="21"/>
+          <w:rtl/>
+          <w:lang w:bidi="ar-SA"/>
+        </w:rPr>
+        <w:t xml:space="preserve">  مركز الإشعارات (الجرس في الأعلى) يعرض كل الإشعارات المستلمة.</w:t>
       </w:r>
     </w:p>
     <w:p>
@@ -3112,7 +7386,7 @@
           <w:rtl/>
           <w:lang w:bidi="ar-SA"/>
         </w:rPr>
-        <w:t xml:space="preserve">ملخص للأدوار المتاحة وما يمكن لكل منها فعله افتراضياً. يمكن مع ذلك تخصيص أي صلاحية لمستخدم بعينه من الإعدادات المتقدمة (راجع الفصل ١٠).</w:t>
+        <w:t xml:space="preserve">ملخص للأدوار المتاحة وما يمكن لكل منها فعله افتراضياً. يمكن مع ذلك تخصيص أي صلاحية لمستخدم بعينه من الإعدادات المتقدمة (راجع الفصل ١١).</w:t>
       </w:r>
     </w:p>
     <w:tbl>
@@ -4253,7 +8527,7 @@
     <w:pPrDefault>
       <w:pPr>
         <w:bidi/>
-        <w:jc w:val="right"/>
+        <w:jc w:val="left"/>
       </w:pPr>
     </w:pPrDefault>
   </w:docDefaults>
@@ -4274,7 +8548,7 @@
     <w:qFormat/>
     <w:pPr>
       <w:bidi/>
-      <w:jc w:val="right"/>
+      <w:jc w:val="left"/>
     </w:pPr>
     <w:rPr>
       <w:color w:val="2E74B5"/>
@@ -4289,7 +8563,7 @@
     <w:qFormat/>
     <w:pPr>
       <w:bidi/>
-      <w:jc w:val="right"/>
+      <w:jc w:val="left"/>
     </w:pPr>
     <w:rPr>
       <w:color w:val="2E74B5"/>
